--- a/livrables/docx/DIAPALER_AFRICA_Livrable3.docx
+++ b/livrables/docx/DIAPALER_AFRICA_Livrable3.docx
@@ -14337,7 +14337,7 @@
           <w:color w:val="1F2D3D"/>
           <w:sz w:val="18"/>
         </w:rPr>
-        <w:t xml:space="preserve">  // ── Nettoyage complet en 5 étapes</w:t>
+        <w:t xml:space="preserve">  // ── Nettoyage complet en 6 étapes</w:t>
       </w:r>
     </w:p>
     <w:p>
@@ -14382,37 +14382,52 @@
           <w:color w:val="1F2D3D"/>
           <w:sz w:val="18"/>
         </w:rPr>
-        <w:t xml:space="preserve">  UserProfileController.reset();          // 3. Réinitialise le profil en mémoire</w:t>
-      </w:r>
-    </w:p>
-    <w:p>
-      <w:pPr>
-        <w:spacing w:before="0" w:after="0"/>
-        <w:ind w:left="283"/>
-        <w:shd w:val="clear" w:color="auto" w:fill="F3F4F6"/>
-      </w:pPr>
-      <w:r>
-        <w:rPr>
-          <w:rFonts w:ascii="Courier New" w:hAnsi="Courier New"/>
-          <w:color w:val="1F2D3D"/>
-          <w:sz w:val="18"/>
-        </w:rPr>
-        <w:t xml:space="preserve">  appTabIndex.value = 0;                  // 4. Retour à l'onglet Accueil</w:t>
-      </w:r>
-    </w:p>
-    <w:p>
-      <w:pPr>
-        <w:spacing w:before="0" w:after="0"/>
-        <w:ind w:left="283"/>
-        <w:shd w:val="clear" w:color="auto" w:fill="F3F4F6"/>
-      </w:pPr>
-      <w:r>
-        <w:rPr>
-          <w:rFonts w:ascii="Courier New" w:hAnsi="Courier New"/>
-          <w:color w:val="1F2D3D"/>
-          <w:sz w:val="18"/>
-        </w:rPr>
-        <w:t xml:space="preserve">  await AuthService.signOut();           // 5. Révoque la session Firebase Auth</w:t>
+        <w:t xml:space="preserve">  await AgendaController.reset();         // 3. Vide les sessions agenda en mémoire</w:t>
+      </w:r>
+    </w:p>
+    <w:p>
+      <w:pPr>
+        <w:spacing w:before="0" w:after="0"/>
+        <w:ind w:left="283"/>
+        <w:shd w:val="clear" w:color="auto" w:fill="F3F4F6"/>
+      </w:pPr>
+      <w:r>
+        <w:rPr>
+          <w:rFonts w:ascii="Courier New" w:hAnsi="Courier New"/>
+          <w:color w:val="1F2D3D"/>
+          <w:sz w:val="18"/>
+        </w:rPr>
+        <w:t xml:space="preserve">  UserProfileController.reset();          // 4. Réinitialise le profil en mémoire</w:t>
+      </w:r>
+    </w:p>
+    <w:p>
+      <w:pPr>
+        <w:spacing w:before="0" w:after="0"/>
+        <w:ind w:left="283"/>
+        <w:shd w:val="clear" w:color="auto" w:fill="F3F4F6"/>
+      </w:pPr>
+      <w:r>
+        <w:rPr>
+          <w:rFonts w:ascii="Courier New" w:hAnsi="Courier New"/>
+          <w:color w:val="1F2D3D"/>
+          <w:sz w:val="18"/>
+        </w:rPr>
+        <w:t xml:space="preserve">  appTabIndex.value = 0;                  // 5. Retour à l'onglet Accueil</w:t>
+      </w:r>
+    </w:p>
+    <w:p>
+      <w:pPr>
+        <w:spacing w:before="0" w:after="0"/>
+        <w:ind w:left="283"/>
+        <w:shd w:val="clear" w:color="auto" w:fill="F3F4F6"/>
+      </w:pPr>
+      <w:r>
+        <w:rPr>
+          <w:rFonts w:ascii="Courier New" w:hAnsi="Courier New"/>
+          <w:color w:val="1F2D3D"/>
+          <w:sz w:val="18"/>
+        </w:rPr>
+        <w:t xml:space="preserve">  await AuthService.signOut();           // 6. Révoque la session Firebase Auth</w:t>
       </w:r>
     </w:p>
     <w:p>

--- a/livrables/docx/DIAPALER_AFRICA_Livrable3.docx
+++ b/livrables/docx/DIAPALER_AFRICA_Livrable3.docx
@@ -13932,7 +13932,7 @@
           <w:rFonts w:ascii="Calibri" w:hAnsi="Calibri"/>
           <w:sz w:val="22"/>
         </w:rPr>
-        <w:t xml:space="preserve"> en 5 étapes :</w:t>
+        <w:t xml:space="preserve"> en 6 étapes :</w:t>
       </w:r>
     </w:p>
     <w:p>
@@ -15336,7 +15336,7 @@
                 <w:rFonts w:ascii="Calibri" w:hAnsi="Calibri"/>
                 <w:sz w:val="20"/>
               </w:rPr>
-              <w:t>Dialog + 5 étapes (cache + notifs + profil + tab + Auth)</w:t>
+              <w:t>Dialog + 6 étapes (cache + notifs + agenda + profil + tab + Auth)</w:t>
             </w:r>
           </w:p>
         </w:tc>

--- a/livrables/docx/DIAPALER_AFRICA_Livrable3.docx
+++ b/livrables/docx/DIAPALER_AFRICA_Livrable3.docx
@@ -1141,19 +1141,59 @@
     </w:p>
     <w:p>
       <w:pPr>
-        <w:pStyle w:val="Quote"/>
-        <w:ind w:left="567"/>
+        <w:spacing w:before="120" w:after="40"/>
       </w:pPr>
       <w:r>
         <w:rPr>
           <w:rFonts w:ascii="Times New Roman" w:hAnsi="Times New Roman"/>
-          <w:b w:val="0"/>
           <w:i/>
           <w:color w:val="606060"/>
-          <w:sz w:val="20"/>
+          <w:sz w:val="18"/>
         </w:rPr>
-        <w:t>📸 [Insérer ici le logo de l'ESP et/ou une capture de l'application]</w:t>
+        <w:t>📸  [Insérer ici le logo de l'ESP et/ou une capture de l'application]</w:t>
       </w:r>
+    </w:p>
+    <w:tbl>
+      <w:tblPr>
+        <w:tblStyle w:val="TableGrid"/>
+        <w:tblW w:type="auto" w:w="0"/>
+        <w:jc w:val="center"/>
+        <w:tblLook w:firstColumn="1" w:firstRow="1" w:lastColumn="0" w:lastRow="0" w:noHBand="0" w:noVBand="1" w:val="04A0"/>
+      </w:tblPr>
+      <w:tblGrid>
+        <w:gridCol w:w="9072"/>
+      </w:tblGrid>
+      <w:tr>
+        <w:trPr>
+          <w:trHeight w:val="3969" w:hRule="exact"/>
+        </w:trPr>
+        <w:tc>
+          <w:tcPr>
+            <w:tcW w:type="dxa" w:w="9072"/>
+            <w:shd w:val="clear" w:color="auto" w:fill="F0F0F0"/>
+          </w:tcPr>
+          <w:p>
+            <w:pPr>
+              <w:spacing w:before="1080"/>
+              <w:jc w:val="center"/>
+            </w:pPr>
+            <w:r>
+              <w:rPr>
+                <w:rFonts w:ascii="Times New Roman" w:hAnsi="Times New Roman"/>
+                <w:i/>
+                <w:color w:val="B0B0B0"/>
+                <w:sz w:val="20"/>
+              </w:rPr>
+              <w:t>[ Insérer la capture d'écran ici ]</w:t>
+            </w:r>
+          </w:p>
+        </w:tc>
+      </w:tr>
+    </w:tbl>
+    <w:p>
+      <w:pPr>
+        <w:spacing w:after="160"/>
+      </w:pPr>
     </w:p>
     <w:p>
       <w:pPr>
@@ -2713,35 +2753,59 @@
     </w:p>
     <w:p>
       <w:pPr>
-        <w:pStyle w:val="Quote"/>
-        <w:ind w:left="567"/>
+        <w:spacing w:before="120" w:after="40"/>
       </w:pPr>
       <w:r>
         <w:rPr>
           <w:rFonts w:ascii="Times New Roman" w:hAnsi="Times New Roman"/>
-          <w:b w:val="0"/>
           <w:i/>
           <w:color w:val="606060"/>
-          <w:sz w:val="20"/>
+          <w:sz w:val="18"/>
         </w:rPr>
-        <w:t>📸 CAPTURE D'ÉCRAN — Console Firebase : section Authentication avec les comptes créés</w:t>
+        <w:t>📸  Console Firebase : section Authentication avec les comptes créés</w:t>
       </w:r>
     </w:p>
+    <w:tbl>
+      <w:tblPr>
+        <w:tblStyle w:val="TableGrid"/>
+        <w:tblW w:type="auto" w:w="0"/>
+        <w:jc w:val="center"/>
+        <w:tblLook w:firstColumn="1" w:firstRow="1" w:lastColumn="0" w:lastRow="0" w:noHBand="0" w:noVBand="1" w:val="04A0"/>
+      </w:tblPr>
+      <w:tblGrid>
+        <w:gridCol w:w="9072"/>
+      </w:tblGrid>
+      <w:tr>
+        <w:trPr>
+          <w:trHeight w:val="3969" w:hRule="exact"/>
+        </w:trPr>
+        <w:tc>
+          <w:tcPr>
+            <w:tcW w:type="dxa" w:w="9072"/>
+            <w:shd w:val="clear" w:color="auto" w:fill="F0F0F0"/>
+          </w:tcPr>
+          <w:p>
+            <w:pPr>
+              <w:spacing w:before="1080"/>
+              <w:jc w:val="center"/>
+            </w:pPr>
+            <w:r>
+              <w:rPr>
+                <w:rFonts w:ascii="Times New Roman" w:hAnsi="Times New Roman"/>
+                <w:i/>
+                <w:color w:val="B0B0B0"/>
+                <w:sz w:val="20"/>
+              </w:rPr>
+              <w:t>[ Insérer la capture d'écran ici ]</w:t>
+            </w:r>
+          </w:p>
+        </w:tc>
+      </w:tr>
+    </w:tbl>
     <w:p>
       <w:pPr>
-        <w:pStyle w:val="Quote"/>
-        <w:ind w:left="567"/>
+        <w:spacing w:after="160"/>
       </w:pPr>
-      <w:r>
-        <w:rPr>
-          <w:rFonts w:ascii="Times New Roman" w:hAnsi="Times New Roman"/>
-          <w:b w:val="0"/>
-          <w:i/>
-          <w:color w:val="606060"/>
-          <w:sz w:val="20"/>
-        </w:rPr>
-        <w:t>(Insérer ici la capture d'écran)</w:t>
-      </w:r>
     </w:p>
     <w:p>
       <w:pPr>
@@ -5108,35 +5172,59 @@
     </w:p>
     <w:p>
       <w:pPr>
-        <w:pStyle w:val="Quote"/>
-        <w:ind w:left="567"/>
+        <w:spacing w:before="120" w:after="40"/>
       </w:pPr>
       <w:r>
         <w:rPr>
           <w:rFonts w:ascii="Times New Roman" w:hAnsi="Times New Roman"/>
-          <w:b w:val="0"/>
           <w:i/>
           <w:color w:val="606060"/>
-          <w:sz w:val="20"/>
+          <w:sz w:val="18"/>
         </w:rPr>
-        <w:t>📸 CAPTURE D'ÉCRAN — Splash Screen animé au démarrage</w:t>
+        <w:t>📸  Splash Screen animé au démarrage</w:t>
       </w:r>
     </w:p>
+    <w:tbl>
+      <w:tblPr>
+        <w:tblStyle w:val="TableGrid"/>
+        <w:tblW w:type="auto" w:w="0"/>
+        <w:jc w:val="center"/>
+        <w:tblLook w:firstColumn="1" w:firstRow="1" w:lastColumn="0" w:lastRow="0" w:noHBand="0" w:noVBand="1" w:val="04A0"/>
+      </w:tblPr>
+      <w:tblGrid>
+        <w:gridCol w:w="9072"/>
+      </w:tblGrid>
+      <w:tr>
+        <w:trPr>
+          <w:trHeight w:val="3969" w:hRule="exact"/>
+        </w:trPr>
+        <w:tc>
+          <w:tcPr>
+            <w:tcW w:type="dxa" w:w="9072"/>
+            <w:shd w:val="clear" w:color="auto" w:fill="F0F0F0"/>
+          </w:tcPr>
+          <w:p>
+            <w:pPr>
+              <w:spacing w:before="1080"/>
+              <w:jc w:val="center"/>
+            </w:pPr>
+            <w:r>
+              <w:rPr>
+                <w:rFonts w:ascii="Times New Roman" w:hAnsi="Times New Roman"/>
+                <w:i/>
+                <w:color w:val="B0B0B0"/>
+                <w:sz w:val="20"/>
+              </w:rPr>
+              <w:t>[ Insérer la capture d'écran ici ]</w:t>
+            </w:r>
+          </w:p>
+        </w:tc>
+      </w:tr>
+    </w:tbl>
     <w:p>
       <w:pPr>
-        <w:pStyle w:val="Quote"/>
-        <w:ind w:left="567"/>
+        <w:spacing w:after="160"/>
       </w:pPr>
-      <w:r>
-        <w:rPr>
-          <w:rFonts w:ascii="Times New Roman" w:hAnsi="Times New Roman"/>
-          <w:b w:val="0"/>
-          <w:i/>
-          <w:color w:val="606060"/>
-          <w:sz w:val="20"/>
-        </w:rPr>
-        <w:t>(Insérer ici la capture d'écran)</w:t>
-      </w:r>
     </w:p>
     <w:p>
       <w:pPr>
@@ -5627,99 +5715,171 @@
     </w:p>
     <w:p>
       <w:pPr>
-        <w:pStyle w:val="Quote"/>
-        <w:ind w:left="567"/>
+        <w:spacing w:before="120" w:after="40"/>
       </w:pPr>
       <w:r>
         <w:rPr>
           <w:rFonts w:ascii="Times New Roman" w:hAnsi="Times New Roman"/>
-          <w:b w:val="0"/>
           <w:i/>
           <w:color w:val="606060"/>
-          <w:sz w:val="20"/>
+          <w:sz w:val="18"/>
         </w:rPr>
-        <w:t>📸 CAPTURE D'ÉCRAN — Écran de Connexion (état initial)</w:t>
+        <w:t>📸  Écran de Connexion (état initial)</w:t>
       </w:r>
+    </w:p>
+    <w:tbl>
+      <w:tblPr>
+        <w:tblStyle w:val="TableGrid"/>
+        <w:tblW w:type="auto" w:w="0"/>
+        <w:jc w:val="center"/>
+        <w:tblLook w:firstColumn="1" w:firstRow="1" w:lastColumn="0" w:lastRow="0" w:noHBand="0" w:noVBand="1" w:val="04A0"/>
+      </w:tblPr>
+      <w:tblGrid>
+        <w:gridCol w:w="9072"/>
+      </w:tblGrid>
+      <w:tr>
+        <w:trPr>
+          <w:trHeight w:val="3969" w:hRule="exact"/>
+        </w:trPr>
+        <w:tc>
+          <w:tcPr>
+            <w:tcW w:type="dxa" w:w="9072"/>
+            <w:shd w:val="clear" w:color="auto" w:fill="F0F0F0"/>
+          </w:tcPr>
+          <w:p>
+            <w:pPr>
+              <w:spacing w:before="1080"/>
+              <w:jc w:val="center"/>
+            </w:pPr>
+            <w:r>
+              <w:rPr>
+                <w:rFonts w:ascii="Times New Roman" w:hAnsi="Times New Roman"/>
+                <w:i/>
+                <w:color w:val="B0B0B0"/>
+                <w:sz w:val="20"/>
+              </w:rPr>
+              <w:t>[ Insérer la capture d'écran ici ]</w:t>
+            </w:r>
+          </w:p>
+        </w:tc>
+      </w:tr>
+    </w:tbl>
+    <w:p>
+      <w:pPr>
+        <w:spacing w:after="160"/>
+      </w:pPr>
     </w:p>
     <w:p>
       <w:pPr>
-        <w:pStyle w:val="Quote"/>
-        <w:ind w:left="567"/>
+        <w:spacing w:before="120" w:after="40"/>
       </w:pPr>
       <w:r>
         <w:rPr>
           <w:rFonts w:ascii="Times New Roman" w:hAnsi="Times New Roman"/>
-          <w:b w:val="0"/>
           <w:i/>
           <w:color w:val="606060"/>
-          <w:sz w:val="20"/>
+          <w:sz w:val="18"/>
         </w:rPr>
-        <w:t>(Insérer ici la capture d'écran)</w:t>
+        <w:t>📸  Écran de Connexion (erreur : mot de passe incorrect)</w:t>
       </w:r>
+    </w:p>
+    <w:tbl>
+      <w:tblPr>
+        <w:tblStyle w:val="TableGrid"/>
+        <w:tblW w:type="auto" w:w="0"/>
+        <w:jc w:val="center"/>
+        <w:tblLook w:firstColumn="1" w:firstRow="1" w:lastColumn="0" w:lastRow="0" w:noHBand="0" w:noVBand="1" w:val="04A0"/>
+      </w:tblPr>
+      <w:tblGrid>
+        <w:gridCol w:w="9072"/>
+      </w:tblGrid>
+      <w:tr>
+        <w:trPr>
+          <w:trHeight w:val="3969" w:hRule="exact"/>
+        </w:trPr>
+        <w:tc>
+          <w:tcPr>
+            <w:tcW w:type="dxa" w:w="9072"/>
+            <w:shd w:val="clear" w:color="auto" w:fill="F0F0F0"/>
+          </w:tcPr>
+          <w:p>
+            <w:pPr>
+              <w:spacing w:before="1080"/>
+              <w:jc w:val="center"/>
+            </w:pPr>
+            <w:r>
+              <w:rPr>
+                <w:rFonts w:ascii="Times New Roman" w:hAnsi="Times New Roman"/>
+                <w:i/>
+                <w:color w:val="B0B0B0"/>
+                <w:sz w:val="20"/>
+              </w:rPr>
+              <w:t>[ Insérer la capture d'écran ici ]</w:t>
+            </w:r>
+          </w:p>
+        </w:tc>
+      </w:tr>
+    </w:tbl>
+    <w:p>
+      <w:pPr>
+        <w:spacing w:after="160"/>
+      </w:pPr>
     </w:p>
     <w:p>
       <w:pPr>
-        <w:pStyle w:val="Quote"/>
-        <w:ind w:left="567"/>
+        <w:spacing w:before="120" w:after="40"/>
       </w:pPr>
       <w:r>
         <w:rPr>
           <w:rFonts w:ascii="Times New Roman" w:hAnsi="Times New Roman"/>
-          <w:b w:val="0"/>
           <w:i/>
           <w:color w:val="606060"/>
-          <w:sz w:val="20"/>
+          <w:sz w:val="18"/>
         </w:rPr>
-        <w:t>📸 CAPTURE D'ÉCRAN — Écran de Connexion (erreur : mot de passe incorrect)</w:t>
+        <w:t>📸  Écran de Connexion (spinner pendant la connexion)</w:t>
       </w:r>
     </w:p>
+    <w:tbl>
+      <w:tblPr>
+        <w:tblStyle w:val="TableGrid"/>
+        <w:tblW w:type="auto" w:w="0"/>
+        <w:jc w:val="center"/>
+        <w:tblLook w:firstColumn="1" w:firstRow="1" w:lastColumn="0" w:lastRow="0" w:noHBand="0" w:noVBand="1" w:val="04A0"/>
+      </w:tblPr>
+      <w:tblGrid>
+        <w:gridCol w:w="9072"/>
+      </w:tblGrid>
+      <w:tr>
+        <w:trPr>
+          <w:trHeight w:val="3969" w:hRule="exact"/>
+        </w:trPr>
+        <w:tc>
+          <w:tcPr>
+            <w:tcW w:type="dxa" w:w="9072"/>
+            <w:shd w:val="clear" w:color="auto" w:fill="F0F0F0"/>
+          </w:tcPr>
+          <w:p>
+            <w:pPr>
+              <w:spacing w:before="1080"/>
+              <w:jc w:val="center"/>
+            </w:pPr>
+            <w:r>
+              <w:rPr>
+                <w:rFonts w:ascii="Times New Roman" w:hAnsi="Times New Roman"/>
+                <w:i/>
+                <w:color w:val="B0B0B0"/>
+                <w:sz w:val="20"/>
+              </w:rPr>
+              <w:t>[ Insérer la capture d'écran ici ]</w:t>
+            </w:r>
+          </w:p>
+        </w:tc>
+      </w:tr>
+    </w:tbl>
     <w:p>
       <w:pPr>
-        <w:pStyle w:val="Quote"/>
-        <w:ind w:left="567"/>
+        <w:spacing w:after="160"/>
       </w:pPr>
-      <w:r>
-        <w:rPr>
-          <w:rFonts w:ascii="Times New Roman" w:hAnsi="Times New Roman"/>
-          <w:b w:val="0"/>
-          <w:i/>
-          <w:color w:val="606060"/>
-          <w:sz w:val="20"/>
-        </w:rPr>
-        <w:t>(Insérer ici la capture d'écran)</w:t>
-      </w:r>
-    </w:p>
-    <w:p>
-      <w:pPr>
-        <w:pStyle w:val="Quote"/>
-        <w:ind w:left="567"/>
-      </w:pPr>
-      <w:r>
-        <w:rPr>
-          <w:rFonts w:ascii="Times New Roman" w:hAnsi="Times New Roman"/>
-          <w:b w:val="0"/>
-          <w:i/>
-          <w:color w:val="606060"/>
-          <w:sz w:val="20"/>
-        </w:rPr>
-        <w:t>📸 CAPTURE D'ÉCRAN — Écran de Connexion (spinner pendant la connexion)</w:t>
-      </w:r>
-    </w:p>
-    <w:p>
-      <w:pPr>
-        <w:pStyle w:val="Quote"/>
-        <w:ind w:left="567"/>
-      </w:pPr>
-      <w:r>
-        <w:rPr>
-          <w:rFonts w:ascii="Times New Roman" w:hAnsi="Times New Roman"/>
-          <w:b w:val="0"/>
-          <w:i/>
-          <w:color w:val="606060"/>
-          <w:sz w:val="20"/>
-        </w:rPr>
-        <w:t>(Insérer ici la capture d'écran)</w:t>
-      </w:r>
     </w:p>
     <w:p>
       <w:pPr>
@@ -8680,67 +8840,115 @@
     </w:p>
     <w:p>
       <w:pPr>
-        <w:pStyle w:val="Quote"/>
-        <w:ind w:left="567"/>
+        <w:spacing w:before="120" w:after="40"/>
       </w:pPr>
       <w:r>
         <w:rPr>
           <w:rFonts w:ascii="Times New Roman" w:hAnsi="Times New Roman"/>
-          <w:b w:val="0"/>
           <w:i/>
           <w:color w:val="606060"/>
-          <w:sz w:val="20"/>
+          <w:sz w:val="18"/>
         </w:rPr>
-        <w:t>📸 CAPTURE D'ÉCRAN — Inscription Étape 1 (formulaire identité)</w:t>
+        <w:t>📸  Inscription Étape 1 (formulaire identité)</w:t>
       </w:r>
+    </w:p>
+    <w:tbl>
+      <w:tblPr>
+        <w:tblStyle w:val="TableGrid"/>
+        <w:tblW w:type="auto" w:w="0"/>
+        <w:jc w:val="center"/>
+        <w:tblLook w:firstColumn="1" w:firstRow="1" w:lastColumn="0" w:lastRow="0" w:noHBand="0" w:noVBand="1" w:val="04A0"/>
+      </w:tblPr>
+      <w:tblGrid>
+        <w:gridCol w:w="9072"/>
+      </w:tblGrid>
+      <w:tr>
+        <w:trPr>
+          <w:trHeight w:val="3969" w:hRule="exact"/>
+        </w:trPr>
+        <w:tc>
+          <w:tcPr>
+            <w:tcW w:type="dxa" w:w="9072"/>
+            <w:shd w:val="clear" w:color="auto" w:fill="F0F0F0"/>
+          </w:tcPr>
+          <w:p>
+            <w:pPr>
+              <w:spacing w:before="1080"/>
+              <w:jc w:val="center"/>
+            </w:pPr>
+            <w:r>
+              <w:rPr>
+                <w:rFonts w:ascii="Times New Roman" w:hAnsi="Times New Roman"/>
+                <w:i/>
+                <w:color w:val="B0B0B0"/>
+                <w:sz w:val="20"/>
+              </w:rPr>
+              <w:t>[ Insérer la capture d'écran ici ]</w:t>
+            </w:r>
+          </w:p>
+        </w:tc>
+      </w:tr>
+    </w:tbl>
+    <w:p>
+      <w:pPr>
+        <w:spacing w:after="160"/>
+      </w:pPr>
     </w:p>
     <w:p>
       <w:pPr>
-        <w:pStyle w:val="Quote"/>
-        <w:ind w:left="567"/>
+        <w:spacing w:before="120" w:after="40"/>
       </w:pPr>
       <w:r>
         <w:rPr>
           <w:rFonts w:ascii="Times New Roman" w:hAnsi="Times New Roman"/>
-          <w:b w:val="0"/>
           <w:i/>
           <w:color w:val="606060"/>
-          <w:sz w:val="20"/>
+          <w:sz w:val="18"/>
         </w:rPr>
-        <w:t>(Insérer ici la capture d'écran)</w:t>
+        <w:t>📸  Inscription Étape 1 (champs validés en vert)</w:t>
       </w:r>
     </w:p>
+    <w:tbl>
+      <w:tblPr>
+        <w:tblStyle w:val="TableGrid"/>
+        <w:tblW w:type="auto" w:w="0"/>
+        <w:jc w:val="center"/>
+        <w:tblLook w:firstColumn="1" w:firstRow="1" w:lastColumn="0" w:lastRow="0" w:noHBand="0" w:noVBand="1" w:val="04A0"/>
+      </w:tblPr>
+      <w:tblGrid>
+        <w:gridCol w:w="9072"/>
+      </w:tblGrid>
+      <w:tr>
+        <w:trPr>
+          <w:trHeight w:val="3969" w:hRule="exact"/>
+        </w:trPr>
+        <w:tc>
+          <w:tcPr>
+            <w:tcW w:type="dxa" w:w="9072"/>
+            <w:shd w:val="clear" w:color="auto" w:fill="F0F0F0"/>
+          </w:tcPr>
+          <w:p>
+            <w:pPr>
+              <w:spacing w:before="1080"/>
+              <w:jc w:val="center"/>
+            </w:pPr>
+            <w:r>
+              <w:rPr>
+                <w:rFonts w:ascii="Times New Roman" w:hAnsi="Times New Roman"/>
+                <w:i/>
+                <w:color w:val="B0B0B0"/>
+                <w:sz w:val="20"/>
+              </w:rPr>
+              <w:t>[ Insérer la capture d'écran ici ]</w:t>
+            </w:r>
+          </w:p>
+        </w:tc>
+      </w:tr>
+    </w:tbl>
     <w:p>
       <w:pPr>
-        <w:pStyle w:val="Quote"/>
-        <w:ind w:left="567"/>
+        <w:spacing w:after="160"/>
       </w:pPr>
-      <w:r>
-        <w:rPr>
-          <w:rFonts w:ascii="Times New Roman" w:hAnsi="Times New Roman"/>
-          <w:b w:val="0"/>
-          <w:i/>
-          <w:color w:val="606060"/>
-          <w:sz w:val="20"/>
-        </w:rPr>
-        <w:t>📸 CAPTURE D'ÉCRAN — Inscription Étape 1 (champs validés en vert)</w:t>
-      </w:r>
-    </w:p>
-    <w:p>
-      <w:pPr>
-        <w:pStyle w:val="Quote"/>
-        <w:ind w:left="567"/>
-      </w:pPr>
-      <w:r>
-        <w:rPr>
-          <w:rFonts w:ascii="Times New Roman" w:hAnsi="Times New Roman"/>
-          <w:b w:val="0"/>
-          <w:i/>
-          <w:color w:val="606060"/>
-          <w:sz w:val="20"/>
-        </w:rPr>
-        <w:t>(Insérer ici la capture d'écran)</w:t>
-      </w:r>
     </w:p>
     <w:p>
       <w:pPr>
@@ -9050,35 +9258,59 @@
     </w:p>
     <w:p>
       <w:pPr>
-        <w:pStyle w:val="Quote"/>
-        <w:ind w:left="567"/>
+        <w:spacing w:before="120" w:after="40"/>
       </w:pPr>
       <w:r>
         <w:rPr>
           <w:rFonts w:ascii="Times New Roman" w:hAnsi="Times New Roman"/>
-          <w:b w:val="0"/>
           <w:i/>
           <w:color w:val="606060"/>
-          <w:sz w:val="20"/>
+          <w:sz w:val="18"/>
         </w:rPr>
-        <w:t>📸 CAPTURE D'ÉCRAN — Inscription Étape 2 (localisation — pays/ville)</w:t>
+        <w:t>📸  Inscription Étape 2 (localisation — pays/ville)</w:t>
       </w:r>
     </w:p>
+    <w:tbl>
+      <w:tblPr>
+        <w:tblStyle w:val="TableGrid"/>
+        <w:tblW w:type="auto" w:w="0"/>
+        <w:jc w:val="center"/>
+        <w:tblLook w:firstColumn="1" w:firstRow="1" w:lastColumn="0" w:lastRow="0" w:noHBand="0" w:noVBand="1" w:val="04A0"/>
+      </w:tblPr>
+      <w:tblGrid>
+        <w:gridCol w:w="9072"/>
+      </w:tblGrid>
+      <w:tr>
+        <w:trPr>
+          <w:trHeight w:val="3969" w:hRule="exact"/>
+        </w:trPr>
+        <w:tc>
+          <w:tcPr>
+            <w:tcW w:type="dxa" w:w="9072"/>
+            <w:shd w:val="clear" w:color="auto" w:fill="F0F0F0"/>
+          </w:tcPr>
+          <w:p>
+            <w:pPr>
+              <w:spacing w:before="1080"/>
+              <w:jc w:val="center"/>
+            </w:pPr>
+            <w:r>
+              <w:rPr>
+                <w:rFonts w:ascii="Times New Roman" w:hAnsi="Times New Roman"/>
+                <w:i/>
+                <w:color w:val="B0B0B0"/>
+                <w:sz w:val="20"/>
+              </w:rPr>
+              <w:t>[ Insérer la capture d'écran ici ]</w:t>
+            </w:r>
+          </w:p>
+        </w:tc>
+      </w:tr>
+    </w:tbl>
     <w:p>
       <w:pPr>
-        <w:pStyle w:val="Quote"/>
-        <w:ind w:left="567"/>
+        <w:spacing w:after="160"/>
       </w:pPr>
-      <w:r>
-        <w:rPr>
-          <w:rFonts w:ascii="Times New Roman" w:hAnsi="Times New Roman"/>
-          <w:b w:val="0"/>
-          <w:i/>
-          <w:color w:val="606060"/>
-          <w:sz w:val="20"/>
-        </w:rPr>
-        <w:t>(Insérer ici la capture d'écran)</w:t>
-      </w:r>
     </w:p>
     <w:p>
       <w:pPr>
@@ -9545,35 +9777,59 @@
     </w:p>
     <w:p>
       <w:pPr>
-        <w:pStyle w:val="Quote"/>
-        <w:ind w:left="567"/>
+        <w:spacing w:before="120" w:after="40"/>
       </w:pPr>
       <w:r>
         <w:rPr>
           <w:rFonts w:ascii="Times New Roman" w:hAnsi="Times New Roman"/>
-          <w:b w:val="0"/>
           <w:i/>
           <w:color w:val="606060"/>
-          <w:sz w:val="20"/>
+          <w:sz w:val="18"/>
         </w:rPr>
-        <w:t>📸 CAPTURE D'ÉCRAN — Inscription Étape 3 (photo + sélection des intérêts)</w:t>
+        <w:t>📸  Inscription Étape 3 (photo + sélection des intérêts)</w:t>
       </w:r>
     </w:p>
+    <w:tbl>
+      <w:tblPr>
+        <w:tblStyle w:val="TableGrid"/>
+        <w:tblW w:type="auto" w:w="0"/>
+        <w:jc w:val="center"/>
+        <w:tblLook w:firstColumn="1" w:firstRow="1" w:lastColumn="0" w:lastRow="0" w:noHBand="0" w:noVBand="1" w:val="04A0"/>
+      </w:tblPr>
+      <w:tblGrid>
+        <w:gridCol w:w="9072"/>
+      </w:tblGrid>
+      <w:tr>
+        <w:trPr>
+          <w:trHeight w:val="3969" w:hRule="exact"/>
+        </w:trPr>
+        <w:tc>
+          <w:tcPr>
+            <w:tcW w:type="dxa" w:w="9072"/>
+            <w:shd w:val="clear" w:color="auto" w:fill="F0F0F0"/>
+          </w:tcPr>
+          <w:p>
+            <w:pPr>
+              <w:spacing w:before="1080"/>
+              <w:jc w:val="center"/>
+            </w:pPr>
+            <w:r>
+              <w:rPr>
+                <w:rFonts w:ascii="Times New Roman" w:hAnsi="Times New Roman"/>
+                <w:i/>
+                <w:color w:val="B0B0B0"/>
+                <w:sz w:val="20"/>
+              </w:rPr>
+              <w:t>[ Insérer la capture d'écran ici ]</w:t>
+            </w:r>
+          </w:p>
+        </w:tc>
+      </w:tr>
+    </w:tbl>
     <w:p>
       <w:pPr>
-        <w:pStyle w:val="Quote"/>
-        <w:ind w:left="567"/>
+        <w:spacing w:after="160"/>
       </w:pPr>
-      <w:r>
-        <w:rPr>
-          <w:rFonts w:ascii="Times New Roman" w:hAnsi="Times New Roman"/>
-          <w:b w:val="0"/>
-          <w:i/>
-          <w:color w:val="606060"/>
-          <w:sz w:val="20"/>
-        </w:rPr>
-        <w:t>(Insérer ici la capture d'écran)</w:t>
-      </w:r>
     </w:p>
     <w:p>
       <w:pPr>
@@ -10305,67 +10561,115 @@
     </w:p>
     <w:p>
       <w:pPr>
-        <w:pStyle w:val="Quote"/>
-        <w:ind w:left="567"/>
+        <w:spacing w:before="120" w:after="40"/>
       </w:pPr>
       <w:r>
         <w:rPr>
           <w:rFonts w:ascii="Times New Roman" w:hAnsi="Times New Roman"/>
-          <w:b w:val="0"/>
           <w:i/>
           <w:color w:val="606060"/>
-          <w:sz w:val="20"/>
+          <w:sz w:val="18"/>
         </w:rPr>
-        <w:t>📸 CAPTURE D'ÉCRAN — Inscription Étape 4 (téléphone + jauge mot de passe)</w:t>
+        <w:t>📸  Inscription Étape 4 (téléphone + jauge mot de passe)</w:t>
       </w:r>
+    </w:p>
+    <w:tbl>
+      <w:tblPr>
+        <w:tblStyle w:val="TableGrid"/>
+        <w:tblW w:type="auto" w:w="0"/>
+        <w:jc w:val="center"/>
+        <w:tblLook w:firstColumn="1" w:firstRow="1" w:lastColumn="0" w:lastRow="0" w:noHBand="0" w:noVBand="1" w:val="04A0"/>
+      </w:tblPr>
+      <w:tblGrid>
+        <w:gridCol w:w="9072"/>
+      </w:tblGrid>
+      <w:tr>
+        <w:trPr>
+          <w:trHeight w:val="3969" w:hRule="exact"/>
+        </w:trPr>
+        <w:tc>
+          <w:tcPr>
+            <w:tcW w:type="dxa" w:w="9072"/>
+            <w:shd w:val="clear" w:color="auto" w:fill="F0F0F0"/>
+          </w:tcPr>
+          <w:p>
+            <w:pPr>
+              <w:spacing w:before="1080"/>
+              <w:jc w:val="center"/>
+            </w:pPr>
+            <w:r>
+              <w:rPr>
+                <w:rFonts w:ascii="Times New Roman" w:hAnsi="Times New Roman"/>
+                <w:i/>
+                <w:color w:val="B0B0B0"/>
+                <w:sz w:val="20"/>
+              </w:rPr>
+              <w:t>[ Insérer la capture d'écran ici ]</w:t>
+            </w:r>
+          </w:p>
+        </w:tc>
+      </w:tr>
+    </w:tbl>
+    <w:p>
+      <w:pPr>
+        <w:spacing w:after="160"/>
+      </w:pPr>
     </w:p>
     <w:p>
       <w:pPr>
-        <w:pStyle w:val="Quote"/>
-        <w:ind w:left="567"/>
+        <w:spacing w:before="120" w:after="40"/>
       </w:pPr>
       <w:r>
         <w:rPr>
           <w:rFonts w:ascii="Times New Roman" w:hAnsi="Times New Roman"/>
-          <w:b w:val="0"/>
           <w:i/>
           <w:color w:val="606060"/>
-          <w:sz w:val="20"/>
+          <w:sz w:val="18"/>
         </w:rPr>
-        <w:t>(Insérer ici la capture d'écran)</w:t>
+        <w:t>📸  Inscription Étape 4 (jauge de force "Excellent")</w:t>
       </w:r>
     </w:p>
+    <w:tbl>
+      <w:tblPr>
+        <w:tblStyle w:val="TableGrid"/>
+        <w:tblW w:type="auto" w:w="0"/>
+        <w:jc w:val="center"/>
+        <w:tblLook w:firstColumn="1" w:firstRow="1" w:lastColumn="0" w:lastRow="0" w:noHBand="0" w:noVBand="1" w:val="04A0"/>
+      </w:tblPr>
+      <w:tblGrid>
+        <w:gridCol w:w="9072"/>
+      </w:tblGrid>
+      <w:tr>
+        <w:trPr>
+          <w:trHeight w:val="3969" w:hRule="exact"/>
+        </w:trPr>
+        <w:tc>
+          <w:tcPr>
+            <w:tcW w:type="dxa" w:w="9072"/>
+            <w:shd w:val="clear" w:color="auto" w:fill="F0F0F0"/>
+          </w:tcPr>
+          <w:p>
+            <w:pPr>
+              <w:spacing w:before="1080"/>
+              <w:jc w:val="center"/>
+            </w:pPr>
+            <w:r>
+              <w:rPr>
+                <w:rFonts w:ascii="Times New Roman" w:hAnsi="Times New Roman"/>
+                <w:i/>
+                <w:color w:val="B0B0B0"/>
+                <w:sz w:val="20"/>
+              </w:rPr>
+              <w:t>[ Insérer la capture d'écran ici ]</w:t>
+            </w:r>
+          </w:p>
+        </w:tc>
+      </w:tr>
+    </w:tbl>
     <w:p>
       <w:pPr>
-        <w:pStyle w:val="Quote"/>
-        <w:ind w:left="567"/>
+        <w:spacing w:after="160"/>
       </w:pPr>
-      <w:r>
-        <w:rPr>
-          <w:rFonts w:ascii="Times New Roman" w:hAnsi="Times New Roman"/>
-          <w:b w:val="0"/>
-          <w:i/>
-          <w:color w:val="606060"/>
-          <w:sz w:val="20"/>
-        </w:rPr>
-        <w:t>📸 CAPTURE D'ÉCRAN — Inscription Étape 4 (jauge de force "Excellent")</w:t>
-      </w:r>
-    </w:p>
-    <w:p>
-      <w:pPr>
-        <w:pStyle w:val="Quote"/>
-        <w:ind w:left="567"/>
-      </w:pPr>
-      <w:r>
-        <w:rPr>
-          <w:rFonts w:ascii="Times New Roman" w:hAnsi="Times New Roman"/>
-          <w:b w:val="0"/>
-          <w:i/>
-          <w:color w:val="606060"/>
-          <w:sz w:val="20"/>
-        </w:rPr>
-        <w:t>(Insérer ici la capture d'écran)</w:t>
-      </w:r>
     </w:p>
     <w:p>
       <w:pPr>
@@ -10749,35 +11053,59 @@
     </w:p>
     <w:p>
       <w:pPr>
-        <w:pStyle w:val="Quote"/>
-        <w:ind w:left="567"/>
+        <w:spacing w:before="120" w:after="40"/>
       </w:pPr>
       <w:r>
         <w:rPr>
           <w:rFonts w:ascii="Times New Roman" w:hAnsi="Times New Roman"/>
-          <w:b w:val="0"/>
           <w:i/>
           <w:color w:val="606060"/>
-          <w:sz w:val="20"/>
+          <w:sz w:val="18"/>
         </w:rPr>
-        <w:t>📸 CAPTURE D'ÉCRAN — Barre de progression Étape 3 sur 4 (3 segments amber)</w:t>
+        <w:t>📸  Barre de progression Étape 3 sur 4 (3 segments amber)</w:t>
       </w:r>
     </w:p>
+    <w:tbl>
+      <w:tblPr>
+        <w:tblStyle w:val="TableGrid"/>
+        <w:tblW w:type="auto" w:w="0"/>
+        <w:jc w:val="center"/>
+        <w:tblLook w:firstColumn="1" w:firstRow="1" w:lastColumn="0" w:lastRow="0" w:noHBand="0" w:noVBand="1" w:val="04A0"/>
+      </w:tblPr>
+      <w:tblGrid>
+        <w:gridCol w:w="9072"/>
+      </w:tblGrid>
+      <w:tr>
+        <w:trPr>
+          <w:trHeight w:val="3969" w:hRule="exact"/>
+        </w:trPr>
+        <w:tc>
+          <w:tcPr>
+            <w:tcW w:type="dxa" w:w="9072"/>
+            <w:shd w:val="clear" w:color="auto" w:fill="F0F0F0"/>
+          </w:tcPr>
+          <w:p>
+            <w:pPr>
+              <w:spacing w:before="1080"/>
+              <w:jc w:val="center"/>
+            </w:pPr>
+            <w:r>
+              <w:rPr>
+                <w:rFonts w:ascii="Times New Roman" w:hAnsi="Times New Roman"/>
+                <w:i/>
+                <w:color w:val="B0B0B0"/>
+                <w:sz w:val="20"/>
+              </w:rPr>
+              <w:t>[ Insérer la capture d'écran ici ]</w:t>
+            </w:r>
+          </w:p>
+        </w:tc>
+      </w:tr>
+    </w:tbl>
     <w:p>
       <w:pPr>
-        <w:pStyle w:val="Quote"/>
-        <w:ind w:left="567"/>
+        <w:spacing w:after="160"/>
       </w:pPr>
-      <w:r>
-        <w:rPr>
-          <w:rFonts w:ascii="Times New Roman" w:hAnsi="Times New Roman"/>
-          <w:b w:val="0"/>
-          <w:i/>
-          <w:color w:val="606060"/>
-          <w:sz w:val="20"/>
-        </w:rPr>
-        <w:t>(Insérer ici la capture d'écran)</w:t>
-      </w:r>
     </w:p>
     <w:p>
       <w:pPr>
@@ -11409,67 +11737,115 @@
     </w:p>
     <w:p>
       <w:pPr>
-        <w:pStyle w:val="Quote"/>
-        <w:ind w:left="567"/>
+        <w:spacing w:before="120" w:after="40"/>
       </w:pPr>
       <w:r>
         <w:rPr>
           <w:rFonts w:ascii="Times New Roman" w:hAnsi="Times New Roman"/>
-          <w:b w:val="0"/>
           <w:i/>
           <w:color w:val="606060"/>
-          <w:sz w:val="20"/>
+          <w:sz w:val="18"/>
         </w:rPr>
-        <w:t>📸 CAPTURE D'ÉCRAN — Bouton S'INSCRIRE actif (toutes étapes valides)</w:t>
+        <w:t>📸  Bouton S'INSCRIRE actif (toutes étapes valides)</w:t>
       </w:r>
+    </w:p>
+    <w:tbl>
+      <w:tblPr>
+        <w:tblStyle w:val="TableGrid"/>
+        <w:tblW w:type="auto" w:w="0"/>
+        <w:jc w:val="center"/>
+        <w:tblLook w:firstColumn="1" w:firstRow="1" w:lastColumn="0" w:lastRow="0" w:noHBand="0" w:noVBand="1" w:val="04A0"/>
+      </w:tblPr>
+      <w:tblGrid>
+        <w:gridCol w:w="9072"/>
+      </w:tblGrid>
+      <w:tr>
+        <w:trPr>
+          <w:trHeight w:val="3969" w:hRule="exact"/>
+        </w:trPr>
+        <w:tc>
+          <w:tcPr>
+            <w:tcW w:type="dxa" w:w="9072"/>
+            <w:shd w:val="clear" w:color="auto" w:fill="F0F0F0"/>
+          </w:tcPr>
+          <w:p>
+            <w:pPr>
+              <w:spacing w:before="1080"/>
+              <w:jc w:val="center"/>
+            </w:pPr>
+            <w:r>
+              <w:rPr>
+                <w:rFonts w:ascii="Times New Roman" w:hAnsi="Times New Roman"/>
+                <w:i/>
+                <w:color w:val="B0B0B0"/>
+                <w:sz w:val="20"/>
+              </w:rPr>
+              <w:t>[ Insérer la capture d'écran ici ]</w:t>
+            </w:r>
+          </w:p>
+        </w:tc>
+      </w:tr>
+    </w:tbl>
+    <w:p>
+      <w:pPr>
+        <w:spacing w:after="160"/>
+      </w:pPr>
     </w:p>
     <w:p>
       <w:pPr>
-        <w:pStyle w:val="Quote"/>
-        <w:ind w:left="567"/>
+        <w:spacing w:before="120" w:after="40"/>
       </w:pPr>
       <w:r>
         <w:rPr>
           <w:rFonts w:ascii="Times New Roman" w:hAnsi="Times New Roman"/>
-          <w:b w:val="0"/>
           <w:i/>
           <w:color w:val="606060"/>
-          <w:sz w:val="20"/>
+          <w:sz w:val="18"/>
         </w:rPr>
-        <w:t>(Insérer ici la capture d'écran)</w:t>
+        <w:t>📸  Onboarding après inscription réussie</w:t>
       </w:r>
     </w:p>
+    <w:tbl>
+      <w:tblPr>
+        <w:tblStyle w:val="TableGrid"/>
+        <w:tblW w:type="auto" w:w="0"/>
+        <w:jc w:val="center"/>
+        <w:tblLook w:firstColumn="1" w:firstRow="1" w:lastColumn="0" w:lastRow="0" w:noHBand="0" w:noVBand="1" w:val="04A0"/>
+      </w:tblPr>
+      <w:tblGrid>
+        <w:gridCol w:w="9072"/>
+      </w:tblGrid>
+      <w:tr>
+        <w:trPr>
+          <w:trHeight w:val="3969" w:hRule="exact"/>
+        </w:trPr>
+        <w:tc>
+          <w:tcPr>
+            <w:tcW w:type="dxa" w:w="9072"/>
+            <w:shd w:val="clear" w:color="auto" w:fill="F0F0F0"/>
+          </w:tcPr>
+          <w:p>
+            <w:pPr>
+              <w:spacing w:before="1080"/>
+              <w:jc w:val="center"/>
+            </w:pPr>
+            <w:r>
+              <w:rPr>
+                <w:rFonts w:ascii="Times New Roman" w:hAnsi="Times New Roman"/>
+                <w:i/>
+                <w:color w:val="B0B0B0"/>
+                <w:sz w:val="20"/>
+              </w:rPr>
+              <w:t>[ Insérer la capture d'écran ici ]</w:t>
+            </w:r>
+          </w:p>
+        </w:tc>
+      </w:tr>
+    </w:tbl>
     <w:p>
       <w:pPr>
-        <w:pStyle w:val="Quote"/>
-        <w:ind w:left="567"/>
+        <w:spacing w:after="160"/>
       </w:pPr>
-      <w:r>
-        <w:rPr>
-          <w:rFonts w:ascii="Times New Roman" w:hAnsi="Times New Roman"/>
-          <w:b w:val="0"/>
-          <w:i/>
-          <w:color w:val="606060"/>
-          <w:sz w:val="20"/>
-        </w:rPr>
-        <w:t>📸 CAPTURE D'ÉCRAN — Onboarding après inscription réussie</w:t>
-      </w:r>
-    </w:p>
-    <w:p>
-      <w:pPr>
-        <w:pStyle w:val="Quote"/>
-        <w:ind w:left="567"/>
-      </w:pPr>
-      <w:r>
-        <w:rPr>
-          <w:rFonts w:ascii="Times New Roman" w:hAnsi="Times New Roman"/>
-          <w:b w:val="0"/>
-          <w:i/>
-          <w:color w:val="606060"/>
-          <w:sz w:val="20"/>
-        </w:rPr>
-        <w:t>(Insérer ici la capture d'écran)</w:t>
-      </w:r>
     </w:p>
     <w:p>
       <w:pPr>
@@ -12721,67 +13097,115 @@
     </w:p>
     <w:p>
       <w:pPr>
-        <w:pStyle w:val="Quote"/>
-        <w:ind w:left="567"/>
+        <w:spacing w:before="120" w:after="40"/>
       </w:pPr>
       <w:r>
         <w:rPr>
           <w:rFonts w:ascii="Times New Roman" w:hAnsi="Times New Roman"/>
-          <w:b w:val="0"/>
           <w:i/>
           <w:color w:val="606060"/>
-          <w:sz w:val="20"/>
+          <w:sz w:val="18"/>
         </w:rPr>
-        <w:t>📸 CAPTURE D'ÉCRAN — Écran Mot de Passe Oublié (formulaire)</w:t>
+        <w:t>📸  Écran Mot de Passe Oublié (formulaire)</w:t>
       </w:r>
+    </w:p>
+    <w:tbl>
+      <w:tblPr>
+        <w:tblStyle w:val="TableGrid"/>
+        <w:tblW w:type="auto" w:w="0"/>
+        <w:jc w:val="center"/>
+        <w:tblLook w:firstColumn="1" w:firstRow="1" w:lastColumn="0" w:lastRow="0" w:noHBand="0" w:noVBand="1" w:val="04A0"/>
+      </w:tblPr>
+      <w:tblGrid>
+        <w:gridCol w:w="9072"/>
+      </w:tblGrid>
+      <w:tr>
+        <w:trPr>
+          <w:trHeight w:val="3969" w:hRule="exact"/>
+        </w:trPr>
+        <w:tc>
+          <w:tcPr>
+            <w:tcW w:type="dxa" w:w="9072"/>
+            <w:shd w:val="clear" w:color="auto" w:fill="F0F0F0"/>
+          </w:tcPr>
+          <w:p>
+            <w:pPr>
+              <w:spacing w:before="1080"/>
+              <w:jc w:val="center"/>
+            </w:pPr>
+            <w:r>
+              <w:rPr>
+                <w:rFonts w:ascii="Times New Roman" w:hAnsi="Times New Roman"/>
+                <w:i/>
+                <w:color w:val="B0B0B0"/>
+                <w:sz w:val="20"/>
+              </w:rPr>
+              <w:t>[ Insérer la capture d'écran ici ]</w:t>
+            </w:r>
+          </w:p>
+        </w:tc>
+      </w:tr>
+    </w:tbl>
+    <w:p>
+      <w:pPr>
+        <w:spacing w:after="160"/>
+      </w:pPr>
     </w:p>
     <w:p>
       <w:pPr>
-        <w:pStyle w:val="Quote"/>
-        <w:ind w:left="567"/>
+        <w:spacing w:before="120" w:after="40"/>
       </w:pPr>
       <w:r>
         <w:rPr>
           <w:rFonts w:ascii="Times New Roman" w:hAnsi="Times New Roman"/>
-          <w:b w:val="0"/>
           <w:i/>
           <w:color w:val="606060"/>
-          <w:sz w:val="20"/>
+          <w:sz w:val="18"/>
         </w:rPr>
-        <w:t>(Insérer ici la capture d'écran)</w:t>
+        <w:t>📸  Écran Mot de Passe Oublié (confirmation : email envoyé)</w:t>
       </w:r>
     </w:p>
+    <w:tbl>
+      <w:tblPr>
+        <w:tblStyle w:val="TableGrid"/>
+        <w:tblW w:type="auto" w:w="0"/>
+        <w:jc w:val="center"/>
+        <w:tblLook w:firstColumn="1" w:firstRow="1" w:lastColumn="0" w:lastRow="0" w:noHBand="0" w:noVBand="1" w:val="04A0"/>
+      </w:tblPr>
+      <w:tblGrid>
+        <w:gridCol w:w="9072"/>
+      </w:tblGrid>
+      <w:tr>
+        <w:trPr>
+          <w:trHeight w:val="3969" w:hRule="exact"/>
+        </w:trPr>
+        <w:tc>
+          <w:tcPr>
+            <w:tcW w:type="dxa" w:w="9072"/>
+            <w:shd w:val="clear" w:color="auto" w:fill="F0F0F0"/>
+          </w:tcPr>
+          <w:p>
+            <w:pPr>
+              <w:spacing w:before="1080"/>
+              <w:jc w:val="center"/>
+            </w:pPr>
+            <w:r>
+              <w:rPr>
+                <w:rFonts w:ascii="Times New Roman" w:hAnsi="Times New Roman"/>
+                <w:i/>
+                <w:color w:val="B0B0B0"/>
+                <w:sz w:val="20"/>
+              </w:rPr>
+              <w:t>[ Insérer la capture d'écran ici ]</w:t>
+            </w:r>
+          </w:p>
+        </w:tc>
+      </w:tr>
+    </w:tbl>
     <w:p>
       <w:pPr>
-        <w:pStyle w:val="Quote"/>
-        <w:ind w:left="567"/>
+        <w:spacing w:after="160"/>
       </w:pPr>
-      <w:r>
-        <w:rPr>
-          <w:rFonts w:ascii="Times New Roman" w:hAnsi="Times New Roman"/>
-          <w:b w:val="0"/>
-          <w:i/>
-          <w:color w:val="606060"/>
-          <w:sz w:val="20"/>
-        </w:rPr>
-        <w:t>📸 CAPTURE D'ÉCRAN — Écran Mot de Passe Oublié (confirmation : email envoyé)</w:t>
-      </w:r>
-    </w:p>
-    <w:p>
-      <w:pPr>
-        <w:pStyle w:val="Quote"/>
-        <w:ind w:left="567"/>
-      </w:pPr>
-      <w:r>
-        <w:rPr>
-          <w:rFonts w:ascii="Times New Roman" w:hAnsi="Times New Roman"/>
-          <w:b w:val="0"/>
-          <w:i/>
-          <w:color w:val="606060"/>
-          <w:sz w:val="20"/>
-        </w:rPr>
-        <w:t>(Insérer ici la capture d'écran)</w:t>
-      </w:r>
     </w:p>
     <w:p>
       <w:pPr>
@@ -13540,67 +13964,115 @@
     </w:p>
     <w:p>
       <w:pPr>
-        <w:pStyle w:val="Quote"/>
-        <w:ind w:left="567"/>
+        <w:spacing w:before="120" w:after="40"/>
       </w:pPr>
       <w:r>
         <w:rPr>
           <w:rFonts w:ascii="Times New Roman" w:hAnsi="Times New Roman"/>
-          <w:b w:val="0"/>
           <w:i/>
           <w:color w:val="606060"/>
-          <w:sz w:val="20"/>
+          <w:sz w:val="18"/>
         </w:rPr>
-        <w:t>📸 CAPTURE D'ÉCRAN — Dialog de confirmation de déconnexion</w:t>
+        <w:t>📸  Dialog de confirmation de déconnexion</w:t>
       </w:r>
+    </w:p>
+    <w:tbl>
+      <w:tblPr>
+        <w:tblStyle w:val="TableGrid"/>
+        <w:tblW w:type="auto" w:w="0"/>
+        <w:jc w:val="center"/>
+        <w:tblLook w:firstColumn="1" w:firstRow="1" w:lastColumn="0" w:lastRow="0" w:noHBand="0" w:noVBand="1" w:val="04A0"/>
+      </w:tblPr>
+      <w:tblGrid>
+        <w:gridCol w:w="9072"/>
+      </w:tblGrid>
+      <w:tr>
+        <w:trPr>
+          <w:trHeight w:val="3969" w:hRule="exact"/>
+        </w:trPr>
+        <w:tc>
+          <w:tcPr>
+            <w:tcW w:type="dxa" w:w="9072"/>
+            <w:shd w:val="clear" w:color="auto" w:fill="F0F0F0"/>
+          </w:tcPr>
+          <w:p>
+            <w:pPr>
+              <w:spacing w:before="1080"/>
+              <w:jc w:val="center"/>
+            </w:pPr>
+            <w:r>
+              <w:rPr>
+                <w:rFonts w:ascii="Times New Roman" w:hAnsi="Times New Roman"/>
+                <w:i/>
+                <w:color w:val="B0B0B0"/>
+                <w:sz w:val="20"/>
+              </w:rPr>
+              <w:t>[ Insérer la capture d'écran ici ]</w:t>
+            </w:r>
+          </w:p>
+        </w:tc>
+      </w:tr>
+    </w:tbl>
+    <w:p>
+      <w:pPr>
+        <w:spacing w:after="160"/>
+      </w:pPr>
     </w:p>
     <w:p>
       <w:pPr>
-        <w:pStyle w:val="Quote"/>
-        <w:ind w:left="567"/>
+        <w:spacing w:before="120" w:after="40"/>
       </w:pPr>
       <w:r>
         <w:rPr>
           <w:rFonts w:ascii="Times New Roman" w:hAnsi="Times New Roman"/>
-          <w:b w:val="0"/>
           <w:i/>
           <w:color w:val="606060"/>
-          <w:sz w:val="20"/>
+          <w:sz w:val="18"/>
         </w:rPr>
-        <w:t>(Insérer ici la capture d'écran)</w:t>
+        <w:t>📸  Retour à l'écran de sélection de rôle après déconnexion</w:t>
       </w:r>
     </w:p>
+    <w:tbl>
+      <w:tblPr>
+        <w:tblStyle w:val="TableGrid"/>
+        <w:tblW w:type="auto" w:w="0"/>
+        <w:jc w:val="center"/>
+        <w:tblLook w:firstColumn="1" w:firstRow="1" w:lastColumn="0" w:lastRow="0" w:noHBand="0" w:noVBand="1" w:val="04A0"/>
+      </w:tblPr>
+      <w:tblGrid>
+        <w:gridCol w:w="9072"/>
+      </w:tblGrid>
+      <w:tr>
+        <w:trPr>
+          <w:trHeight w:val="3969" w:hRule="exact"/>
+        </w:trPr>
+        <w:tc>
+          <w:tcPr>
+            <w:tcW w:type="dxa" w:w="9072"/>
+            <w:shd w:val="clear" w:color="auto" w:fill="F0F0F0"/>
+          </w:tcPr>
+          <w:p>
+            <w:pPr>
+              <w:spacing w:before="1080"/>
+              <w:jc w:val="center"/>
+            </w:pPr>
+            <w:r>
+              <w:rPr>
+                <w:rFonts w:ascii="Times New Roman" w:hAnsi="Times New Roman"/>
+                <w:i/>
+                <w:color w:val="B0B0B0"/>
+                <w:sz w:val="20"/>
+              </w:rPr>
+              <w:t>[ Insérer la capture d'écran ici ]</w:t>
+            </w:r>
+          </w:p>
+        </w:tc>
+      </w:tr>
+    </w:tbl>
     <w:p>
       <w:pPr>
-        <w:pStyle w:val="Quote"/>
-        <w:ind w:left="567"/>
+        <w:spacing w:after="160"/>
       </w:pPr>
-      <w:r>
-        <w:rPr>
-          <w:rFonts w:ascii="Times New Roman" w:hAnsi="Times New Roman"/>
-          <w:b w:val="0"/>
-          <w:i/>
-          <w:color w:val="606060"/>
-          <w:sz w:val="20"/>
-        </w:rPr>
-        <w:t>📸 CAPTURE D'ÉCRAN — Retour à l'écran de sélection de rôle après déconnexion</w:t>
-      </w:r>
-    </w:p>
-    <w:p>
-      <w:pPr>
-        <w:pStyle w:val="Quote"/>
-        <w:ind w:left="567"/>
-      </w:pPr>
-      <w:r>
-        <w:rPr>
-          <w:rFonts w:ascii="Times New Roman" w:hAnsi="Times New Roman"/>
-          <w:b w:val="0"/>
-          <w:i/>
-          <w:color w:val="606060"/>
-          <w:sz w:val="20"/>
-        </w:rPr>
-        <w:t>(Insérer ici la capture d'écran)</w:t>
-      </w:r>
     </w:p>
     <w:p>
       <w:pPr>

--- a/livrables/docx/DIAPALER_AFRICA_Livrable3.docx
+++ b/livrables/docx/DIAPALER_AFRICA_Livrable3.docx
@@ -422,7 +422,7 @@
                 <w:rFonts w:ascii="Times New Roman" w:hAnsi="Times New Roman"/>
                 <w:sz w:val="20"/>
               </w:rPr>
-              <w:t>L3 Genie Informatique</w:t>
+              <w:t>L3GLSIB</w:t>
             </w:r>
           </w:p>
         </w:tc>
@@ -459,7 +459,7 @@
                 <w:rFonts w:ascii="Times New Roman" w:hAnsi="Times New Roman"/>
                 <w:sz w:val="20"/>
               </w:rPr>
-              <w:t>[Nom du Professeur]</w:t>
+              <w:t>Mr Ndiaye</w:t>
             </w:r>
           </w:p>
         </w:tc>
@@ -1165,16 +1165,22 @@
       </w:tblGrid>
       <w:tr>
         <w:trPr>
-          <w:trHeight w:val="3969" w:hRule="exact"/>
+          <w:trHeight w:val="1701" w:hRule="atLeast"/>
         </w:trPr>
         <w:tc>
           <w:tcPr>
             <w:tcW w:type="dxa" w:w="9072"/>
             <w:shd w:val="clear" w:color="auto" w:fill="F0F0F0"/>
+            <w:tcMar>
+              <w:top w:w="113" w:type="dxa"/>
+              <w:left w:w="113" w:type="dxa"/>
+              <w:bottom w:w="113" w:type="dxa"/>
+              <w:right w:w="113" w:type="dxa"/>
+            </w:tcMar>
           </w:tcPr>
           <w:p>
             <w:pPr>
-              <w:spacing w:before="1080"/>
+              <w:spacing w:before="200" w:after="200"/>
               <w:jc w:val="center"/>
             </w:pPr>
             <w:r>
@@ -1552,21 +1558,7 @@
           <w:i w:val="0"/>
           <w:sz w:val="21"/>
         </w:rPr>
-        <w:t>[4.6 Barre de progression animée](#46-barre-de-progression-animée)</w:t>
-      </w:r>
-    </w:p>
-    <w:p>
-      <w:pPr>
-        <w:pStyle w:val="ListBullet"/>
-      </w:pPr>
-      <w:r>
-        <w:rPr>
-          <w:rFonts w:ascii="Times New Roman" w:hAnsi="Times New Roman"/>
-          <w:b w:val="0"/>
-          <w:i w:val="0"/>
-          <w:sz w:val="21"/>
-        </w:rPr>
-        <w:t>[4.7 Soumission et création du compte](#47-soumission-et-création-du-compte)</w:t>
+        <w:t>[4.6 Soumission et création du compte](#46-soumission-et-création-du-compte)</w:t>
       </w:r>
     </w:p>
     <w:p>
@@ -2777,16 +2769,22 @@
       </w:tblGrid>
       <w:tr>
         <w:trPr>
-          <w:trHeight w:val="3969" w:hRule="exact"/>
+          <w:trHeight w:val="1701" w:hRule="atLeast"/>
         </w:trPr>
         <w:tc>
           <w:tcPr>
             <w:tcW w:type="dxa" w:w="9072"/>
             <w:shd w:val="clear" w:color="auto" w:fill="F0F0F0"/>
+            <w:tcMar>
+              <w:top w:w="113" w:type="dxa"/>
+              <w:left w:w="113" w:type="dxa"/>
+              <w:bottom w:w="113" w:type="dxa"/>
+              <w:right w:w="113" w:type="dxa"/>
+            </w:tcMar>
           </w:tcPr>
           <w:p>
             <w:pPr>
-              <w:spacing w:before="1080"/>
+              <w:spacing w:before="200" w:after="200"/>
               <w:jc w:val="center"/>
             </w:pPr>
             <w:r>
@@ -4711,467 +4709,6 @@
     </w:p>
     <w:p>
       <w:pPr>
-        <w:spacing w:after="120"/>
-      </w:pPr>
-      <w:r>
-        <w:rPr>
-          <w:rFonts w:ascii="Times New Roman" w:hAnsi="Times New Roman"/>
-          <w:b w:val="0"/>
-          <w:i w:val="0"/>
-          <w:sz w:val="22"/>
-        </w:rPr>
-        <w:t>Avantages de cette approche vs StreamBuilder :</w:t>
-      </w:r>
-    </w:p>
-    <w:tbl>
-      <w:tblPr>
-        <w:tblStyle w:val="TableGrid"/>
-        <w:tblW w:type="auto" w:w="0"/>
-        <w:jc w:val="left"/>
-        <w:tblLook w:firstColumn="1" w:firstRow="1" w:lastColumn="0" w:lastRow="0" w:noHBand="0" w:noVBand="1" w:val="04A0"/>
-      </w:tblPr>
-      <w:tblGrid>
-        <w:gridCol w:w="3024"/>
-        <w:gridCol w:w="3024"/>
-        <w:gridCol w:w="3024"/>
-      </w:tblGrid>
-      <w:tr>
-        <w:tc>
-          <w:tcPr>
-            <w:tcW w:type="dxa" w:w="3024"/>
-            <w:vAlign w:val="center"/>
-            <w:shd w:val="clear" w:color="auto" w:fill="D9D9D9"/>
-          </w:tcPr>
-          <w:p>
-            <w:pPr>
-              <w:spacing w:before="40" w:after="40"/>
-            </w:pPr>
-            <w:r>
-              <w:rPr>
-                <w:rFonts w:ascii="Times New Roman" w:hAnsi="Times New Roman"/>
-                <w:b/>
-                <w:i w:val="0"/>
-                <w:sz w:val="19"/>
-              </w:rPr>
-              <w:t>Critère</w:t>
-            </w:r>
-          </w:p>
-        </w:tc>
-        <w:tc>
-          <w:tcPr>
-            <w:tcW w:type="dxa" w:w="3024"/>
-            <w:vAlign w:val="center"/>
-            <w:shd w:val="clear" w:color="auto" w:fill="D9D9D9"/>
-          </w:tcPr>
-          <w:p>
-            <w:pPr>
-              <w:spacing w:before="40" w:after="40"/>
-            </w:pPr>
-            <w:r>
-              <w:rPr>
-                <w:rFonts w:ascii="Times New Roman" w:hAnsi="Times New Roman"/>
-                <w:b/>
-                <w:i w:val="0"/>
-                <w:sz w:val="19"/>
-              </w:rPr>
-              <w:t>StreamBuilder&lt;User?&gt;</w:t>
-            </w:r>
-          </w:p>
-        </w:tc>
-        <w:tc>
-          <w:tcPr>
-            <w:tcW w:type="dxa" w:w="3024"/>
-            <w:vAlign w:val="center"/>
-            <w:shd w:val="clear" w:color="auto" w:fill="D9D9D9"/>
-          </w:tcPr>
-          <w:p>
-            <w:pPr>
-              <w:spacing w:before="40" w:after="40"/>
-            </w:pPr>
-            <w:r>
-              <w:rPr>
-                <w:rFonts w:ascii="Times New Roman" w:hAnsi="Times New Roman"/>
-                <w:b/>
-                <w:i w:val="0"/>
-                <w:sz w:val="19"/>
-              </w:rPr>
-              <w:t>_bootstrap()</w:t>
-            </w:r>
-            <w:r>
-              <w:rPr>
-                <w:rFonts w:ascii="Times New Roman" w:hAnsi="Times New Roman"/>
-                <w:b/>
-                <w:i w:val="0"/>
-                <w:sz w:val="19"/>
-              </w:rPr>
-              <w:t xml:space="preserve"> (notre approche)</w:t>
-            </w:r>
-          </w:p>
-        </w:tc>
-      </w:tr>
-      <w:tr>
-        <w:tc>
-          <w:tcPr>
-            <w:tcW w:type="dxa" w:w="3024"/>
-            <w:vAlign w:val="center"/>
-          </w:tcPr>
-          <w:p>
-            <w:pPr>
-              <w:spacing w:before="40" w:after="40"/>
-            </w:pPr>
-            <w:r>
-              <w:rPr>
-                <w:rFonts w:ascii="Times New Roman" w:hAnsi="Times New Roman"/>
-                <w:b w:val="0"/>
-                <w:i w:val="0"/>
-                <w:sz w:val="19"/>
-              </w:rPr>
-              <w:t>Profil hors-ligne</w:t>
-            </w:r>
-          </w:p>
-        </w:tc>
-        <w:tc>
-          <w:tcPr>
-            <w:tcW w:type="dxa" w:w="3024"/>
-            <w:vAlign w:val="center"/>
-          </w:tcPr>
-          <w:p>
-            <w:pPr>
-              <w:spacing w:before="40" w:after="40"/>
-            </w:pPr>
-            <w:r>
-              <w:rPr>
-                <w:rFonts w:ascii="Times New Roman" w:hAnsi="Times New Roman"/>
-                <w:b w:val="0"/>
-                <w:i w:val="0"/>
-                <w:sz w:val="19"/>
-              </w:rPr>
-              <w:t>❌ Non</w:t>
-            </w:r>
-          </w:p>
-        </w:tc>
-        <w:tc>
-          <w:tcPr>
-            <w:tcW w:type="dxa" w:w="3024"/>
-            <w:vAlign w:val="center"/>
-          </w:tcPr>
-          <w:p>
-            <w:pPr>
-              <w:spacing w:before="40" w:after="40"/>
-            </w:pPr>
-            <w:r>
-              <w:rPr>
-                <w:rFonts w:ascii="Times New Roman" w:hAnsi="Times New Roman"/>
-                <w:b w:val="0"/>
-                <w:i w:val="0"/>
-                <w:sz w:val="19"/>
-              </w:rPr>
-              <w:t xml:space="preserve">✅ </w:t>
-            </w:r>
-            <w:r>
-              <w:rPr>
-                <w:rFonts w:ascii="Times New Roman" w:hAnsi="Times New Roman"/>
-                <w:b w:val="0"/>
-                <w:i w:val="0"/>
-                <w:sz w:val="19"/>
-              </w:rPr>
-              <w:t>CacheService.loadProfile()</w:t>
-            </w:r>
-          </w:p>
-        </w:tc>
-      </w:tr>
-      <w:tr>
-        <w:tc>
-          <w:tcPr>
-            <w:tcW w:type="dxa" w:w="3024"/>
-            <w:vAlign w:val="center"/>
-          </w:tcPr>
-          <w:p>
-            <w:pPr>
-              <w:spacing w:before="40" w:after="40"/>
-            </w:pPr>
-            <w:r>
-              <w:rPr>
-                <w:rFonts w:ascii="Times New Roman" w:hAnsi="Times New Roman"/>
-                <w:b w:val="0"/>
-                <w:i w:val="0"/>
-                <w:sz w:val="19"/>
-              </w:rPr>
-              <w:t>Timeout réseau</w:t>
-            </w:r>
-          </w:p>
-        </w:tc>
-        <w:tc>
-          <w:tcPr>
-            <w:tcW w:type="dxa" w:w="3024"/>
-            <w:vAlign w:val="center"/>
-          </w:tcPr>
-          <w:p>
-            <w:pPr>
-              <w:spacing w:before="40" w:after="40"/>
-            </w:pPr>
-            <w:r>
-              <w:rPr>
-                <w:rFonts w:ascii="Times New Roman" w:hAnsi="Times New Roman"/>
-                <w:b w:val="0"/>
-                <w:i w:val="0"/>
-                <w:sz w:val="19"/>
-              </w:rPr>
-              <w:t>❌ Attente infinie</w:t>
-            </w:r>
-          </w:p>
-        </w:tc>
-        <w:tc>
-          <w:tcPr>
-            <w:tcW w:type="dxa" w:w="3024"/>
-            <w:vAlign w:val="center"/>
-          </w:tcPr>
-          <w:p>
-            <w:pPr>
-              <w:spacing w:before="40" w:after="40"/>
-            </w:pPr>
-            <w:r>
-              <w:rPr>
-                <w:rFonts w:ascii="Times New Roman" w:hAnsi="Times New Roman"/>
-                <w:b w:val="0"/>
-                <w:i w:val="0"/>
-                <w:sz w:val="19"/>
-              </w:rPr>
-              <w:t xml:space="preserve">✅ </w:t>
-            </w:r>
-            <w:r>
-              <w:rPr>
-                <w:rFonts w:ascii="Times New Roman" w:hAnsi="Times New Roman"/>
-                <w:b w:val="0"/>
-                <w:i w:val="0"/>
-                <w:sz w:val="19"/>
-              </w:rPr>
-              <w:t>timeout(4s)</w:t>
-            </w:r>
-          </w:p>
-        </w:tc>
-      </w:tr>
-      <w:tr>
-        <w:tc>
-          <w:tcPr>
-            <w:tcW w:type="dxa" w:w="3024"/>
-            <w:vAlign w:val="center"/>
-          </w:tcPr>
-          <w:p>
-            <w:pPr>
-              <w:spacing w:before="40" w:after="40"/>
-            </w:pPr>
-            <w:r>
-              <w:rPr>
-                <w:rFonts w:ascii="Times New Roman" w:hAnsi="Times New Roman"/>
-                <w:b w:val="0"/>
-                <w:i w:val="0"/>
-                <w:sz w:val="19"/>
-              </w:rPr>
-              <w:t>Chargement profil Firebase</w:t>
-            </w:r>
-          </w:p>
-        </w:tc>
-        <w:tc>
-          <w:tcPr>
-            <w:tcW w:type="dxa" w:w="3024"/>
-            <w:vAlign w:val="center"/>
-          </w:tcPr>
-          <w:p>
-            <w:pPr>
-              <w:spacing w:before="40" w:after="40"/>
-            </w:pPr>
-            <w:r>
-              <w:rPr>
-                <w:rFonts w:ascii="Times New Roman" w:hAnsi="Times New Roman"/>
-                <w:b w:val="0"/>
-                <w:i w:val="0"/>
-                <w:sz w:val="19"/>
-              </w:rPr>
-              <w:t>❌ Non</w:t>
-            </w:r>
-          </w:p>
-        </w:tc>
-        <w:tc>
-          <w:tcPr>
-            <w:tcW w:type="dxa" w:w="3024"/>
-            <w:vAlign w:val="center"/>
-          </w:tcPr>
-          <w:p>
-            <w:pPr>
-              <w:spacing w:before="40" w:after="40"/>
-            </w:pPr>
-            <w:r>
-              <w:rPr>
-                <w:rFonts w:ascii="Times New Roman" w:hAnsi="Times New Roman"/>
-                <w:b w:val="0"/>
-                <w:i w:val="0"/>
-                <w:sz w:val="19"/>
-              </w:rPr>
-              <w:t xml:space="preserve">✅ </w:t>
-            </w:r>
-            <w:r>
-              <w:rPr>
-                <w:rFonts w:ascii="Times New Roman" w:hAnsi="Times New Roman"/>
-                <w:b w:val="0"/>
-                <w:i w:val="0"/>
-                <w:sz w:val="19"/>
-              </w:rPr>
-              <w:t>readUserProfile()</w:t>
-            </w:r>
-          </w:p>
-        </w:tc>
-      </w:tr>
-      <w:tr>
-        <w:tc>
-          <w:tcPr>
-            <w:tcW w:type="dxa" w:w="3024"/>
-            <w:vAlign w:val="center"/>
-          </w:tcPr>
-          <w:p>
-            <w:pPr>
-              <w:spacing w:before="40" w:after="40"/>
-            </w:pPr>
-            <w:r>
-              <w:rPr>
-                <w:rFonts w:ascii="Times New Roman" w:hAnsi="Times New Roman"/>
-                <w:b w:val="0"/>
-                <w:i w:val="0"/>
-                <w:sz w:val="19"/>
-              </w:rPr>
-              <w:t>Logo + animation</w:t>
-            </w:r>
-          </w:p>
-        </w:tc>
-        <w:tc>
-          <w:tcPr>
-            <w:tcW w:type="dxa" w:w="3024"/>
-            <w:vAlign w:val="center"/>
-          </w:tcPr>
-          <w:p>
-            <w:pPr>
-              <w:spacing w:before="40" w:after="40"/>
-            </w:pPr>
-            <w:r>
-              <w:rPr>
-                <w:rFonts w:ascii="Times New Roman" w:hAnsi="Times New Roman"/>
-                <w:b w:val="0"/>
-                <w:i w:val="0"/>
-                <w:sz w:val="19"/>
-              </w:rPr>
-              <w:t>❌ Complexe</w:t>
-            </w:r>
-          </w:p>
-        </w:tc>
-        <w:tc>
-          <w:tcPr>
-            <w:tcW w:type="dxa" w:w="3024"/>
-            <w:vAlign w:val="center"/>
-          </w:tcPr>
-          <w:p>
-            <w:pPr>
-              <w:spacing w:before="40" w:after="40"/>
-            </w:pPr>
-            <w:r>
-              <w:rPr>
-                <w:rFonts w:ascii="Times New Roman" w:hAnsi="Times New Roman"/>
-                <w:b w:val="0"/>
-                <w:i w:val="0"/>
-                <w:sz w:val="19"/>
-              </w:rPr>
-              <w:t>✅ Natif dans SplashPage</w:t>
-            </w:r>
-          </w:p>
-        </w:tc>
-      </w:tr>
-      <w:tr>
-        <w:tc>
-          <w:tcPr>
-            <w:tcW w:type="dxa" w:w="3024"/>
-            <w:vAlign w:val="center"/>
-          </w:tcPr>
-          <w:p>
-            <w:pPr>
-              <w:spacing w:before="40" w:after="40"/>
-            </w:pPr>
-            <w:r>
-              <w:rPr>
-                <w:rFonts w:ascii="Times New Roman" w:hAnsi="Times New Roman"/>
-                <w:b w:val="0"/>
-                <w:i w:val="0"/>
-                <w:sz w:val="19"/>
-              </w:rPr>
-              <w:t>Gestion d'erreurs</w:t>
-            </w:r>
-          </w:p>
-        </w:tc>
-        <w:tc>
-          <w:tcPr>
-            <w:tcW w:type="dxa" w:w="3024"/>
-            <w:vAlign w:val="center"/>
-          </w:tcPr>
-          <w:p>
-            <w:pPr>
-              <w:spacing w:before="40" w:after="40"/>
-            </w:pPr>
-            <w:r>
-              <w:rPr>
-                <w:rFonts w:ascii="Times New Roman" w:hAnsi="Times New Roman"/>
-                <w:b w:val="0"/>
-                <w:i w:val="0"/>
-                <w:sz w:val="19"/>
-              </w:rPr>
-              <w:t>❌ Limitée</w:t>
-            </w:r>
-          </w:p>
-        </w:tc>
-        <w:tc>
-          <w:tcPr>
-            <w:tcW w:type="dxa" w:w="3024"/>
-            <w:vAlign w:val="center"/>
-          </w:tcPr>
-          <w:p>
-            <w:pPr>
-              <w:spacing w:before="40" w:after="40"/>
-            </w:pPr>
-            <w:r>
-              <w:rPr>
-                <w:rFonts w:ascii="Times New Roman" w:hAnsi="Times New Roman"/>
-                <w:b w:val="0"/>
-                <w:i w:val="0"/>
-                <w:sz w:val="19"/>
-              </w:rPr>
-              <w:t xml:space="preserve">✅ </w:t>
-            </w:r>
-            <w:r>
-              <w:rPr>
-                <w:rFonts w:ascii="Times New Roman" w:hAnsi="Times New Roman"/>
-                <w:b w:val="0"/>
-                <w:i w:val="0"/>
-                <w:sz w:val="19"/>
-              </w:rPr>
-              <w:t>try/catch</w:t>
-            </w:r>
-            <w:r>
-              <w:rPr>
-                <w:rFonts w:ascii="Times New Roman" w:hAnsi="Times New Roman"/>
-                <w:b w:val="0"/>
-                <w:i w:val="0"/>
-                <w:sz w:val="19"/>
-              </w:rPr>
-              <w:t xml:space="preserve"> complet</w:t>
-            </w:r>
-          </w:p>
-        </w:tc>
-      </w:tr>
-    </w:tbl>
-    <w:p>
-      <w:pPr>
-        <w:spacing w:after="80"/>
-      </w:pPr>
-    </w:p>
-    <w:p>
-      <w:pPr>
         <w:spacing w:before="120" w:after="40"/>
       </w:pPr>
       <w:r>
@@ -5196,16 +4733,22 @@
       </w:tblGrid>
       <w:tr>
         <w:trPr>
-          <w:trHeight w:val="3969" w:hRule="exact"/>
+          <w:trHeight w:val="1701" w:hRule="atLeast"/>
         </w:trPr>
         <w:tc>
           <w:tcPr>
             <w:tcW w:type="dxa" w:w="9072"/>
             <w:shd w:val="clear" w:color="auto" w:fill="F0F0F0"/>
+            <w:tcMar>
+              <w:top w:w="113" w:type="dxa"/>
+              <w:left w:w="113" w:type="dxa"/>
+              <w:bottom w:w="113" w:type="dxa"/>
+              <w:right w:w="113" w:type="dxa"/>
+            </w:tcMar>
           </w:tcPr>
           <w:p>
             <w:pPr>
-              <w:spacing w:before="1080"/>
+              <w:spacing w:before="200" w:after="200"/>
               <w:jc w:val="center"/>
             </w:pPr>
             <w:r>
@@ -5456,7 +4999,25 @@
                 <w:i w:val="0"/>
                 <w:sz w:val="19"/>
               </w:rPr>
-              <w:t>Type email, autofill OS, icône mail bleue</w:t>
+              <w:t xml:space="preserve">Type email, </w:t>
+            </w:r>
+            <w:r>
+              <w:rPr>
+                <w:rFonts w:ascii="Times New Roman" w:hAnsi="Times New Roman"/>
+                <w:b w:val="0"/>
+                <w:i w:val="0"/>
+                <w:sz w:val="19"/>
+              </w:rPr>
+              <w:t>autofillHints: [username, email]</w:t>
+            </w:r>
+            <w:r>
+              <w:rPr>
+                <w:rFonts w:ascii="Times New Roman" w:hAnsi="Times New Roman"/>
+                <w:b w:val="0"/>
+                <w:i w:val="0"/>
+                <w:sz w:val="19"/>
+              </w:rPr>
+              <w:t>, icône mail bleue</w:t>
             </w:r>
           </w:p>
         </w:tc>
@@ -5507,7 +5068,25 @@
                 <w:i w:val="0"/>
                 <w:sz w:val="19"/>
               </w:rPr>
-              <w:t>, bouton œil afficher/masquer, icône cadenas</w:t>
+              <w:t xml:space="preserve">, </w:t>
+            </w:r>
+            <w:r>
+              <w:rPr>
+                <w:rFonts w:ascii="Times New Roman" w:hAnsi="Times New Roman"/>
+                <w:b w:val="0"/>
+                <w:i w:val="0"/>
+                <w:sz w:val="19"/>
+              </w:rPr>
+              <w:t>autofillHints: [password]</w:t>
+            </w:r>
+            <w:r>
+              <w:rPr>
+                <w:rFonts w:ascii="Times New Roman" w:hAnsi="Times New Roman"/>
+                <w:b w:val="0"/>
+                <w:i w:val="0"/>
+                <w:sz w:val="19"/>
+              </w:rPr>
+              <w:t>, bouton œil afficher/masquer</w:t>
             </w:r>
           </w:p>
         </w:tc>
@@ -5529,7 +5108,7 @@
                 <w:i w:val="0"/>
                 <w:sz w:val="19"/>
               </w:rPr>
-              <w:t>Lien "Mot de passe oublié ?"</w:t>
+              <w:t>Sauvegarde MDP</w:t>
             </w:r>
           </w:p>
         </w:tc>
@@ -5549,7 +5128,34 @@
                 <w:i w:val="0"/>
                 <w:sz w:val="19"/>
               </w:rPr>
-              <w:t>Aligné à droite, couleur bleue</w:t>
+              <w:t>AutofillGroup</w:t>
+            </w:r>
+            <w:r>
+              <w:rPr>
+                <w:rFonts w:ascii="Times New Roman" w:hAnsi="Times New Roman"/>
+                <w:b w:val="0"/>
+                <w:i w:val="0"/>
+                <w:sz w:val="19"/>
+              </w:rPr>
+              <w:t xml:space="preserve"> + </w:t>
+            </w:r>
+            <w:r>
+              <w:rPr>
+                <w:rFonts w:ascii="Times New Roman" w:hAnsi="Times New Roman"/>
+                <w:b w:val="0"/>
+                <w:i w:val="0"/>
+                <w:sz w:val="19"/>
+              </w:rPr>
+              <w:t>TextInput.finishAutofillContext(shouldSave: true)</w:t>
+            </w:r>
+            <w:r>
+              <w:rPr>
+                <w:rFonts w:ascii="Times New Roman" w:hAnsi="Times New Roman"/>
+                <w:b w:val="0"/>
+                <w:i w:val="0"/>
+                <w:sz w:val="19"/>
+              </w:rPr>
+              <w:t xml:space="preserve"> après succès → Google Password Manager / Samsung Pass / iCloud Keychain</w:t>
             </w:r>
           </w:p>
         </w:tc>
@@ -5571,7 +5177,7 @@
                 <w:i w:val="0"/>
                 <w:sz w:val="19"/>
               </w:rPr>
-              <w:t>Bandeau d'erreur</w:t>
+              <w:t>Lien "Mot de passe oublié ?"</w:t>
             </w:r>
           </w:p>
         </w:tc>
@@ -5591,7 +5197,7 @@
                 <w:i w:val="0"/>
                 <w:sz w:val="19"/>
               </w:rPr>
-              <w:t>Fond rouge 10%, icône alerte, message humanisé Firebase</w:t>
+              <w:t>Aligné à droite, couleur bleue</w:t>
             </w:r>
           </w:p>
         </w:tc>
@@ -5613,7 +5219,7 @@
                 <w:i w:val="0"/>
                 <w:sz w:val="19"/>
               </w:rPr>
-              <w:t>Bouton SE CONNECTER</w:t>
+              <w:t>Bandeau d'erreur</w:t>
             </w:r>
           </w:p>
         </w:tc>
@@ -5633,7 +5239,7 @@
                 <w:i w:val="0"/>
                 <w:sz w:val="19"/>
               </w:rPr>
-              <w:t>Gradient navy→bleu, glow amber en ombre, spinner pendant l'appel</w:t>
+              <w:t>Fond rouge 10%, icône alerte, message humanisé Firebase</w:t>
             </w:r>
           </w:p>
         </w:tc>
@@ -5655,7 +5261,7 @@
                 <w:i w:val="0"/>
                 <w:sz w:val="19"/>
               </w:rPr>
-              <w:t>Lien "S'inscrire"</w:t>
+              <w:t>Bouton SE CONNECTER</w:t>
             </w:r>
           </w:p>
         </w:tc>
@@ -5675,8 +5281,21 @@
                 <w:i w:val="0"/>
                 <w:sz w:val="19"/>
               </w:rPr>
-              <w:t xml:space="preserve">Navigation </w:t>
-            </w:r>
+              <w:t>Gradient navy→bleu, glow amber en ombre, spinner pendant l'appel</w:t>
+            </w:r>
+          </w:p>
+        </w:tc>
+      </w:tr>
+      <w:tr>
+        <w:tc>
+          <w:tcPr>
+            <w:tcW w:type="dxa" w:w="4536"/>
+            <w:vAlign w:val="center"/>
+          </w:tcPr>
+          <w:p>
+            <w:pPr>
+              <w:spacing w:before="40" w:after="40"/>
+            </w:pPr>
             <w:r>
               <w:rPr>
                 <w:rFonts w:ascii="Times New Roman" w:hAnsi="Times New Roman"/>
@@ -5684,8 +5303,19 @@
                 <w:i w:val="0"/>
                 <w:sz w:val="19"/>
               </w:rPr>
-              <w:t>pushReplacement</w:t>
-            </w:r>
+              <w:t>Lien "S'inscrire"</w:t>
+            </w:r>
+          </w:p>
+        </w:tc>
+        <w:tc>
+          <w:tcPr>
+            <w:tcW w:type="dxa" w:w="4536"/>
+            <w:vAlign w:val="center"/>
+          </w:tcPr>
+          <w:p>
+            <w:pPr>
+              <w:spacing w:before="40" w:after="40"/>
+            </w:pPr>
             <w:r>
               <w:rPr>
                 <w:rFonts w:ascii="Times New Roman" w:hAnsi="Times New Roman"/>
@@ -5693,7 +5323,7 @@
                 <w:i w:val="0"/>
                 <w:sz w:val="19"/>
               </w:rPr>
-              <w:t xml:space="preserve"> vers </w:t>
+              <w:t xml:space="preserve">Navigation </w:t>
             </w:r>
             <w:r>
               <w:rPr>
@@ -5702,7 +5332,67 @@
                 <w:i w:val="0"/>
                 <w:sz w:val="19"/>
               </w:rPr>
+              <w:t>pushReplacement</w:t>
+            </w:r>
+            <w:r>
+              <w:rPr>
+                <w:rFonts w:ascii="Times New Roman" w:hAnsi="Times New Roman"/>
+                <w:b w:val="0"/>
+                <w:i w:val="0"/>
+                <w:sz w:val="19"/>
+              </w:rPr>
+              <w:t xml:space="preserve"> vers </w:t>
+            </w:r>
+            <w:r>
+              <w:rPr>
+                <w:rFonts w:ascii="Times New Roman" w:hAnsi="Times New Roman"/>
+                <w:b w:val="0"/>
+                <w:i w:val="0"/>
+                <w:sz w:val="19"/>
+              </w:rPr>
               <w:t>SignUpPage</w:t>
+            </w:r>
+          </w:p>
+        </w:tc>
+      </w:tr>
+      <w:tr>
+        <w:tc>
+          <w:tcPr>
+            <w:tcW w:type="dxa" w:w="4536"/>
+            <w:vAlign w:val="center"/>
+          </w:tcPr>
+          <w:p>
+            <w:pPr>
+              <w:spacing w:before="40" w:after="40"/>
+            </w:pPr>
+            <w:r>
+              <w:rPr>
+                <w:rFonts w:ascii="Times New Roman" w:hAnsi="Times New Roman"/>
+                <w:b w:val="0"/>
+                <w:i w:val="0"/>
+                <w:sz w:val="19"/>
+              </w:rPr>
+              <w:t>Après déconnexion</w:t>
+            </w:r>
+          </w:p>
+        </w:tc>
+        <w:tc>
+          <w:tcPr>
+            <w:tcW w:type="dxa" w:w="4536"/>
+            <w:vAlign w:val="center"/>
+          </w:tcPr>
+          <w:p>
+            <w:pPr>
+              <w:spacing w:before="40" w:after="40"/>
+            </w:pPr>
+            <w:r>
+              <w:rPr>
+                <w:rFonts w:ascii="Times New Roman" w:hAnsi="Times New Roman"/>
+                <w:b w:val="0"/>
+                <w:i w:val="0"/>
+                <w:sz w:val="19"/>
+              </w:rPr>
+              <w:t>Retour vers cette page (pas vers le choix de rôle)</w:t>
             </w:r>
           </w:p>
         </w:tc>
@@ -5739,16 +5429,22 @@
       </w:tblGrid>
       <w:tr>
         <w:trPr>
-          <w:trHeight w:val="3969" w:hRule="exact"/>
+          <w:trHeight w:val="1701" w:hRule="atLeast"/>
         </w:trPr>
         <w:tc>
           <w:tcPr>
             <w:tcW w:type="dxa" w:w="9072"/>
             <w:shd w:val="clear" w:color="auto" w:fill="F0F0F0"/>
+            <w:tcMar>
+              <w:top w:w="113" w:type="dxa"/>
+              <w:left w:w="113" w:type="dxa"/>
+              <w:bottom w:w="113" w:type="dxa"/>
+              <w:right w:w="113" w:type="dxa"/>
+            </w:tcMar>
           </w:tcPr>
           <w:p>
             <w:pPr>
-              <w:spacing w:before="1080"/>
+              <w:spacing w:before="200" w:after="200"/>
               <w:jc w:val="center"/>
             </w:pPr>
             <w:r>
@@ -5795,16 +5491,22 @@
       </w:tblGrid>
       <w:tr>
         <w:trPr>
-          <w:trHeight w:val="3969" w:hRule="exact"/>
+          <w:trHeight w:val="1701" w:hRule="atLeast"/>
         </w:trPr>
         <w:tc>
           <w:tcPr>
             <w:tcW w:type="dxa" w:w="9072"/>
             <w:shd w:val="clear" w:color="auto" w:fill="F0F0F0"/>
+            <w:tcMar>
+              <w:top w:w="113" w:type="dxa"/>
+              <w:left w:w="113" w:type="dxa"/>
+              <w:bottom w:w="113" w:type="dxa"/>
+              <w:right w:w="113" w:type="dxa"/>
+            </w:tcMar>
           </w:tcPr>
           <w:p>
             <w:pPr>
-              <w:spacing w:before="1080"/>
+              <w:spacing w:before="200" w:after="200"/>
               <w:jc w:val="center"/>
             </w:pPr>
             <w:r>
@@ -5851,16 +5553,22 @@
       </w:tblGrid>
       <w:tr>
         <w:trPr>
-          <w:trHeight w:val="3969" w:hRule="exact"/>
+          <w:trHeight w:val="1701" w:hRule="atLeast"/>
         </w:trPr>
         <w:tc>
           <w:tcPr>
             <w:tcW w:type="dxa" w:w="9072"/>
             <w:shd w:val="clear" w:color="auto" w:fill="F0F0F0"/>
+            <w:tcMar>
+              <w:top w:w="113" w:type="dxa"/>
+              <w:left w:w="113" w:type="dxa"/>
+              <w:bottom w:w="113" w:type="dxa"/>
+              <w:right w:w="113" w:type="dxa"/>
+            </w:tcMar>
           </w:tcPr>
           <w:p>
             <w:pPr>
-              <w:spacing w:before="1080"/>
+              <w:spacing w:before="200" w:after="200"/>
               <w:jc w:val="center"/>
             </w:pPr>
             <w:r>
@@ -8864,16 +8572,22 @@
       </w:tblGrid>
       <w:tr>
         <w:trPr>
-          <w:trHeight w:val="3969" w:hRule="exact"/>
+          <w:trHeight w:val="1701" w:hRule="atLeast"/>
         </w:trPr>
         <w:tc>
           <w:tcPr>
             <w:tcW w:type="dxa" w:w="9072"/>
             <w:shd w:val="clear" w:color="auto" w:fill="F0F0F0"/>
+            <w:tcMar>
+              <w:top w:w="113" w:type="dxa"/>
+              <w:left w:w="113" w:type="dxa"/>
+              <w:bottom w:w="113" w:type="dxa"/>
+              <w:right w:w="113" w:type="dxa"/>
+            </w:tcMar>
           </w:tcPr>
           <w:p>
             <w:pPr>
-              <w:spacing w:before="1080"/>
+              <w:spacing w:before="200" w:after="200"/>
               <w:jc w:val="center"/>
             </w:pPr>
             <w:r>
@@ -8920,16 +8634,22 @@
       </w:tblGrid>
       <w:tr>
         <w:trPr>
-          <w:trHeight w:val="3969" w:hRule="exact"/>
+          <w:trHeight w:val="1701" w:hRule="atLeast"/>
         </w:trPr>
         <w:tc>
           <w:tcPr>
             <w:tcW w:type="dxa" w:w="9072"/>
             <w:shd w:val="clear" w:color="auto" w:fill="F0F0F0"/>
+            <w:tcMar>
+              <w:top w:w="113" w:type="dxa"/>
+              <w:left w:w="113" w:type="dxa"/>
+              <w:bottom w:w="113" w:type="dxa"/>
+              <w:right w:w="113" w:type="dxa"/>
+            </w:tcMar>
           </w:tcPr>
           <w:p>
             <w:pPr>
-              <w:spacing w:before="1080"/>
+              <w:spacing w:before="200" w:after="200"/>
               <w:jc w:val="center"/>
             </w:pPr>
             <w:r>
@@ -9282,16 +9002,22 @@
       </w:tblGrid>
       <w:tr>
         <w:trPr>
-          <w:trHeight w:val="3969" w:hRule="exact"/>
+          <w:trHeight w:val="1701" w:hRule="atLeast"/>
         </w:trPr>
         <w:tc>
           <w:tcPr>
             <w:tcW w:type="dxa" w:w="9072"/>
             <w:shd w:val="clear" w:color="auto" w:fill="F0F0F0"/>
+            <w:tcMar>
+              <w:top w:w="113" w:type="dxa"/>
+              <w:left w:w="113" w:type="dxa"/>
+              <w:bottom w:w="113" w:type="dxa"/>
+              <w:right w:w="113" w:type="dxa"/>
+            </w:tcMar>
           </w:tcPr>
           <w:p>
             <w:pPr>
-              <w:spacing w:before="1080"/>
+              <w:spacing w:before="200" w:after="200"/>
               <w:jc w:val="center"/>
             </w:pPr>
             <w:r>
@@ -9345,7 +9071,7 @@
           <w:i w:val="0"/>
           <w:sz w:val="22"/>
         </w:rPr>
-        <w:t>Champs :</w:t>
+        <w:t>Champs (communs à tous les rôles) :</w:t>
       </w:r>
     </w:p>
     <w:p>
@@ -9359,7 +9085,21 @@
           <w:i w:val="0"/>
           <w:sz w:val="21"/>
         </w:rPr>
-        <w:t xml:space="preserve">Photo de profil (tap → galerie/caméra → </w:t>
+        <w:t>Secteur d'activité (dropdown obligatoire — libellé adapté : "Secteur d'activité" / "Secteur principal" / "Secteur d'investissement")</w:t>
+      </w:r>
+    </w:p>
+    <w:p>
+      <w:pPr>
+        <w:pStyle w:val="ListBullet"/>
+      </w:pPr>
+      <w:r>
+        <w:rPr>
+          <w:rFonts w:ascii="Times New Roman" w:hAnsi="Times New Roman"/>
+          <w:b w:val="0"/>
+          <w:i w:val="0"/>
+          <w:sz w:val="21"/>
+        </w:rPr>
+        <w:t xml:space="preserve">Photo de profil (tap → galerie → </w:t>
       </w:r>
       <w:r>
         <w:rPr>
@@ -9424,6 +9164,66 @@
     </w:p>
     <w:p>
       <w:pPr>
+        <w:spacing w:after="120"/>
+      </w:pPr>
+      <w:r>
+        <w:rPr>
+          <w:rFonts w:ascii="Times New Roman" w:hAnsi="Times New Roman"/>
+          <w:b w:val="0"/>
+          <w:i w:val="0"/>
+          <w:sz w:val="22"/>
+        </w:rPr>
+        <w:t>Champs spécifiques selon le rôle :</w:t>
+      </w:r>
+    </w:p>
+    <w:p>
+      <w:pPr>
+        <w:pStyle w:val="ListBullet"/>
+      </w:pPr>
+      <w:r>
+        <w:rPr>
+          <w:rFonts w:ascii="Times New Roman" w:hAnsi="Times New Roman"/>
+          <w:b w:val="0"/>
+          <w:i w:val="0"/>
+          <w:sz w:val="21"/>
+        </w:rPr>
+        <w:t>Mentor uniquement</w:t>
+      </w:r>
+      <w:r>
+        <w:rPr>
+          <w:rFonts w:ascii="Times New Roman" w:hAnsi="Times New Roman"/>
+          <w:b w:val="0"/>
+          <w:i w:val="0"/>
+          <w:sz w:val="21"/>
+        </w:rPr>
+        <w:t xml:space="preserve"> : Années d'expérience (champ numérique optionnel)</w:t>
+      </w:r>
+    </w:p>
+    <w:p>
+      <w:pPr>
+        <w:pStyle w:val="ListBullet"/>
+      </w:pPr>
+      <w:r>
+        <w:rPr>
+          <w:rFonts w:ascii="Times New Roman" w:hAnsi="Times New Roman"/>
+          <w:b w:val="0"/>
+          <w:i w:val="0"/>
+          <w:sz w:val="21"/>
+        </w:rPr>
+        <w:t>Investisseur uniquement</w:t>
+      </w:r>
+      <w:r>
+        <w:rPr>
+          <w:rFonts w:ascii="Times New Roman" w:hAnsi="Times New Roman"/>
+          <w:b w:val="0"/>
+          <w:i w:val="0"/>
+          <w:sz w:val="21"/>
+        </w:rPr>
+        <w:t xml:space="preserve"> : Ticket d'investissement (ex. "500 000 – 5 000 000 FCFA", optionnel)</w:t>
+      </w:r>
+    </w:p>
+    <w:p>
+      <w:pPr>
         <w:spacing w:after="0"/>
       </w:pPr>
       <w:r>
@@ -9801,16 +9601,22 @@
       </w:tblGrid>
       <w:tr>
         <w:trPr>
-          <w:trHeight w:val="3969" w:hRule="exact"/>
+          <w:trHeight w:val="1701" w:hRule="atLeast"/>
         </w:trPr>
         <w:tc>
           <w:tcPr>
             <w:tcW w:type="dxa" w:w="9072"/>
             <w:shd w:val="clear" w:color="auto" w:fill="F0F0F0"/>
+            <w:tcMar>
+              <w:top w:w="113" w:type="dxa"/>
+              <w:left w:w="113" w:type="dxa"/>
+              <w:bottom w:w="113" w:type="dxa"/>
+              <w:right w:w="113" w:type="dxa"/>
+            </w:tcMar>
           </w:tcPr>
           <w:p>
             <w:pPr>
-              <w:spacing w:before="1080"/>
+              <w:spacing w:before="200" w:after="200"/>
               <w:jc w:val="center"/>
             </w:pPr>
             <w:r>
@@ -9939,6 +9745,74 @@
     </w:p>
     <w:p>
       <w:pPr>
+        <w:spacing w:after="120"/>
+      </w:pPr>
+      <w:r>
+        <w:rPr>
+          <w:rFonts w:ascii="Times New Roman" w:hAnsi="Times New Roman"/>
+          <w:b w:val="0"/>
+          <w:i w:val="0"/>
+          <w:sz w:val="22"/>
+        </w:rPr>
+        <w:t xml:space="preserve">Le téléphone est auto-formaté via un </w:t>
+      </w:r>
+      <w:r>
+        <w:rPr>
+          <w:rFonts w:ascii="Times New Roman" w:hAnsi="Times New Roman"/>
+          <w:b w:val="0"/>
+          <w:i w:val="0"/>
+          <w:sz w:val="22"/>
+        </w:rPr>
+        <w:t>TextInputFormatter</w:t>
+      </w:r>
+      <w:r>
+        <w:rPr>
+          <w:rFonts w:ascii="Times New Roman" w:hAnsi="Times New Roman"/>
+          <w:b w:val="0"/>
+          <w:i w:val="0"/>
+          <w:sz w:val="22"/>
+        </w:rPr>
+        <w:t xml:space="preserve"> custom en format </w:t>
+      </w:r>
+      <w:r>
+        <w:rPr>
+          <w:rFonts w:ascii="Times New Roman" w:hAnsi="Times New Roman"/>
+          <w:b w:val="0"/>
+          <w:i w:val="0"/>
+          <w:sz w:val="22"/>
+        </w:rPr>
+        <w:t>77 123 45 67</w:t>
+      </w:r>
+      <w:r>
+        <w:rPr>
+          <w:rFonts w:ascii="Times New Roman" w:hAnsi="Times New Roman"/>
+          <w:b w:val="0"/>
+          <w:i w:val="0"/>
+          <w:sz w:val="22"/>
+        </w:rPr>
+        <w:t xml:space="preserve">. La force du mot de passe est calculée sur 5 niveaux (longueur, majuscule, chiffre, caractère spécial) et affichée via des segments </w:t>
+      </w:r>
+      <w:r>
+        <w:rPr>
+          <w:rFonts w:ascii="Times New Roman" w:hAnsi="Times New Roman"/>
+          <w:b w:val="0"/>
+          <w:i w:val="0"/>
+          <w:sz w:val="22"/>
+        </w:rPr>
+        <w:t>AnimatedContainer</w:t>
+      </w:r>
+      <w:r>
+        <w:rPr>
+          <w:rFonts w:ascii="Times New Roman" w:hAnsi="Times New Roman"/>
+          <w:b w:val="0"/>
+          <w:i w:val="0"/>
+          <w:sz w:val="22"/>
+        </w:rPr>
+        <w:t xml:space="preserve"> colorés.</w:t>
+      </w:r>
+    </w:p>
+    <w:p>
+      <w:pPr>
         <w:spacing w:after="0"/>
       </w:pPr>
       <w:r>
@@ -9974,187 +9848,103 @@
                 <w:rFonts w:ascii="Courier New" w:hAnsi="Courier New"/>
                 <w:sz w:val="17"/>
               </w:rPr>
-              <w:t>// Auto-format téléphone sénégalais "77 123 45 67"</w:t>
-            </w:r>
-          </w:p>
-          <w:p>
-            <w:pPr>
-              <w:spacing w:before="0" w:after="0"/>
-            </w:pPr>
-            <w:r>
-              <w:rPr>
-                <w:rFonts w:ascii="Courier New" w:hAnsi="Courier New"/>
-                <w:sz w:val="17"/>
-              </w:rPr>
-              <w:t>class _PhoneFormatter extends TextInputFormatter {</w:t>
-            </w:r>
-          </w:p>
-          <w:p>
-            <w:pPr>
-              <w:spacing w:before="0" w:after="0"/>
-            </w:pPr>
-            <w:r>
-              <w:rPr>
-                <w:rFonts w:ascii="Courier New" w:hAnsi="Courier New"/>
-                <w:sz w:val="17"/>
-              </w:rPr>
-              <w:t xml:space="preserve">  @override</w:t>
-            </w:r>
-          </w:p>
-          <w:p>
-            <w:pPr>
-              <w:spacing w:before="0" w:after="0"/>
-            </w:pPr>
-            <w:r>
-              <w:rPr>
-                <w:rFonts w:ascii="Courier New" w:hAnsi="Courier New"/>
-                <w:sz w:val="17"/>
-              </w:rPr>
-              <w:t xml:space="preserve">  TextEditingValue formatEditUpdate(oldValue, newValue) {</w:t>
-            </w:r>
-          </w:p>
-          <w:p>
-            <w:pPr>
-              <w:spacing w:before="0" w:after="0"/>
-            </w:pPr>
-            <w:r>
-              <w:rPr>
-                <w:rFonts w:ascii="Courier New" w:hAnsi="Courier New"/>
-                <w:sz w:val="17"/>
-              </w:rPr>
-              <w:t xml:space="preserve">    final digits = newValue.text.replaceAll(RegExp(r'\D'), '');</w:t>
-            </w:r>
-          </w:p>
-          <w:p>
-            <w:pPr>
-              <w:spacing w:before="0" w:after="0"/>
-            </w:pPr>
-            <w:r>
-              <w:rPr>
-                <w:rFonts w:ascii="Courier New" w:hAnsi="Courier New"/>
-                <w:sz w:val="17"/>
-              </w:rPr>
-              <w:t xml:space="preserve">    final buf = StringBuffer();</w:t>
-            </w:r>
-          </w:p>
-          <w:p>
-            <w:pPr>
-              <w:spacing w:before="0" w:after="0"/>
-            </w:pPr>
-            <w:r>
-              <w:rPr>
-                <w:rFonts w:ascii="Courier New" w:hAnsi="Courier New"/>
-                <w:sz w:val="17"/>
-              </w:rPr>
-              <w:t xml:space="preserve">    for (var i = 0; i &lt; digits.length &amp;&amp; i &lt; 9; i++) {</w:t>
-            </w:r>
-          </w:p>
-          <w:p>
-            <w:pPr>
-              <w:spacing w:before="0" w:after="0"/>
-            </w:pPr>
-            <w:r>
-              <w:rPr>
-                <w:rFonts w:ascii="Courier New" w:hAnsi="Courier New"/>
-                <w:sz w:val="17"/>
-              </w:rPr>
-              <w:t xml:space="preserve">      if (i == 2 || i == 5 || i == 7) buf.write(' ');</w:t>
-            </w:r>
-          </w:p>
-          <w:p>
-            <w:pPr>
-              <w:spacing w:before="0" w:after="0"/>
-            </w:pPr>
-            <w:r>
-              <w:rPr>
-                <w:rFonts w:ascii="Courier New" w:hAnsi="Courier New"/>
-                <w:sz w:val="17"/>
-              </w:rPr>
-              <w:t xml:space="preserve">      buf.write(digits[i]);</w:t>
-            </w:r>
-          </w:p>
-          <w:p>
-            <w:pPr>
-              <w:spacing w:before="0" w:after="0"/>
-            </w:pPr>
-            <w:r>
-              <w:rPr>
-                <w:rFonts w:ascii="Courier New" w:hAnsi="Courier New"/>
-                <w:sz w:val="17"/>
-              </w:rPr>
-              <w:t xml:space="preserve">    }</w:t>
-            </w:r>
-          </w:p>
-          <w:p>
-            <w:pPr>
-              <w:spacing w:before="0" w:after="0"/>
-            </w:pPr>
-            <w:r>
-              <w:rPr>
-                <w:rFonts w:ascii="Courier New" w:hAnsi="Courier New"/>
-                <w:sz w:val="17"/>
-              </w:rPr>
-              <w:t xml:space="preserve">    final formatted = buf.toString();</w:t>
-            </w:r>
-          </w:p>
-          <w:p>
-            <w:pPr>
-              <w:spacing w:before="0" w:after="0"/>
-            </w:pPr>
-            <w:r>
-              <w:rPr>
-                <w:rFonts w:ascii="Courier New" w:hAnsi="Courier New"/>
-                <w:sz w:val="17"/>
-              </w:rPr>
-              <w:t xml:space="preserve">    return TextEditingValue(</w:t>
-            </w:r>
-          </w:p>
-          <w:p>
-            <w:pPr>
-              <w:spacing w:before="0" w:after="0"/>
-            </w:pPr>
-            <w:r>
-              <w:rPr>
-                <w:rFonts w:ascii="Courier New" w:hAnsi="Courier New"/>
-                <w:sz w:val="17"/>
-              </w:rPr>
-              <w:t xml:space="preserve">      text: formatted,</w:t>
-            </w:r>
-          </w:p>
-          <w:p>
-            <w:pPr>
-              <w:spacing w:before="0" w:after="0"/>
-            </w:pPr>
-            <w:r>
-              <w:rPr>
-                <w:rFonts w:ascii="Courier New" w:hAnsi="Courier New"/>
-                <w:sz w:val="17"/>
-              </w:rPr>
-              <w:t xml:space="preserve">      selection: TextSelection.collapsed(offset: formatted.length),</w:t>
-            </w:r>
-          </w:p>
-          <w:p>
-            <w:pPr>
-              <w:spacing w:before="0" w:after="0"/>
-            </w:pPr>
-            <w:r>
-              <w:rPr>
-                <w:rFonts w:ascii="Courier New" w:hAnsi="Courier New"/>
-                <w:sz w:val="17"/>
-              </w:rPr>
-              <w:t xml:space="preserve">    );</w:t>
-            </w:r>
-          </w:p>
-          <w:p>
-            <w:pPr>
-              <w:spacing w:before="0" w:after="0"/>
-            </w:pPr>
-            <w:r>
-              <w:rPr>
-                <w:rFonts w:ascii="Courier New" w:hAnsi="Courier New"/>
-                <w:sz w:val="17"/>
-              </w:rPr>
-              <w:t xml:space="preserve">  }</w:t>
+              <w:t>// Calcul de la force (0 → 4) : longueur, casse, chiffre, caractère spécial</w:t>
+            </w:r>
+          </w:p>
+          <w:p>
+            <w:pPr>
+              <w:spacing w:before="0" w:after="0"/>
+            </w:pPr>
+            <w:r>
+              <w:rPr>
+                <w:rFonts w:ascii="Courier New" w:hAnsi="Courier New"/>
+                <w:sz w:val="17"/>
+              </w:rPr>
+              <w:t>int _computeStrength(String pwd) {</w:t>
+            </w:r>
+          </w:p>
+          <w:p>
+            <w:pPr>
+              <w:spacing w:before="0" w:after="0"/>
+            </w:pPr>
+            <w:r>
+              <w:rPr>
+                <w:rFonts w:ascii="Courier New" w:hAnsi="Courier New"/>
+                <w:sz w:val="17"/>
+              </w:rPr>
+              <w:t xml:space="preserve">  if (pwd.length &lt; 6) return 0;</w:t>
+            </w:r>
+          </w:p>
+          <w:p>
+            <w:pPr>
+              <w:spacing w:before="0" w:after="0"/>
+            </w:pPr>
+            <w:r>
+              <w:rPr>
+                <w:rFonts w:ascii="Courier New" w:hAnsi="Courier New"/>
+                <w:sz w:val="17"/>
+              </w:rPr>
+              <w:t xml:space="preserve">  int s = 1;</w:t>
+            </w:r>
+          </w:p>
+          <w:p>
+            <w:pPr>
+              <w:spacing w:before="0" w:after="0"/>
+            </w:pPr>
+            <w:r>
+              <w:rPr>
+                <w:rFonts w:ascii="Courier New" w:hAnsi="Courier New"/>
+                <w:sz w:val="17"/>
+              </w:rPr>
+              <w:t xml:space="preserve">  if (pwd.length &gt;= 10) s++;</w:t>
+            </w:r>
+          </w:p>
+          <w:p>
+            <w:pPr>
+              <w:spacing w:before="0" w:after="0"/>
+            </w:pPr>
+            <w:r>
+              <w:rPr>
+                <w:rFonts w:ascii="Courier New" w:hAnsi="Courier New"/>
+                <w:sz w:val="17"/>
+              </w:rPr>
+              <w:t xml:space="preserve">  if (RegExp(r'[A-Z]').hasMatch(pwd) &amp;&amp; RegExp(r'[a-z]').hasMatch(pwd)) s++;</w:t>
+            </w:r>
+          </w:p>
+          <w:p>
+            <w:pPr>
+              <w:spacing w:before="0" w:after="0"/>
+            </w:pPr>
+            <w:r>
+              <w:rPr>
+                <w:rFonts w:ascii="Courier New" w:hAnsi="Courier New"/>
+                <w:sz w:val="17"/>
+              </w:rPr>
+              <w:t xml:space="preserve">  if (RegExp(r'\d').hasMatch(pwd)) s++;</w:t>
+            </w:r>
+          </w:p>
+          <w:p>
+            <w:pPr>
+              <w:spacing w:before="0" w:after="0"/>
+            </w:pPr>
+            <w:r>
+              <w:rPr>
+                <w:rFonts w:ascii="Courier New" w:hAnsi="Courier New"/>
+                <w:sz w:val="17"/>
+              </w:rPr>
+              <w:t xml:space="preserve">  if (RegExp(r'[^A-Za-z0-9]').hasMatch(pwd)) s++;</w:t>
+            </w:r>
+          </w:p>
+          <w:p>
+            <w:pPr>
+              <w:spacing w:before="0" w:after="0"/>
+            </w:pPr>
+            <w:r>
+              <w:rPr>
+                <w:rFonts w:ascii="Courier New" w:hAnsi="Courier New"/>
+                <w:sz w:val="17"/>
+              </w:rPr>
+              <w:t xml:space="preserve">  return s.clamp(0, 4);</w:t>
             </w:r>
           </w:p>
           <w:p>
@@ -10167,388 +9957,6 @@
                 <w:sz w:val="17"/>
               </w:rPr>
               <w:t>}</w:t>
-            </w:r>
-          </w:p>
-          <w:p>
-            <w:pPr>
-              <w:spacing w:before="0" w:after="0"/>
-            </w:pPr>
-          </w:p>
-          <w:p>
-            <w:pPr>
-              <w:spacing w:before="0" w:after="0"/>
-            </w:pPr>
-            <w:r>
-              <w:rPr>
-                <w:rFonts w:ascii="Courier New" w:hAnsi="Courier New"/>
-                <w:sz w:val="17"/>
-              </w:rPr>
-              <w:t>// Calcul de la force du mot de passe (0 → 4)</w:t>
-            </w:r>
-          </w:p>
-          <w:p>
-            <w:pPr>
-              <w:spacing w:before="0" w:after="0"/>
-            </w:pPr>
-            <w:r>
-              <w:rPr>
-                <w:rFonts w:ascii="Courier New" w:hAnsi="Courier New"/>
-                <w:sz w:val="17"/>
-              </w:rPr>
-              <w:t>int _computeStrength(String pwd) {</w:t>
-            </w:r>
-          </w:p>
-          <w:p>
-            <w:pPr>
-              <w:spacing w:before="0" w:after="0"/>
-            </w:pPr>
-            <w:r>
-              <w:rPr>
-                <w:rFonts w:ascii="Courier New" w:hAnsi="Courier New"/>
-                <w:sz w:val="17"/>
-              </w:rPr>
-              <w:t xml:space="preserve">  if (pwd.length &lt; 6) return 0;</w:t>
-            </w:r>
-          </w:p>
-          <w:p>
-            <w:pPr>
-              <w:spacing w:before="0" w:after="0"/>
-            </w:pPr>
-            <w:r>
-              <w:rPr>
-                <w:rFonts w:ascii="Courier New" w:hAnsi="Courier New"/>
-                <w:sz w:val="17"/>
-              </w:rPr>
-              <w:t xml:space="preserve">  int score = 0;</w:t>
-            </w:r>
-          </w:p>
-          <w:p>
-            <w:pPr>
-              <w:spacing w:before="0" w:after="0"/>
-            </w:pPr>
-            <w:r>
-              <w:rPr>
-                <w:rFonts w:ascii="Courier New" w:hAnsi="Courier New"/>
-                <w:sz w:val="17"/>
-              </w:rPr>
-              <w:t xml:space="preserve">  if (pwd.length &gt;= 6)  score++;               // Longueur minimale</w:t>
-            </w:r>
-          </w:p>
-          <w:p>
-            <w:pPr>
-              <w:spacing w:before="0" w:after="0"/>
-            </w:pPr>
-            <w:r>
-              <w:rPr>
-                <w:rFonts w:ascii="Courier New" w:hAnsi="Courier New"/>
-                <w:sz w:val="17"/>
-              </w:rPr>
-              <w:t xml:space="preserve">  if (pwd.length &gt;= 10) score++;               // Longueur recommandée</w:t>
-            </w:r>
-          </w:p>
-          <w:p>
-            <w:pPr>
-              <w:spacing w:before="0" w:after="0"/>
-            </w:pPr>
-            <w:r>
-              <w:rPr>
-                <w:rFonts w:ascii="Courier New" w:hAnsi="Courier New"/>
-                <w:sz w:val="17"/>
-              </w:rPr>
-              <w:t xml:space="preserve">  if (RegExp(r'[A-Z]').hasMatch(pwd) &amp;&amp;</w:t>
-            </w:r>
-          </w:p>
-          <w:p>
-            <w:pPr>
-              <w:spacing w:before="0" w:after="0"/>
-            </w:pPr>
-            <w:r>
-              <w:rPr>
-                <w:rFonts w:ascii="Courier New" w:hAnsi="Courier New"/>
-                <w:sz w:val="17"/>
-              </w:rPr>
-              <w:t xml:space="preserve">      RegExp(r'[a-z]').hasMatch(pwd)) score++; // Majuscule + minuscule</w:t>
-            </w:r>
-          </w:p>
-          <w:p>
-            <w:pPr>
-              <w:spacing w:before="0" w:after="0"/>
-            </w:pPr>
-            <w:r>
-              <w:rPr>
-                <w:rFonts w:ascii="Courier New" w:hAnsi="Courier New"/>
-                <w:sz w:val="17"/>
-              </w:rPr>
-              <w:t xml:space="preserve">  if (RegExp(r'\d').hasMatch(pwd)) score++;    // Chiffre</w:t>
-            </w:r>
-          </w:p>
-          <w:p>
-            <w:pPr>
-              <w:spacing w:before="0" w:after="0"/>
-            </w:pPr>
-            <w:r>
-              <w:rPr>
-                <w:rFonts w:ascii="Courier New" w:hAnsi="Courier New"/>
-                <w:sz w:val="17"/>
-              </w:rPr>
-              <w:t xml:space="preserve">  if (RegExp(r'[^A-Za-z0-9]').hasMatch(pwd)) score++; // Caractère spécial</w:t>
-            </w:r>
-          </w:p>
-          <w:p>
-            <w:pPr>
-              <w:spacing w:before="0" w:after="0"/>
-            </w:pPr>
-            <w:r>
-              <w:rPr>
-                <w:rFonts w:ascii="Courier New" w:hAnsi="Courier New"/>
-                <w:sz w:val="17"/>
-              </w:rPr>
-              <w:t xml:space="preserve">  return score.clamp(0, 4);</w:t>
-            </w:r>
-          </w:p>
-          <w:p>
-            <w:pPr>
-              <w:spacing w:before="0" w:after="0"/>
-            </w:pPr>
-            <w:r>
-              <w:rPr>
-                <w:rFonts w:ascii="Courier New" w:hAnsi="Courier New"/>
-                <w:sz w:val="17"/>
-              </w:rPr>
-              <w:t>}</w:t>
-            </w:r>
-          </w:p>
-          <w:p>
-            <w:pPr>
-              <w:spacing w:before="0" w:after="0"/>
-            </w:pPr>
-          </w:p>
-          <w:p>
-            <w:pPr>
-              <w:spacing w:before="0" w:after="0"/>
-            </w:pPr>
-            <w:r>
-              <w:rPr>
-                <w:rFonts w:ascii="Courier New" w:hAnsi="Courier New"/>
-                <w:sz w:val="17"/>
-              </w:rPr>
-              <w:t>// Affichage de la jauge de force</w:t>
-            </w:r>
-          </w:p>
-          <w:p>
-            <w:pPr>
-              <w:spacing w:before="0" w:after="0"/>
-            </w:pPr>
-            <w:r>
-              <w:rPr>
-                <w:rFonts w:ascii="Courier New" w:hAnsi="Courier New"/>
-                <w:sz w:val="17"/>
-              </w:rPr>
-              <w:t>final labels = ['Trop court', 'Faible', 'Moyen', 'Bon', 'Excellent'];</w:t>
-            </w:r>
-          </w:p>
-          <w:p>
-            <w:pPr>
-              <w:spacing w:before="0" w:after="0"/>
-            </w:pPr>
-            <w:r>
-              <w:rPr>
-                <w:rFonts w:ascii="Courier New" w:hAnsi="Courier New"/>
-                <w:sz w:val="17"/>
-              </w:rPr>
-              <w:t>final colors = [AppColors.red, AppColors.orange, AppColors.amber,</w:t>
-            </w:r>
-          </w:p>
-          <w:p>
-            <w:pPr>
-              <w:spacing w:before="0" w:after="0"/>
-            </w:pPr>
-            <w:r>
-              <w:rPr>
-                <w:rFonts w:ascii="Courier New" w:hAnsi="Courier New"/>
-                <w:sz w:val="17"/>
-              </w:rPr>
-              <w:t xml:space="preserve">                AppColors.green, AppColors.green];</w:t>
-            </w:r>
-          </w:p>
-          <w:p>
-            <w:pPr>
-              <w:spacing w:before="0" w:after="0"/>
-            </w:pPr>
-            <w:r>
-              <w:rPr>
-                <w:rFonts w:ascii="Courier New" w:hAnsi="Courier New"/>
-                <w:sz w:val="17"/>
-              </w:rPr>
-              <w:t>final strength = _computeStrength(_password.text);</w:t>
-            </w:r>
-          </w:p>
-          <w:p>
-            <w:pPr>
-              <w:spacing w:before="0" w:after="0"/>
-            </w:pPr>
-            <w:r>
-              <w:rPr>
-                <w:rFonts w:ascii="Courier New" w:hAnsi="Courier New"/>
-                <w:sz w:val="17"/>
-              </w:rPr>
-              <w:t>Row(</w:t>
-            </w:r>
-          </w:p>
-          <w:p>
-            <w:pPr>
-              <w:spacing w:before="0" w:after="0"/>
-            </w:pPr>
-            <w:r>
-              <w:rPr>
-                <w:rFonts w:ascii="Courier New" w:hAnsi="Courier New"/>
-                <w:sz w:val="17"/>
-              </w:rPr>
-              <w:t xml:space="preserve">  children: List.generate(4, (i) =&gt; Expanded(</w:t>
-            </w:r>
-          </w:p>
-          <w:p>
-            <w:pPr>
-              <w:spacing w:before="0" w:after="0"/>
-            </w:pPr>
-            <w:r>
-              <w:rPr>
-                <w:rFonts w:ascii="Courier New" w:hAnsi="Courier New"/>
-                <w:sz w:val="17"/>
-              </w:rPr>
-              <w:t xml:space="preserve">    child: AnimatedContainer(</w:t>
-            </w:r>
-          </w:p>
-          <w:p>
-            <w:pPr>
-              <w:spacing w:before="0" w:after="0"/>
-            </w:pPr>
-            <w:r>
-              <w:rPr>
-                <w:rFonts w:ascii="Courier New" w:hAnsi="Courier New"/>
-                <w:sz w:val="17"/>
-              </w:rPr>
-              <w:t xml:space="preserve">      duration: const Duration(milliseconds: 200),</w:t>
-            </w:r>
-          </w:p>
-          <w:p>
-            <w:pPr>
-              <w:spacing w:before="0" w:after="0"/>
-            </w:pPr>
-            <w:r>
-              <w:rPr>
-                <w:rFonts w:ascii="Courier New" w:hAnsi="Courier New"/>
-                <w:sz w:val="17"/>
-              </w:rPr>
-              <w:t xml:space="preserve">      height: 4,</w:t>
-            </w:r>
-          </w:p>
-          <w:p>
-            <w:pPr>
-              <w:spacing w:before="0" w:after="0"/>
-            </w:pPr>
-            <w:r>
-              <w:rPr>
-                <w:rFonts w:ascii="Courier New" w:hAnsi="Courier New"/>
-                <w:sz w:val="17"/>
-              </w:rPr>
-              <w:t xml:space="preserve">      margin: const EdgeInsets.only(right: 4),</w:t>
-            </w:r>
-          </w:p>
-          <w:p>
-            <w:pPr>
-              <w:spacing w:before="0" w:after="0"/>
-            </w:pPr>
-            <w:r>
-              <w:rPr>
-                <w:rFonts w:ascii="Courier New" w:hAnsi="Courier New"/>
-                <w:sz w:val="17"/>
-              </w:rPr>
-              <w:t xml:space="preserve">      decoration: BoxDecoration(</w:t>
-            </w:r>
-          </w:p>
-          <w:p>
-            <w:pPr>
-              <w:spacing w:before="0" w:after="0"/>
-            </w:pPr>
-            <w:r>
-              <w:rPr>
-                <w:rFonts w:ascii="Courier New" w:hAnsi="Courier New"/>
-                <w:sz w:val="17"/>
-              </w:rPr>
-              <w:t xml:space="preserve">        color: i &lt; strength ? colors[strength] : AppColors.border,</w:t>
-            </w:r>
-          </w:p>
-          <w:p>
-            <w:pPr>
-              <w:spacing w:before="0" w:after="0"/>
-            </w:pPr>
-            <w:r>
-              <w:rPr>
-                <w:rFonts w:ascii="Courier New" w:hAnsi="Courier New"/>
-                <w:sz w:val="17"/>
-              </w:rPr>
-              <w:t xml:space="preserve">        borderRadius: BorderRadius.circular(99),</w:t>
-            </w:r>
-          </w:p>
-          <w:p>
-            <w:pPr>
-              <w:spacing w:before="0" w:after="0"/>
-            </w:pPr>
-            <w:r>
-              <w:rPr>
-                <w:rFonts w:ascii="Courier New" w:hAnsi="Courier New"/>
-                <w:sz w:val="17"/>
-              </w:rPr>
-              <w:t xml:space="preserve">      ),</w:t>
-            </w:r>
-          </w:p>
-          <w:p>
-            <w:pPr>
-              <w:spacing w:before="0" w:after="0"/>
-            </w:pPr>
-            <w:r>
-              <w:rPr>
-                <w:rFonts w:ascii="Courier New" w:hAnsi="Courier New"/>
-                <w:sz w:val="17"/>
-              </w:rPr>
-              <w:t xml:space="preserve">    ),</w:t>
-            </w:r>
-          </w:p>
-          <w:p>
-            <w:pPr>
-              <w:spacing w:before="0" w:after="0"/>
-            </w:pPr>
-            <w:r>
-              <w:rPr>
-                <w:rFonts w:ascii="Courier New" w:hAnsi="Courier New"/>
-                <w:sz w:val="17"/>
-              </w:rPr>
-              <w:t xml:space="preserve">  )),</w:t>
-            </w:r>
-          </w:p>
-          <w:p>
-            <w:pPr>
-              <w:spacing w:before="0" w:after="0"/>
-            </w:pPr>
-            <w:r>
-              <w:rPr>
-                <w:rFonts w:ascii="Courier New" w:hAnsi="Courier New"/>
-                <w:sz w:val="17"/>
-              </w:rPr>
-              <w:t>),</w:t>
-            </w:r>
-          </w:p>
-          <w:p>
-            <w:pPr>
-              <w:spacing w:before="0" w:after="0"/>
-            </w:pPr>
-            <w:r>
-              <w:rPr>
-                <w:rFonts w:ascii="Courier New" w:hAnsi="Courier New"/>
-                <w:sz w:val="17"/>
-              </w:rPr>
-              <w:t>Text(labels[strength], style: TextStyle(color: colors[strength])),</w:t>
             </w:r>
           </w:p>
         </w:tc>
@@ -10585,16 +9993,22 @@
       </w:tblGrid>
       <w:tr>
         <w:trPr>
-          <w:trHeight w:val="3969" w:hRule="exact"/>
+          <w:trHeight w:val="1701" w:hRule="atLeast"/>
         </w:trPr>
         <w:tc>
           <w:tcPr>
             <w:tcW w:type="dxa" w:w="9072"/>
             <w:shd w:val="clear" w:color="auto" w:fill="F0F0F0"/>
+            <w:tcMar>
+              <w:top w:w="113" w:type="dxa"/>
+              <w:left w:w="113" w:type="dxa"/>
+              <w:bottom w:w="113" w:type="dxa"/>
+              <w:right w:w="113" w:type="dxa"/>
+            </w:tcMar>
           </w:tcPr>
           <w:p>
             <w:pPr>
-              <w:spacing w:before="1080"/>
+              <w:spacing w:before="200" w:after="200"/>
               <w:jc w:val="center"/>
             </w:pPr>
             <w:r>
@@ -10641,16 +10055,22 @@
       </w:tblGrid>
       <w:tr>
         <w:trPr>
-          <w:trHeight w:val="3969" w:hRule="exact"/>
+          <w:trHeight w:val="1701" w:hRule="atLeast"/>
         </w:trPr>
         <w:tc>
           <w:tcPr>
             <w:tcW w:type="dxa" w:w="9072"/>
             <w:shd w:val="clear" w:color="auto" w:fill="F0F0F0"/>
+            <w:tcMar>
+              <w:top w:w="113" w:type="dxa"/>
+              <w:left w:w="113" w:type="dxa"/>
+              <w:bottom w:w="113" w:type="dxa"/>
+              <w:right w:w="113" w:type="dxa"/>
+            </w:tcMar>
           </w:tcPr>
           <w:p>
             <w:pPr>
-              <w:spacing w:before="1080"/>
+              <w:spacing w:before="200" w:after="200"/>
               <w:jc w:val="center"/>
             </w:pPr>
             <w:r>
@@ -10690,443 +10110,7 @@
           <w:i w:val="0"/>
           <w:sz w:val="24"/>
         </w:rPr>
-        <w:t>4.6 Barre de progression animée</w:t>
-      </w:r>
-    </w:p>
-    <w:p>
-      <w:pPr>
-        <w:spacing w:after="0"/>
-      </w:pPr>
-      <w:r>
-        <w:rPr>
-          <w:rFonts w:ascii="Times New Roman" w:hAnsi="Times New Roman"/>
-          <w:b/>
-          <w:sz w:val="16"/>
-        </w:rPr>
-        <w:t>DART</w:t>
-      </w:r>
-    </w:p>
-    <w:tbl>
-      <w:tblPr>
-        <w:tblStyle w:val="TableGrid"/>
-        <w:tblW w:type="auto" w:w="0"/>
-        <w:tblLook w:firstColumn="1" w:firstRow="1" w:lastColumn="0" w:lastRow="0" w:noHBand="0" w:noVBand="1" w:val="04A0"/>
-      </w:tblPr>
-      <w:tblGrid>
-        <w:gridCol w:w="9072"/>
-      </w:tblGrid>
-      <w:tr>
-        <w:tc>
-          <w:tcPr>
-            <w:tcW w:type="dxa" w:w="9072"/>
-            <w:shd w:val="clear" w:color="auto" w:fill="F2F2F2"/>
-          </w:tcPr>
-          <w:p>
-            <w:pPr>
-              <w:spacing w:before="0" w:after="0"/>
-            </w:pPr>
-            <w:r>
-              <w:rPr>
-                <w:rFonts w:ascii="Courier New" w:hAnsi="Courier New"/>
-                <w:sz w:val="17"/>
-              </w:rPr>
-              <w:t>// 4 segments amber (fait) / gris (à venir) — animés avec AnimatedContainer</w:t>
-            </w:r>
-          </w:p>
-          <w:p>
-            <w:pPr>
-              <w:spacing w:before="0" w:after="0"/>
-            </w:pPr>
-            <w:r>
-              <w:rPr>
-                <w:rFonts w:ascii="Courier New" w:hAnsi="Courier New"/>
-                <w:sz w:val="17"/>
-              </w:rPr>
-              <w:t>class _StepBar extends StatelessWidget {</w:t>
-            </w:r>
-          </w:p>
-          <w:p>
-            <w:pPr>
-              <w:spacing w:before="0" w:after="0"/>
-            </w:pPr>
-            <w:r>
-              <w:rPr>
-                <w:rFonts w:ascii="Courier New" w:hAnsi="Courier New"/>
-                <w:sz w:val="17"/>
-              </w:rPr>
-              <w:t xml:space="preserve">  final int step;  // Étape courante (0-based)</w:t>
-            </w:r>
-          </w:p>
-          <w:p>
-            <w:pPr>
-              <w:spacing w:before="0" w:after="0"/>
-            </w:pPr>
-            <w:r>
-              <w:rPr>
-                <w:rFonts w:ascii="Courier New" w:hAnsi="Courier New"/>
-                <w:sz w:val="17"/>
-              </w:rPr>
-              <w:t xml:space="preserve">  final int total; // Nombre total d'étapes</w:t>
-            </w:r>
-          </w:p>
-          <w:p>
-            <w:pPr>
-              <w:spacing w:before="0" w:after="0"/>
-            </w:pPr>
-          </w:p>
-          <w:p>
-            <w:pPr>
-              <w:spacing w:before="0" w:after="0"/>
-            </w:pPr>
-            <w:r>
-              <w:rPr>
-                <w:rFonts w:ascii="Courier New" w:hAnsi="Courier New"/>
-                <w:sz w:val="17"/>
-              </w:rPr>
-              <w:t xml:space="preserve">  const _StepBar({required this.step, required this.total});</w:t>
-            </w:r>
-          </w:p>
-          <w:p>
-            <w:pPr>
-              <w:spacing w:before="0" w:after="0"/>
-            </w:pPr>
-          </w:p>
-          <w:p>
-            <w:pPr>
-              <w:spacing w:before="0" w:after="0"/>
-            </w:pPr>
-            <w:r>
-              <w:rPr>
-                <w:rFonts w:ascii="Courier New" w:hAnsi="Courier New"/>
-                <w:sz w:val="17"/>
-              </w:rPr>
-              <w:t xml:space="preserve">  @override</w:t>
-            </w:r>
-          </w:p>
-          <w:p>
-            <w:pPr>
-              <w:spacing w:before="0" w:after="0"/>
-            </w:pPr>
-            <w:r>
-              <w:rPr>
-                <w:rFonts w:ascii="Courier New" w:hAnsi="Courier New"/>
-                <w:sz w:val="17"/>
-              </w:rPr>
-              <w:t xml:space="preserve">  Widget build(BuildContext context) {</w:t>
-            </w:r>
-          </w:p>
-          <w:p>
-            <w:pPr>
-              <w:spacing w:before="0" w:after="0"/>
-            </w:pPr>
-            <w:r>
-              <w:rPr>
-                <w:rFonts w:ascii="Courier New" w:hAnsi="Courier New"/>
-                <w:sz w:val="17"/>
-              </w:rPr>
-              <w:t xml:space="preserve">    return Row(</w:t>
-            </w:r>
-          </w:p>
-          <w:p>
-            <w:pPr>
-              <w:spacing w:before="0" w:after="0"/>
-            </w:pPr>
-            <w:r>
-              <w:rPr>
-                <w:rFonts w:ascii="Courier New" w:hAnsi="Courier New"/>
-                <w:sz w:val="17"/>
-              </w:rPr>
-              <w:t xml:space="preserve">      children: List.generate(total, (i) {</w:t>
-            </w:r>
-          </w:p>
-          <w:p>
-            <w:pPr>
-              <w:spacing w:before="0" w:after="0"/>
-            </w:pPr>
-            <w:r>
-              <w:rPr>
-                <w:rFonts w:ascii="Courier New" w:hAnsi="Courier New"/>
-                <w:sz w:val="17"/>
-              </w:rPr>
-              <w:t xml:space="preserve">        return Expanded(</w:t>
-            </w:r>
-          </w:p>
-          <w:p>
-            <w:pPr>
-              <w:spacing w:before="0" w:after="0"/>
-            </w:pPr>
-            <w:r>
-              <w:rPr>
-                <w:rFonts w:ascii="Courier New" w:hAnsi="Courier New"/>
-                <w:sz w:val="17"/>
-              </w:rPr>
-              <w:t xml:space="preserve">          child: Padding(</w:t>
-            </w:r>
-          </w:p>
-          <w:p>
-            <w:pPr>
-              <w:spacing w:before="0" w:after="0"/>
-            </w:pPr>
-            <w:r>
-              <w:rPr>
-                <w:rFonts w:ascii="Courier New" w:hAnsi="Courier New"/>
-                <w:sz w:val="17"/>
-              </w:rPr>
-              <w:t xml:space="preserve">            padding: EdgeInsets.only(right: i &lt; total - 1 ? 6 : 0),</w:t>
-            </w:r>
-          </w:p>
-          <w:p>
-            <w:pPr>
-              <w:spacing w:before="0" w:after="0"/>
-            </w:pPr>
-            <w:r>
-              <w:rPr>
-                <w:rFonts w:ascii="Courier New" w:hAnsi="Courier New"/>
-                <w:sz w:val="17"/>
-              </w:rPr>
-              <w:t xml:space="preserve">            child: AnimatedContainer(</w:t>
-            </w:r>
-          </w:p>
-          <w:p>
-            <w:pPr>
-              <w:spacing w:before="0" w:after="0"/>
-            </w:pPr>
-            <w:r>
-              <w:rPr>
-                <w:rFonts w:ascii="Courier New" w:hAnsi="Courier New"/>
-                <w:sz w:val="17"/>
-              </w:rPr>
-              <w:t xml:space="preserve">              duration: const Duration(milliseconds: 240),</w:t>
-            </w:r>
-          </w:p>
-          <w:p>
-            <w:pPr>
-              <w:spacing w:before="0" w:after="0"/>
-            </w:pPr>
-            <w:r>
-              <w:rPr>
-                <w:rFonts w:ascii="Courier New" w:hAnsi="Courier New"/>
-                <w:sz w:val="17"/>
-              </w:rPr>
-              <w:t xml:space="preserve">              height: 5,</w:t>
-            </w:r>
-          </w:p>
-          <w:p>
-            <w:pPr>
-              <w:spacing w:before="0" w:after="0"/>
-            </w:pPr>
-            <w:r>
-              <w:rPr>
-                <w:rFonts w:ascii="Courier New" w:hAnsi="Courier New"/>
-                <w:sz w:val="17"/>
-              </w:rPr>
-              <w:t xml:space="preserve">              decoration: BoxDecoration(</w:t>
-            </w:r>
-          </w:p>
-          <w:p>
-            <w:pPr>
-              <w:spacing w:before="0" w:after="0"/>
-            </w:pPr>
-            <w:r>
-              <w:rPr>
-                <w:rFonts w:ascii="Courier New" w:hAnsi="Courier New"/>
-                <w:sz w:val="17"/>
-              </w:rPr>
-              <w:t xml:space="preserve">                color: i &lt;= step ? AppColors.amber : AppColors.border,</w:t>
-            </w:r>
-          </w:p>
-          <w:p>
-            <w:pPr>
-              <w:spacing w:before="0" w:after="0"/>
-            </w:pPr>
-            <w:r>
-              <w:rPr>
-                <w:rFonts w:ascii="Courier New" w:hAnsi="Courier New"/>
-                <w:sz w:val="17"/>
-              </w:rPr>
-              <w:t xml:space="preserve">                borderRadius: BorderRadius.circular(99),</w:t>
-            </w:r>
-          </w:p>
-          <w:p>
-            <w:pPr>
-              <w:spacing w:before="0" w:after="0"/>
-            </w:pPr>
-            <w:r>
-              <w:rPr>
-                <w:rFonts w:ascii="Courier New" w:hAnsi="Courier New"/>
-                <w:sz w:val="17"/>
-              </w:rPr>
-              <w:t xml:space="preserve">              ),</w:t>
-            </w:r>
-          </w:p>
-          <w:p>
-            <w:pPr>
-              <w:spacing w:before="0" w:after="0"/>
-            </w:pPr>
-            <w:r>
-              <w:rPr>
-                <w:rFonts w:ascii="Courier New" w:hAnsi="Courier New"/>
-                <w:sz w:val="17"/>
-              </w:rPr>
-              <w:t xml:space="preserve">            ),</w:t>
-            </w:r>
-          </w:p>
-          <w:p>
-            <w:pPr>
-              <w:spacing w:before="0" w:after="0"/>
-            </w:pPr>
-            <w:r>
-              <w:rPr>
-                <w:rFonts w:ascii="Courier New" w:hAnsi="Courier New"/>
-                <w:sz w:val="17"/>
-              </w:rPr>
-              <w:t xml:space="preserve">          ),</w:t>
-            </w:r>
-          </w:p>
-          <w:p>
-            <w:pPr>
-              <w:spacing w:before="0" w:after="0"/>
-            </w:pPr>
-            <w:r>
-              <w:rPr>
-                <w:rFonts w:ascii="Courier New" w:hAnsi="Courier New"/>
-                <w:sz w:val="17"/>
-              </w:rPr>
-              <w:t xml:space="preserve">        );</w:t>
-            </w:r>
-          </w:p>
-          <w:p>
-            <w:pPr>
-              <w:spacing w:before="0" w:after="0"/>
-            </w:pPr>
-            <w:r>
-              <w:rPr>
-                <w:rFonts w:ascii="Courier New" w:hAnsi="Courier New"/>
-                <w:sz w:val="17"/>
-              </w:rPr>
-              <w:t xml:space="preserve">      }),</w:t>
-            </w:r>
-          </w:p>
-          <w:p>
-            <w:pPr>
-              <w:spacing w:before="0" w:after="0"/>
-            </w:pPr>
-            <w:r>
-              <w:rPr>
-                <w:rFonts w:ascii="Courier New" w:hAnsi="Courier New"/>
-                <w:sz w:val="17"/>
-              </w:rPr>
-              <w:t xml:space="preserve">    );</w:t>
-            </w:r>
-          </w:p>
-          <w:p>
-            <w:pPr>
-              <w:spacing w:before="0" w:after="0"/>
-            </w:pPr>
-            <w:r>
-              <w:rPr>
-                <w:rFonts w:ascii="Courier New" w:hAnsi="Courier New"/>
-                <w:sz w:val="17"/>
-              </w:rPr>
-              <w:t xml:space="preserve">  }</w:t>
-            </w:r>
-          </w:p>
-          <w:p>
-            <w:pPr>
-              <w:spacing w:before="0" w:after="0"/>
-            </w:pPr>
-            <w:r>
-              <w:rPr>
-                <w:rFonts w:ascii="Courier New" w:hAnsi="Courier New"/>
-                <w:sz w:val="17"/>
-              </w:rPr>
-              <w:t>}</w:t>
-            </w:r>
-          </w:p>
-        </w:tc>
-      </w:tr>
-    </w:tbl>
-    <w:p>
-      <w:pPr>
-        <w:spacing w:after="80"/>
-      </w:pPr>
-    </w:p>
-    <w:p>
-      <w:pPr>
-        <w:spacing w:before="120" w:after="40"/>
-      </w:pPr>
-      <w:r>
-        <w:rPr>
-          <w:rFonts w:ascii="Times New Roman" w:hAnsi="Times New Roman"/>
-          <w:i/>
-          <w:color w:val="606060"/>
-          <w:sz w:val="18"/>
-        </w:rPr>
-        <w:t>📸  Barre de progression Étape 3 sur 4 (3 segments amber)</w:t>
-      </w:r>
-    </w:p>
-    <w:tbl>
-      <w:tblPr>
-        <w:tblStyle w:val="TableGrid"/>
-        <w:tblW w:type="auto" w:w="0"/>
-        <w:jc w:val="center"/>
-        <w:tblLook w:firstColumn="1" w:firstRow="1" w:lastColumn="0" w:lastRow="0" w:noHBand="0" w:noVBand="1" w:val="04A0"/>
-      </w:tblPr>
-      <w:tblGrid>
-        <w:gridCol w:w="9072"/>
-      </w:tblGrid>
-      <w:tr>
-        <w:trPr>
-          <w:trHeight w:val="3969" w:hRule="exact"/>
-        </w:trPr>
-        <w:tc>
-          <w:tcPr>
-            <w:tcW w:type="dxa" w:w="9072"/>
-            <w:shd w:val="clear" w:color="auto" w:fill="F0F0F0"/>
-          </w:tcPr>
-          <w:p>
-            <w:pPr>
-              <w:spacing w:before="1080"/>
-              <w:jc w:val="center"/>
-            </w:pPr>
-            <w:r>
-              <w:rPr>
-                <w:rFonts w:ascii="Times New Roman" w:hAnsi="Times New Roman"/>
-                <w:i/>
-                <w:color w:val="B0B0B0"/>
-                <w:sz w:val="20"/>
-              </w:rPr>
-              <w:t>[ Insérer la capture d'écran ici ]</w:t>
-            </w:r>
-          </w:p>
-        </w:tc>
-      </w:tr>
-    </w:tbl>
-    <w:p>
-      <w:pPr>
-        <w:spacing w:after="160"/>
-      </w:pPr>
-    </w:p>
-    <w:p>
-      <w:pPr>
-        <w:pBdr>
-          <w:bottom w:val="single" w:sz="4" w:space="1" w:color="000000"/>
-        </w:pBdr>
-        <w:spacing w:before="40" w:after="40"/>
-      </w:pPr>
-    </w:p>
-    <w:p>
-      <w:pPr>
-        <w:pStyle w:val="Heading3"/>
-      </w:pPr>
-      <w:r>
-        <w:rPr>
-          <w:rFonts w:ascii="Times New Roman" w:hAnsi="Times New Roman"/>
-          <w:b/>
-          <w:i w:val="0"/>
-          <w:sz w:val="24"/>
-        </w:rPr>
-        <w:t>4.7 Soumission et création du compte</w:t>
+        <w:t>4.6 Soumission et création du compte</w:t>
       </w:r>
     </w:p>
     <w:p>
@@ -11761,16 +10745,22 @@
       </w:tblGrid>
       <w:tr>
         <w:trPr>
-          <w:trHeight w:val="3969" w:hRule="exact"/>
+          <w:trHeight w:val="1701" w:hRule="atLeast"/>
         </w:trPr>
         <w:tc>
           <w:tcPr>
             <w:tcW w:type="dxa" w:w="9072"/>
             <w:shd w:val="clear" w:color="auto" w:fill="F0F0F0"/>
+            <w:tcMar>
+              <w:top w:w="113" w:type="dxa"/>
+              <w:left w:w="113" w:type="dxa"/>
+              <w:bottom w:w="113" w:type="dxa"/>
+              <w:right w:w="113" w:type="dxa"/>
+            </w:tcMar>
           </w:tcPr>
           <w:p>
             <w:pPr>
-              <w:spacing w:before="1080"/>
+              <w:spacing w:before="200" w:after="200"/>
               <w:jc w:val="center"/>
             </w:pPr>
             <w:r>
@@ -11817,16 +10807,22 @@
       </w:tblGrid>
       <w:tr>
         <w:trPr>
-          <w:trHeight w:val="3969" w:hRule="exact"/>
+          <w:trHeight w:val="1701" w:hRule="atLeast"/>
         </w:trPr>
         <w:tc>
           <w:tcPr>
             <w:tcW w:type="dxa" w:w="9072"/>
             <w:shd w:val="clear" w:color="auto" w:fill="F0F0F0"/>
+            <w:tcMar>
+              <w:top w:w="113" w:type="dxa"/>
+              <w:left w:w="113" w:type="dxa"/>
+              <w:bottom w:w="113" w:type="dxa"/>
+              <w:right w:w="113" w:type="dxa"/>
+            </w:tcMar>
           </w:tcPr>
           <w:p>
             <w:pPr>
-              <w:spacing w:before="1080"/>
+              <w:spacing w:before="200" w:after="200"/>
               <w:jc w:val="center"/>
             </w:pPr>
             <w:r>
@@ -13121,16 +12117,22 @@
       </w:tblGrid>
       <w:tr>
         <w:trPr>
-          <w:trHeight w:val="3969" w:hRule="exact"/>
+          <w:trHeight w:val="1701" w:hRule="atLeast"/>
         </w:trPr>
         <w:tc>
           <w:tcPr>
             <w:tcW w:type="dxa" w:w="9072"/>
             <w:shd w:val="clear" w:color="auto" w:fill="F0F0F0"/>
+            <w:tcMar>
+              <w:top w:w="113" w:type="dxa"/>
+              <w:left w:w="113" w:type="dxa"/>
+              <w:bottom w:w="113" w:type="dxa"/>
+              <w:right w:w="113" w:type="dxa"/>
+            </w:tcMar>
           </w:tcPr>
           <w:p>
             <w:pPr>
-              <w:spacing w:before="1080"/>
+              <w:spacing w:before="200" w:after="200"/>
               <w:jc w:val="center"/>
             </w:pPr>
             <w:r>
@@ -13177,16 +12179,22 @@
       </w:tblGrid>
       <w:tr>
         <w:trPr>
-          <w:trHeight w:val="3969" w:hRule="exact"/>
+          <w:trHeight w:val="1701" w:hRule="atLeast"/>
         </w:trPr>
         <w:tc>
           <w:tcPr>
             <w:tcW w:type="dxa" w:w="9072"/>
             <w:shd w:val="clear" w:color="auto" w:fill="F0F0F0"/>
+            <w:tcMar>
+              <w:top w:w="113" w:type="dxa"/>
+              <w:left w:w="113" w:type="dxa"/>
+              <w:bottom w:w="113" w:type="dxa"/>
+              <w:right w:w="113" w:type="dxa"/>
+            </w:tcMar>
           </w:tcPr>
           <w:p>
             <w:pPr>
-              <w:spacing w:before="1080"/>
+              <w:spacing w:before="200" w:after="200"/>
               <w:jc w:val="center"/>
             </w:pPr>
             <w:r>
@@ -13721,7 +12729,7 @@
                 <w:rFonts w:ascii="Courier New" w:hAnsi="Courier New"/>
                 <w:sz w:val="17"/>
               </w:rPr>
-              <w:t xml:space="preserve">  // ── Redirection vers le choix du rôle (pile vidée)</w:t>
+              <w:t xml:space="preserve">  // ── Redirection vers la page de connexion (pile vidée)</w:t>
             </w:r>
           </w:p>
           <w:p>
@@ -13757,7 +12765,7 @@
                 <w:rFonts w:ascii="Courier New" w:hAnsi="Courier New"/>
                 <w:sz w:val="17"/>
               </w:rPr>
-              <w:t xml:space="preserve">    MaterialPageRoute(builder: (_) =&gt; const RoleSelectionPage()),</w:t>
+              <w:t xml:space="preserve">    MaterialPageRoute(builder: (_) =&gt; const LoginPage()),</w:t>
             </w:r>
           </w:p>
           <w:p>
@@ -13988,16 +12996,22 @@
       </w:tblGrid>
       <w:tr>
         <w:trPr>
-          <w:trHeight w:val="3969" w:hRule="exact"/>
+          <w:trHeight w:val="1701" w:hRule="atLeast"/>
         </w:trPr>
         <w:tc>
           <w:tcPr>
             <w:tcW w:type="dxa" w:w="9072"/>
             <w:shd w:val="clear" w:color="auto" w:fill="F0F0F0"/>
+            <w:tcMar>
+              <w:top w:w="113" w:type="dxa"/>
+              <w:left w:w="113" w:type="dxa"/>
+              <w:bottom w:w="113" w:type="dxa"/>
+              <w:right w:w="113" w:type="dxa"/>
+            </w:tcMar>
           </w:tcPr>
           <w:p>
             <w:pPr>
-              <w:spacing w:before="1080"/>
+              <w:spacing w:before="200" w:after="200"/>
               <w:jc w:val="center"/>
             </w:pPr>
             <w:r>
@@ -14029,7 +13043,7 @@
           <w:color w:val="606060"/>
           <w:sz w:val="18"/>
         </w:rPr>
-        <w:t>📸  Retour à l'écran de sélection de rôle après déconnexion</w:t>
+        <w:t>📸  Retour à l'écran de connexion après déconnexion</w:t>
       </w:r>
     </w:p>
     <w:tbl>
@@ -14044,16 +13058,22 @@
       </w:tblGrid>
       <w:tr>
         <w:trPr>
-          <w:trHeight w:val="3969" w:hRule="exact"/>
+          <w:trHeight w:val="1701" w:hRule="atLeast"/>
         </w:trPr>
         <w:tc>
           <w:tcPr>
             <w:tcW w:type="dxa" w:w="9072"/>
             <w:shd w:val="clear" w:color="auto" w:fill="F0F0F0"/>
+            <w:tcMar>
+              <w:top w:w="113" w:type="dxa"/>
+              <w:left w:w="113" w:type="dxa"/>
+              <w:bottom w:w="113" w:type="dxa"/>
+              <w:right w:w="113" w:type="dxa"/>
+            </w:tcMar>
           </w:tcPr>
           <w:p>
             <w:pPr>
-              <w:spacing w:before="1080"/>
+              <w:spacing w:before="200" w:after="200"/>
               <w:jc w:val="center"/>
             </w:pPr>
             <w:r>
@@ -14414,7 +13434,7 @@
                 <w:i w:val="0"/>
                 <w:sz w:val="19"/>
               </w:rPr>
-              <w:t>Nom, téléphone, email, mot de passe — 4 étapes</w:t>
+              <w:t>Nom, téléphone, email, mot de passe + secteur + champs rôle — 4 étapes</w:t>
             </w:r>
           </w:p>
         </w:tc>
@@ -14456,7 +13476,7 @@
                 <w:i w:val="0"/>
                 <w:sz w:val="19"/>
               </w:rPr>
-              <w:t>Redirection vers la connexion</w:t>
+              <w:t>Champs rôle-spécifiques</w:t>
             </w:r>
           </w:p>
         </w:tc>
@@ -14476,7 +13496,158 @@
                 <w:i w:val="0"/>
                 <w:sz w:val="19"/>
               </w:rPr>
-              <w:t>Lien "J'ai déjà un compte"</w:t>
+              <w:t>Années d'expérience (Mentor) + ticket investissement (Investisseur) à l'étape 3</w:t>
+            </w:r>
+          </w:p>
+        </w:tc>
+        <w:tc>
+          <w:tcPr>
+            <w:tcW w:type="dxa" w:w="3024"/>
+            <w:vAlign w:val="center"/>
+          </w:tcPr>
+          <w:p>
+            <w:pPr>
+              <w:spacing w:before="40" w:after="40"/>
+            </w:pPr>
+            <w:r>
+              <w:rPr>
+                <w:rFonts w:ascii="Times New Roman" w:hAnsi="Times New Roman"/>
+                <w:b w:val="0"/>
+                <w:i w:val="0"/>
+                <w:sz w:val="19"/>
+              </w:rPr>
+              <w:t>✅</w:t>
+            </w:r>
+          </w:p>
+        </w:tc>
+      </w:tr>
+      <w:tr>
+        <w:tc>
+          <w:tcPr>
+            <w:tcW w:type="dxa" w:w="3024"/>
+            <w:vAlign w:val="center"/>
+          </w:tcPr>
+          <w:p>
+            <w:pPr>
+              <w:spacing w:before="40" w:after="40"/>
+            </w:pPr>
+            <w:r>
+              <w:rPr>
+                <w:rFonts w:ascii="Times New Roman" w:hAnsi="Times New Roman"/>
+                <w:b w:val="0"/>
+                <w:i w:val="0"/>
+                <w:sz w:val="19"/>
+              </w:rPr>
+              <w:t>Redirection vers la connexion</w:t>
+            </w:r>
+          </w:p>
+        </w:tc>
+        <w:tc>
+          <w:tcPr>
+            <w:tcW w:type="dxa" w:w="3024"/>
+            <w:vAlign w:val="center"/>
+          </w:tcPr>
+          <w:p>
+            <w:pPr>
+              <w:spacing w:before="40" w:after="40"/>
+            </w:pPr>
+            <w:r>
+              <w:rPr>
+                <w:rFonts w:ascii="Times New Roman" w:hAnsi="Times New Roman"/>
+                <w:b w:val="0"/>
+                <w:i w:val="0"/>
+                <w:sz w:val="19"/>
+              </w:rPr>
+              <w:t>Lien "J'ai déjà un compte" + déconnexion → LoginPage</w:t>
+            </w:r>
+          </w:p>
+        </w:tc>
+        <w:tc>
+          <w:tcPr>
+            <w:tcW w:type="dxa" w:w="3024"/>
+            <w:vAlign w:val="center"/>
+          </w:tcPr>
+          <w:p>
+            <w:pPr>
+              <w:spacing w:before="40" w:after="40"/>
+            </w:pPr>
+            <w:r>
+              <w:rPr>
+                <w:rFonts w:ascii="Times New Roman" w:hAnsi="Times New Roman"/>
+                <w:b w:val="0"/>
+                <w:i w:val="0"/>
+                <w:sz w:val="19"/>
+              </w:rPr>
+              <w:t>✅</w:t>
+            </w:r>
+          </w:p>
+        </w:tc>
+      </w:tr>
+      <w:tr>
+        <w:tc>
+          <w:tcPr>
+            <w:tcW w:type="dxa" w:w="3024"/>
+            <w:vAlign w:val="center"/>
+          </w:tcPr>
+          <w:p>
+            <w:pPr>
+              <w:spacing w:before="40" w:after="40"/>
+            </w:pPr>
+            <w:r>
+              <w:rPr>
+                <w:rFonts w:ascii="Times New Roman" w:hAnsi="Times New Roman"/>
+                <w:b w:val="0"/>
+                <w:i w:val="0"/>
+                <w:sz w:val="19"/>
+              </w:rPr>
+              <w:t>Sauvegarde mot de passe</w:t>
+            </w:r>
+          </w:p>
+        </w:tc>
+        <w:tc>
+          <w:tcPr>
+            <w:tcW w:type="dxa" w:w="3024"/>
+            <w:vAlign w:val="center"/>
+          </w:tcPr>
+          <w:p>
+            <w:pPr>
+              <w:spacing w:before="40" w:after="40"/>
+            </w:pPr>
+            <w:r>
+              <w:rPr>
+                <w:rFonts w:ascii="Times New Roman" w:hAnsi="Times New Roman"/>
+                <w:b w:val="0"/>
+                <w:i w:val="0"/>
+                <w:sz w:val="19"/>
+              </w:rPr>
+              <w:t>AutofillGroup</w:t>
+            </w:r>
+            <w:r>
+              <w:rPr>
+                <w:rFonts w:ascii="Times New Roman" w:hAnsi="Times New Roman"/>
+                <w:b w:val="0"/>
+                <w:i w:val="0"/>
+                <w:sz w:val="19"/>
+              </w:rPr>
+              <w:t xml:space="preserve"> + </w:t>
+            </w:r>
+            <w:r>
+              <w:rPr>
+                <w:rFonts w:ascii="Times New Roman" w:hAnsi="Times New Roman"/>
+                <w:b w:val="0"/>
+                <w:i w:val="0"/>
+                <w:sz w:val="19"/>
+              </w:rPr>
+              <w:t>finishAutofillContext(shouldSave: true)</w:t>
+            </w:r>
+            <w:r>
+              <w:rPr>
+                <w:rFonts w:ascii="Times New Roman" w:hAnsi="Times New Roman"/>
+                <w:b w:val="0"/>
+                <w:i w:val="0"/>
+                <w:sz w:val="19"/>
+              </w:rPr>
+              <w:t xml:space="preserve"> — Google/Samsung/iCloud</w:t>
             </w:r>
           </w:p>
         </w:tc>

--- a/livrables/docx/DIAPALER_AFRICA_Livrable3.docx
+++ b/livrables/docx/DIAPALER_AFRICA_Livrable3.docx
@@ -533,7 +533,7 @@
                 <w:rFonts w:ascii="Times New Roman" w:hAnsi="Times New Roman"/>
                 <w:sz w:val="20"/>
               </w:rPr>
-              <w:t>24 mai 2026</w:t>
+              <w:t>30 mai 2026</w:t>
             </w:r>
           </w:p>
         </w:tc>

--- a/livrables/docx/DIAPALER_AFRICA_Livrable3.docx
+++ b/livrables/docx/DIAPALER_AFRICA_Livrable3.docx
@@ -3544,7 +3544,156 @@
           <w:i w:val="0"/>
           <w:sz w:val="22"/>
         </w:rPr>
-        <w:t xml:space="preserve"> :</w:t>
+        <w:t>.</w:t>
+      </w:r>
+    </w:p>
+    <w:p>
+      <w:pPr>
+        <w:spacing w:after="120"/>
+      </w:pPr>
+      <w:r>
+        <w:rPr>
+          <w:rFonts w:ascii="Times New Roman" w:hAnsi="Times New Roman"/>
+          <w:b w:val="0"/>
+          <w:i w:val="0"/>
+          <w:sz w:val="22"/>
+        </w:rPr>
+        <w:t>Écran de démarrage :</w:t>
+      </w:r>
+      <w:r>
+        <w:rPr>
+          <w:rFonts w:ascii="Times New Roman" w:hAnsi="Times New Roman"/>
+          <w:b w:val="0"/>
+          <w:i w:val="0"/>
+          <w:sz w:val="22"/>
+        </w:rPr>
+        <w:t xml:space="preserve"> fond </w:t>
+      </w:r>
+      <w:r>
+        <w:rPr>
+          <w:rFonts w:ascii="Times New Roman" w:hAnsi="Times New Roman"/>
+          <w:b w:val="0"/>
+          <w:i w:val="0"/>
+          <w:sz w:val="22"/>
+        </w:rPr>
+        <w:t>AppColors.navyDeep</w:t>
+      </w:r>
+      <w:r>
+        <w:rPr>
+          <w:rFonts w:ascii="Times New Roman" w:hAnsi="Times New Roman"/>
+          <w:b w:val="0"/>
+          <w:i w:val="0"/>
+          <w:sz w:val="22"/>
+        </w:rPr>
+        <w:t xml:space="preserve"> avec un pattern de points subtil en arrière-plan. Au centre : le logo DIAPALER (tile circulaire navy→blue avec bordure amber) entouré de </w:t>
+      </w:r>
+      <w:r>
+        <w:rPr>
+          <w:rFonts w:ascii="Times New Roman" w:hAnsi="Times New Roman"/>
+          <w:b w:val="0"/>
+          <w:i w:val="0"/>
+          <w:sz w:val="22"/>
+        </w:rPr>
+        <w:t>3 orbites animées</w:t>
+      </w:r>
+      <w:r>
+        <w:rPr>
+          <w:rFonts w:ascii="Times New Roman" w:hAnsi="Times New Roman"/>
+          <w:b w:val="0"/>
+          <w:i w:val="0"/>
+          <w:sz w:val="22"/>
+        </w:rPr>
+        <w:t xml:space="preserve"> aux couleurs du drapeau sénégalais (vert, jaune, rouge), qui s'allument une à une. Le wordmark apparaît en </w:t>
+      </w:r>
+      <w:r>
+        <w:rPr>
+          <w:rFonts w:ascii="Times New Roman" w:hAnsi="Times New Roman"/>
+          <w:b w:val="0"/>
+          <w:i w:val="0"/>
+          <w:sz w:val="22"/>
+        </w:rPr>
+        <w:t>fontSize: 36</w:t>
+      </w:r>
+      <w:r>
+        <w:rPr>
+          <w:rFonts w:ascii="Times New Roman" w:hAnsi="Times New Roman"/>
+          <w:b w:val="0"/>
+          <w:i w:val="0"/>
+          <w:sz w:val="22"/>
+        </w:rPr>
+        <w:t xml:space="preserve"> suivi du sous-titre </w:t>
+      </w:r>
+      <w:r>
+        <w:rPr>
+          <w:rFonts w:ascii="Times New Roman" w:hAnsi="Times New Roman"/>
+          <w:b w:val="0"/>
+          <w:i w:val="0"/>
+          <w:sz w:val="22"/>
+        </w:rPr>
+        <w:t>« Connecte ton idée à ton succès »</w:t>
+      </w:r>
+      <w:r>
+        <w:rPr>
+          <w:rFonts w:ascii="Times New Roman" w:hAnsi="Times New Roman"/>
+          <w:b w:val="0"/>
+          <w:i w:val="0"/>
+          <w:sz w:val="22"/>
+        </w:rPr>
+        <w:t xml:space="preserve"> en italique, et d'une </w:t>
+      </w:r>
+      <w:r>
+        <w:rPr>
+          <w:rFonts w:ascii="Times New Roman" w:hAnsi="Times New Roman"/>
+          <w:b w:val="0"/>
+          <w:i w:val="0"/>
+          <w:sz w:val="22"/>
+        </w:rPr>
+        <w:t>LinearProgressIndicator</w:t>
+      </w:r>
+      <w:r>
+        <w:rPr>
+          <w:rFonts w:ascii="Times New Roman" w:hAnsi="Times New Roman"/>
+          <w:b w:val="0"/>
+          <w:i w:val="0"/>
+          <w:sz w:val="22"/>
+        </w:rPr>
+        <w:t xml:space="preserve"> amber. L'</w:t>
+      </w:r>
+      <w:r>
+        <w:rPr>
+          <w:rFonts w:ascii="Times New Roman" w:hAnsi="Times New Roman"/>
+          <w:b w:val="0"/>
+          <w:i w:val="0"/>
+          <w:sz w:val="22"/>
+        </w:rPr>
+        <w:t>AnimationController</w:t>
+      </w:r>
+      <w:r>
+        <w:rPr>
+          <w:rFonts w:ascii="Times New Roman" w:hAnsi="Times New Roman"/>
+          <w:b w:val="0"/>
+          <w:i w:val="0"/>
+          <w:sz w:val="22"/>
+        </w:rPr>
+        <w:t xml:space="preserve"> dure </w:t>
+      </w:r>
+      <w:r>
+        <w:rPr>
+          <w:rFonts w:ascii="Times New Roman" w:hAnsi="Times New Roman"/>
+          <w:b w:val="0"/>
+          <w:i w:val="0"/>
+          <w:sz w:val="22"/>
+        </w:rPr>
+        <w:t>1 100 ms</w:t>
+      </w:r>
+      <w:r>
+        <w:rPr>
+          <w:rFonts w:ascii="Times New Roman" w:hAnsi="Times New Roman"/>
+          <w:b w:val="0"/>
+          <w:i w:val="0"/>
+          <w:sz w:val="22"/>
+        </w:rPr>
+        <w:t xml:space="preserve"> au total.</w:t>
       </w:r>
     </w:p>
     <w:p>
@@ -3596,7 +3745,31 @@
                 <w:rFonts w:ascii="Courier New" w:hAnsi="Courier New"/>
                 <w:sz w:val="17"/>
               </w:rPr>
-              <w:t>class _SplashPageState extends State&lt;SplashPage&gt; {</w:t>
+              <w:t>class _SplashPageState extends State&lt;SplashPage&gt;</w:t>
+            </w:r>
+          </w:p>
+          <w:p>
+            <w:pPr>
+              <w:spacing w:before="0" w:after="0"/>
+            </w:pPr>
+            <w:r>
+              <w:rPr>
+                <w:rFonts w:ascii="Courier New" w:hAnsi="Courier New"/>
+                <w:sz w:val="17"/>
+              </w:rPr>
+              <w:t xml:space="preserve">    with TickerProviderStateMixin {</w:t>
+            </w:r>
+          </w:p>
+          <w:p>
+            <w:pPr>
+              <w:spacing w:before="0" w:after="0"/>
+            </w:pPr>
+            <w:r>
+              <w:rPr>
+                <w:rFonts w:ascii="Courier New" w:hAnsi="Courier New"/>
+                <w:sz w:val="17"/>
+              </w:rPr>
+              <w:t xml:space="preserve">  late final AnimationController _ctrl;</w:t>
             </w:r>
           </w:p>
           <w:p>
@@ -3649,6 +3822,54 @@
                 <w:rFonts w:ascii="Courier New" w:hAnsi="Courier New"/>
                 <w:sz w:val="17"/>
               </w:rPr>
+              <w:t xml:space="preserve">    _ctrl = AnimationController(</w:t>
+            </w:r>
+          </w:p>
+          <w:p>
+            <w:pPr>
+              <w:spacing w:before="0" w:after="0"/>
+            </w:pPr>
+            <w:r>
+              <w:rPr>
+                <w:rFonts w:ascii="Courier New" w:hAnsi="Courier New"/>
+                <w:sz w:val="17"/>
+              </w:rPr>
+              <w:t xml:space="preserve">      vsync: this,</w:t>
+            </w:r>
+          </w:p>
+          <w:p>
+            <w:pPr>
+              <w:spacing w:before="0" w:after="0"/>
+            </w:pPr>
+            <w:r>
+              <w:rPr>
+                <w:rFonts w:ascii="Courier New" w:hAnsi="Courier New"/>
+                <w:sz w:val="17"/>
+              </w:rPr>
+              <w:t xml:space="preserve">      duration: const Duration(milliseconds: 1100),</w:t>
+            </w:r>
+          </w:p>
+          <w:p>
+            <w:pPr>
+              <w:spacing w:before="0" w:after="0"/>
+            </w:pPr>
+            <w:r>
+              <w:rPr>
+                <w:rFonts w:ascii="Courier New" w:hAnsi="Courier New"/>
+                <w:sz w:val="17"/>
+              </w:rPr>
+              <w:t xml:space="preserve">    )..forward();</w:t>
+            </w:r>
+          </w:p>
+          <w:p>
+            <w:pPr>
+              <w:spacing w:before="0" w:after="0"/>
+            </w:pPr>
+            <w:r>
+              <w:rPr>
+                <w:rFonts w:ascii="Courier New" w:hAnsi="Courier New"/>
+                <w:sz w:val="17"/>
+              </w:rPr>
               <w:t xml:space="preserve">    _bootstrap();</w:t>
             </w:r>
           </w:p>
@@ -3784,18 +4005,6 @@
                 <w:rFonts w:ascii="Courier New" w:hAnsi="Courier New"/>
                 <w:sz w:val="17"/>
               </w:rPr>
-              <w:t xml:space="preserve">      // Firebase Realtime Database doit être prêt avant toute lecture</w:t>
-            </w:r>
-          </w:p>
-          <w:p>
-            <w:pPr>
-              <w:spacing w:before="0" w:after="0"/>
-            </w:pPr>
-            <w:r>
-              <w:rPr>
-                <w:rFonts w:ascii="Courier New" w:hAnsi="Courier New"/>
-                <w:sz w:val="17"/>
-              </w:rPr>
               <w:t xml:space="preserve">      await firebaseReady.timeout(const Duration(seconds: 5));</w:t>
             </w:r>
           </w:p>
@@ -3825,30 +4034,6 @@
                 <w:rFonts w:ascii="Courier New" w:hAnsi="Courier New"/>
                 <w:sz w:val="17"/>
               </w:rPr>
-              <w:t xml:space="preserve">      // AuthService.currentUid lit FirebaseAuth.instance.currentUser?.uid</w:t>
-            </w:r>
-          </w:p>
-          <w:p>
-            <w:pPr>
-              <w:spacing w:before="0" w:after="0"/>
-            </w:pPr>
-            <w:r>
-              <w:rPr>
-                <w:rFonts w:ascii="Courier New" w:hAnsi="Courier New"/>
-                <w:sz w:val="17"/>
-              </w:rPr>
-              <w:t xml:space="preserve">      // Si Firebase Auth a restauré la session, currentUid est non-null</w:t>
-            </w:r>
-          </w:p>
-          <w:p>
-            <w:pPr>
-              <w:spacing w:before="0" w:after="0"/>
-            </w:pPr>
-            <w:r>
-              <w:rPr>
-                <w:rFonts w:ascii="Courier New" w:hAnsi="Courier New"/>
-                <w:sz w:val="17"/>
-              </w:rPr>
               <w:t xml:space="preserve">      final uid = AuthService.currentUid;</w:t>
             </w:r>
           </w:p>
@@ -3993,7 +4178,7 @@
                 <w:rFonts w:ascii="Courier New" w:hAnsi="Courier New"/>
                 <w:sz w:val="17"/>
               </w:rPr>
-              <w:t xml:space="preserve">      // → Si un cache exist, l'utilisateur voit son profil hors-ligne</w:t>
+              <w:t xml:space="preserve">      // → Si un cache existe, l'utilisateur voit son profil hors-ligne</w:t>
             </w:r>
           </w:p>
           <w:p>
@@ -4034,7 +4219,7 @@
                 <w:rFonts w:ascii="Courier New" w:hAnsi="Courier New"/>
                 <w:sz w:val="17"/>
               </w:rPr>
-              <w:t xml:space="preserve">    // ── Étape 5 : Animation de 200ms puis navigation</w:t>
+              <w:t xml:space="preserve">    // ── Étape 5 : 200ms d'attente puis navigation avec FadeTransition</w:t>
             </w:r>
           </w:p>
           <w:p>
@@ -4094,31 +4279,7 @@
                 <w:rFonts w:ascii="Courier New" w:hAnsi="Courier New"/>
                 <w:sz w:val="17"/>
               </w:rPr>
-              <w:t xml:space="preserve">        pageBuilder: (_, __, ___) =&gt; next,</w:t>
-            </w:r>
-          </w:p>
-          <w:p>
-            <w:pPr>
-              <w:spacing w:before="0" w:after="0"/>
-            </w:pPr>
-            <w:r>
-              <w:rPr>
-                <w:rFonts w:ascii="Courier New" w:hAnsi="Courier New"/>
-                <w:sz w:val="17"/>
-              </w:rPr>
-              <w:t xml:space="preserve">        transitionsBuilder: (_, anim, __, child) =&gt;</w:t>
-            </w:r>
-          </w:p>
-          <w:p>
-            <w:pPr>
-              <w:spacing w:before="0" w:after="0"/>
-            </w:pPr>
-            <w:r>
-              <w:rPr>
-                <w:rFonts w:ascii="Courier New" w:hAnsi="Courier New"/>
-                <w:sz w:val="17"/>
-              </w:rPr>
-              <w:t xml:space="preserve">            FadeTransition(opacity: anim, child: child),</w:t>
+              <w:t xml:space="preserve">        pageBuilder: (_, a, __) =&gt; FadeTransition(opacity: a, child: next),</w:t>
             </w:r>
           </w:p>
           <w:p>
@@ -4207,151 +4368,523 @@
                 <w:rFonts w:ascii="Courier New" w:hAnsi="Courier New"/>
                 <w:sz w:val="17"/>
               </w:rPr>
-              <w:t xml:space="preserve">    // Écran de démarrage : logo DIAPALER animé + bande drapeau sénégalais</w:t>
-            </w:r>
-          </w:p>
-          <w:p>
-            <w:pPr>
-              <w:spacing w:before="0" w:after="0"/>
-            </w:pPr>
-            <w:r>
-              <w:rPr>
-                <w:rFonts w:ascii="Courier New" w:hAnsi="Courier New"/>
-                <w:sz w:val="17"/>
-              </w:rPr>
-              <w:t xml:space="preserve">    return const Scaffold(</w:t>
-            </w:r>
-          </w:p>
-          <w:p>
-            <w:pPr>
-              <w:spacing w:before="0" w:after="0"/>
-            </w:pPr>
-            <w:r>
-              <w:rPr>
-                <w:rFonts w:ascii="Courier New" w:hAnsi="Courier New"/>
-                <w:sz w:val="17"/>
-              </w:rPr>
-              <w:t xml:space="preserve">      body: Center(</w:t>
-            </w:r>
-          </w:p>
-          <w:p>
-            <w:pPr>
-              <w:spacing w:before="0" w:after="0"/>
-            </w:pPr>
-            <w:r>
-              <w:rPr>
-                <w:rFonts w:ascii="Courier New" w:hAnsi="Courier New"/>
-                <w:sz w:val="17"/>
-              </w:rPr>
-              <w:t xml:space="preserve">        child: Column(</w:t>
-            </w:r>
-          </w:p>
-          <w:p>
-            <w:pPr>
-              <w:spacing w:before="0" w:after="0"/>
-            </w:pPr>
-            <w:r>
-              <w:rPr>
-                <w:rFonts w:ascii="Courier New" w:hAnsi="Courier New"/>
-                <w:sz w:val="17"/>
-              </w:rPr>
-              <w:t xml:space="preserve">          mainAxisSize: MainAxisSize.min,</w:t>
-            </w:r>
-          </w:p>
-          <w:p>
-            <w:pPr>
-              <w:spacing w:before="0" w:after="0"/>
-            </w:pPr>
-            <w:r>
-              <w:rPr>
-                <w:rFonts w:ascii="Courier New" w:hAnsi="Courier New"/>
-                <w:sz w:val="17"/>
-              </w:rPr>
-              <w:t xml:space="preserve">          children: [</w:t>
-            </w:r>
-          </w:p>
-          <w:p>
-            <w:pPr>
-              <w:spacing w:before="0" w:after="0"/>
-            </w:pPr>
-            <w:r>
-              <w:rPr>
-                <w:rFonts w:ascii="Courier New" w:hAnsi="Courier New"/>
-                <w:sz w:val="17"/>
-              </w:rPr>
-              <w:t xml:space="preserve">            DiapalerLogoTile(size: 80),</w:t>
-            </w:r>
-          </w:p>
-          <w:p>
-            <w:pPr>
-              <w:spacing w:before="0" w:after="0"/>
-            </w:pPr>
-            <w:r>
-              <w:rPr>
-                <w:rFonts w:ascii="Courier New" w:hAnsi="Courier New"/>
-                <w:sz w:val="17"/>
-              </w:rPr>
-              <w:t xml:space="preserve">            SizedBox(height: 16),</w:t>
-            </w:r>
-          </w:p>
-          <w:p>
-            <w:pPr>
-              <w:spacing w:before="0" w:after="0"/>
-            </w:pPr>
-            <w:r>
-              <w:rPr>
-                <w:rFonts w:ascii="Courier New" w:hAnsi="Courier New"/>
-                <w:sz w:val="17"/>
-              </w:rPr>
-              <w:t xml:space="preserve">            DiapalerWordmark(fontSize: 32),</w:t>
-            </w:r>
-          </w:p>
-          <w:p>
-            <w:pPr>
-              <w:spacing w:before="0" w:after="0"/>
-            </w:pPr>
-            <w:r>
-              <w:rPr>
-                <w:rFonts w:ascii="Courier New" w:hAnsi="Courier New"/>
-                <w:sz w:val="17"/>
-              </w:rPr>
-              <w:t xml:space="preserve">            SizedBox(height: 8),</w:t>
-            </w:r>
-          </w:p>
-          <w:p>
-            <w:pPr>
-              <w:spacing w:before="0" w:after="0"/>
-            </w:pPr>
-            <w:r>
-              <w:rPr>
-                <w:rFonts w:ascii="Courier New" w:hAnsi="Courier New"/>
-                <w:sz w:val="17"/>
-              </w:rPr>
-              <w:t xml:space="preserve">            SenegalFlagStrip(height: 4),</w:t>
-            </w:r>
-          </w:p>
-          <w:p>
-            <w:pPr>
-              <w:spacing w:before="0" w:after="0"/>
-            </w:pPr>
-            <w:r>
-              <w:rPr>
-                <w:rFonts w:ascii="Courier New" w:hAnsi="Courier New"/>
-                <w:sz w:val="17"/>
-              </w:rPr>
-              <w:t xml:space="preserve">          ],</w:t>
-            </w:r>
-          </w:p>
-          <w:p>
-            <w:pPr>
-              <w:spacing w:before="0" w:after="0"/>
-            </w:pPr>
-            <w:r>
-              <w:rPr>
-                <w:rFonts w:ascii="Courier New" w:hAnsi="Courier New"/>
-                <w:sz w:val="17"/>
-              </w:rPr>
-              <w:t xml:space="preserve">        ),</w:t>
+              <w:t xml:space="preserve">    // Fond navy profond + pattern de points + logo animé avec 3 orbites drapeau</w:t>
+            </w:r>
+          </w:p>
+          <w:p>
+            <w:pPr>
+              <w:spacing w:before="0" w:after="0"/>
+            </w:pPr>
+            <w:r>
+              <w:rPr>
+                <w:rFonts w:ascii="Courier New" w:hAnsi="Courier New"/>
+                <w:sz w:val="17"/>
+              </w:rPr>
+              <w:t xml:space="preserve">    return Scaffold(</w:t>
+            </w:r>
+          </w:p>
+          <w:p>
+            <w:pPr>
+              <w:spacing w:before="0" w:after="0"/>
+            </w:pPr>
+            <w:r>
+              <w:rPr>
+                <w:rFonts w:ascii="Courier New" w:hAnsi="Courier New"/>
+                <w:sz w:val="17"/>
+              </w:rPr>
+              <w:t xml:space="preserve">      backgroundColor: AppColors.navyDeep,</w:t>
+            </w:r>
+          </w:p>
+          <w:p>
+            <w:pPr>
+              <w:spacing w:before="0" w:after="0"/>
+            </w:pPr>
+            <w:r>
+              <w:rPr>
+                <w:rFonts w:ascii="Courier New" w:hAnsi="Courier New"/>
+                <w:sz w:val="17"/>
+              </w:rPr>
+              <w:t xml:space="preserve">      body: Stack(</w:t>
+            </w:r>
+          </w:p>
+          <w:p>
+            <w:pPr>
+              <w:spacing w:before="0" w:after="0"/>
+            </w:pPr>
+            <w:r>
+              <w:rPr>
+                <w:rFonts w:ascii="Courier New" w:hAnsi="Courier New"/>
+                <w:sz w:val="17"/>
+              </w:rPr>
+              <w:t xml:space="preserve">        children: [</w:t>
+            </w:r>
+          </w:p>
+          <w:p>
+            <w:pPr>
+              <w:spacing w:before="0" w:after="0"/>
+            </w:pPr>
+            <w:r>
+              <w:rPr>
+                <w:rFonts w:ascii="Courier New" w:hAnsi="Courier New"/>
+                <w:sz w:val="17"/>
+              </w:rPr>
+              <w:t xml:space="preserve">          Positioned.fill(child: CustomPaint(painter: _DotsBg())),</w:t>
+            </w:r>
+          </w:p>
+          <w:p>
+            <w:pPr>
+              <w:spacing w:before="0" w:after="0"/>
+            </w:pPr>
+            <w:r>
+              <w:rPr>
+                <w:rFonts w:ascii="Courier New" w:hAnsi="Courier New"/>
+                <w:sz w:val="17"/>
+              </w:rPr>
+              <w:t xml:space="preserve">          Center(</w:t>
+            </w:r>
+          </w:p>
+          <w:p>
+            <w:pPr>
+              <w:spacing w:before="0" w:after="0"/>
+            </w:pPr>
+            <w:r>
+              <w:rPr>
+                <w:rFonts w:ascii="Courier New" w:hAnsi="Courier New"/>
+                <w:sz w:val="17"/>
+              </w:rPr>
+              <w:t xml:space="preserve">            child: Column(</w:t>
+            </w:r>
+          </w:p>
+          <w:p>
+            <w:pPr>
+              <w:spacing w:before="0" w:after="0"/>
+            </w:pPr>
+            <w:r>
+              <w:rPr>
+                <w:rFonts w:ascii="Courier New" w:hAnsi="Courier New"/>
+                <w:sz w:val="17"/>
+              </w:rPr>
+              <w:t xml:space="preserve">              mainAxisAlignment: MainAxisAlignment.center,</w:t>
+            </w:r>
+          </w:p>
+          <w:p>
+            <w:pPr>
+              <w:spacing w:before="0" w:after="0"/>
+            </w:pPr>
+            <w:r>
+              <w:rPr>
+                <w:rFonts w:ascii="Courier New" w:hAnsi="Courier New"/>
+                <w:sz w:val="17"/>
+              </w:rPr>
+              <w:t xml:space="preserve">              children: [</w:t>
+            </w:r>
+          </w:p>
+          <w:p>
+            <w:pPr>
+              <w:spacing w:before="0" w:after="0"/>
+            </w:pPr>
+            <w:r>
+              <w:rPr>
+                <w:rFonts w:ascii="Courier New" w:hAnsi="Courier New"/>
+                <w:sz w:val="17"/>
+              </w:rPr>
+              <w:t xml:space="preserve">                _Logo(anim: _ctrl), // tile + 3 orbites flagGreen/flagYellow/flagRed</w:t>
+            </w:r>
+          </w:p>
+          <w:p>
+            <w:pPr>
+              <w:spacing w:before="0" w:after="0"/>
+            </w:pPr>
+            <w:r>
+              <w:rPr>
+                <w:rFonts w:ascii="Courier New" w:hAnsi="Courier New"/>
+                <w:sz w:val="17"/>
+              </w:rPr>
+              <w:t xml:space="preserve">                const SizedBox(height: 22),</w:t>
+            </w:r>
+          </w:p>
+          <w:p>
+            <w:pPr>
+              <w:spacing w:before="0" w:after="0"/>
+            </w:pPr>
+            <w:r>
+              <w:rPr>
+                <w:rFonts w:ascii="Courier New" w:hAnsi="Courier New"/>
+                <w:sz w:val="17"/>
+              </w:rPr>
+              <w:t xml:space="preserve">                _slideUp(</w:t>
+            </w:r>
+          </w:p>
+          <w:p>
+            <w:pPr>
+              <w:spacing w:before="0" w:after="0"/>
+            </w:pPr>
+            <w:r>
+              <w:rPr>
+                <w:rFonts w:ascii="Courier New" w:hAnsi="Courier New"/>
+                <w:sz w:val="17"/>
+              </w:rPr>
+              <w:t xml:space="preserve">                  anim: _at(0.55, 0.85),</w:t>
+            </w:r>
+          </w:p>
+          <w:p>
+            <w:pPr>
+              <w:spacing w:before="0" w:after="0"/>
+            </w:pPr>
+            <w:r>
+              <w:rPr>
+                <w:rFonts w:ascii="Courier New" w:hAnsi="Courier New"/>
+                <w:sz w:val="17"/>
+              </w:rPr>
+              <w:t xml:space="preserve">                  child: const DiapalerWordmark(fontSize: 36, onDark: true),</w:t>
+            </w:r>
+          </w:p>
+          <w:p>
+            <w:pPr>
+              <w:spacing w:before="0" w:after="0"/>
+            </w:pPr>
+            <w:r>
+              <w:rPr>
+                <w:rFonts w:ascii="Courier New" w:hAnsi="Courier New"/>
+                <w:sz w:val="17"/>
+              </w:rPr>
+              <w:t xml:space="preserve">                ),</w:t>
+            </w:r>
+          </w:p>
+          <w:p>
+            <w:pPr>
+              <w:spacing w:before="0" w:after="0"/>
+            </w:pPr>
+            <w:r>
+              <w:rPr>
+                <w:rFonts w:ascii="Courier New" w:hAnsi="Courier New"/>
+                <w:sz w:val="17"/>
+              </w:rPr>
+              <w:t xml:space="preserve">                const SizedBox(height: 12),</w:t>
+            </w:r>
+          </w:p>
+          <w:p>
+            <w:pPr>
+              <w:spacing w:before="0" w:after="0"/>
+            </w:pPr>
+            <w:r>
+              <w:rPr>
+                <w:rFonts w:ascii="Courier New" w:hAnsi="Courier New"/>
+                <w:sz w:val="17"/>
+              </w:rPr>
+              <w:t xml:space="preserve">                _slideUp(</w:t>
+            </w:r>
+          </w:p>
+          <w:p>
+            <w:pPr>
+              <w:spacing w:before="0" w:after="0"/>
+            </w:pPr>
+            <w:r>
+              <w:rPr>
+                <w:rFonts w:ascii="Courier New" w:hAnsi="Courier New"/>
+                <w:sz w:val="17"/>
+              </w:rPr>
+              <w:t xml:space="preserve">                  anim: _at(0.7, 1.0),</w:t>
+            </w:r>
+          </w:p>
+          <w:p>
+            <w:pPr>
+              <w:spacing w:before="0" w:after="0"/>
+            </w:pPr>
+            <w:r>
+              <w:rPr>
+                <w:rFonts w:ascii="Courier New" w:hAnsi="Courier New"/>
+                <w:sz w:val="17"/>
+              </w:rPr>
+              <w:t xml:space="preserve">                  child: const Text(</w:t>
+            </w:r>
+          </w:p>
+          <w:p>
+            <w:pPr>
+              <w:spacing w:before="0" w:after="0"/>
+            </w:pPr>
+            <w:r>
+              <w:rPr>
+                <w:rFonts w:ascii="Courier New" w:hAnsi="Courier New"/>
+                <w:sz w:val="17"/>
+              </w:rPr>
+              <w:t xml:space="preserve">                    '« Connecte ton idée à ton succès »',</w:t>
+            </w:r>
+          </w:p>
+          <w:p>
+            <w:pPr>
+              <w:spacing w:before="0" w:after="0"/>
+            </w:pPr>
+            <w:r>
+              <w:rPr>
+                <w:rFonts w:ascii="Courier New" w:hAnsi="Courier New"/>
+                <w:sz w:val="17"/>
+              </w:rPr>
+              <w:t xml:space="preserve">                    style: TextStyle(</w:t>
+            </w:r>
+          </w:p>
+          <w:p>
+            <w:pPr>
+              <w:spacing w:before="0" w:after="0"/>
+            </w:pPr>
+            <w:r>
+              <w:rPr>
+                <w:rFonts w:ascii="Courier New" w:hAnsi="Courier New"/>
+                <w:sz w:val="17"/>
+              </w:rPr>
+              <w:t xml:space="preserve">                      color: Colors.white70,</w:t>
+            </w:r>
+          </w:p>
+          <w:p>
+            <w:pPr>
+              <w:spacing w:before="0" w:after="0"/>
+            </w:pPr>
+            <w:r>
+              <w:rPr>
+                <w:rFonts w:ascii="Courier New" w:hAnsi="Courier New"/>
+                <w:sz w:val="17"/>
+              </w:rPr>
+              <w:t xml:space="preserve">                      fontSize: 13.5,</w:t>
+            </w:r>
+          </w:p>
+          <w:p>
+            <w:pPr>
+              <w:spacing w:before="0" w:after="0"/>
+            </w:pPr>
+            <w:r>
+              <w:rPr>
+                <w:rFonts w:ascii="Courier New" w:hAnsi="Courier New"/>
+                <w:sz w:val="17"/>
+              </w:rPr>
+              <w:t xml:space="preserve">                      fontStyle: FontStyle.italic,</w:t>
+            </w:r>
+          </w:p>
+          <w:p>
+            <w:pPr>
+              <w:spacing w:before="0" w:after="0"/>
+            </w:pPr>
+            <w:r>
+              <w:rPr>
+                <w:rFonts w:ascii="Courier New" w:hAnsi="Courier New"/>
+                <w:sz w:val="17"/>
+              </w:rPr>
+              <w:t xml:space="preserve">                    ),</w:t>
+            </w:r>
+          </w:p>
+          <w:p>
+            <w:pPr>
+              <w:spacing w:before="0" w:after="0"/>
+            </w:pPr>
+            <w:r>
+              <w:rPr>
+                <w:rFonts w:ascii="Courier New" w:hAnsi="Courier New"/>
+                <w:sz w:val="17"/>
+              </w:rPr>
+              <w:t xml:space="preserve">                  ),</w:t>
+            </w:r>
+          </w:p>
+          <w:p>
+            <w:pPr>
+              <w:spacing w:before="0" w:after="0"/>
+            </w:pPr>
+            <w:r>
+              <w:rPr>
+                <w:rFonts w:ascii="Courier New" w:hAnsi="Courier New"/>
+                <w:sz w:val="17"/>
+              </w:rPr>
+              <w:t xml:space="preserve">                ),</w:t>
+            </w:r>
+          </w:p>
+          <w:p>
+            <w:pPr>
+              <w:spacing w:before="0" w:after="0"/>
+            </w:pPr>
+            <w:r>
+              <w:rPr>
+                <w:rFonts w:ascii="Courier New" w:hAnsi="Courier New"/>
+                <w:sz w:val="17"/>
+              </w:rPr>
+              <w:t xml:space="preserve">                const SizedBox(height: 50),</w:t>
+            </w:r>
+          </w:p>
+          <w:p>
+            <w:pPr>
+              <w:spacing w:before="0" w:after="0"/>
+            </w:pPr>
+            <w:r>
+              <w:rPr>
+                <w:rFonts w:ascii="Courier New" w:hAnsi="Courier New"/>
+                <w:sz w:val="17"/>
+              </w:rPr>
+              <w:t xml:space="preserve">                FadeTransition(</w:t>
+            </w:r>
+          </w:p>
+          <w:p>
+            <w:pPr>
+              <w:spacing w:before="0" w:after="0"/>
+            </w:pPr>
+            <w:r>
+              <w:rPr>
+                <w:rFonts w:ascii="Courier New" w:hAnsi="Courier New"/>
+                <w:sz w:val="17"/>
+              </w:rPr>
+              <w:t xml:space="preserve">                  opacity: _at(0.9, 1.0),</w:t>
+            </w:r>
+          </w:p>
+          <w:p>
+            <w:pPr>
+              <w:spacing w:before="0" w:after="0"/>
+            </w:pPr>
+            <w:r>
+              <w:rPr>
+                <w:rFonts w:ascii="Courier New" w:hAnsi="Courier New"/>
+                <w:sz w:val="17"/>
+              </w:rPr>
+              <w:t xml:space="preserve">                  child: const SizedBox(</w:t>
+            </w:r>
+          </w:p>
+          <w:p>
+            <w:pPr>
+              <w:spacing w:before="0" w:after="0"/>
+            </w:pPr>
+            <w:r>
+              <w:rPr>
+                <w:rFonts w:ascii="Courier New" w:hAnsi="Courier New"/>
+                <w:sz w:val="17"/>
+              </w:rPr>
+              <w:t xml:space="preserve">                    width: 120,</w:t>
+            </w:r>
+          </w:p>
+          <w:p>
+            <w:pPr>
+              <w:spacing w:before="0" w:after="0"/>
+            </w:pPr>
+            <w:r>
+              <w:rPr>
+                <w:rFonts w:ascii="Courier New" w:hAnsi="Courier New"/>
+                <w:sz w:val="17"/>
+              </w:rPr>
+              <w:t xml:space="preserve">                    child: LinearProgressIndicator(</w:t>
+            </w:r>
+          </w:p>
+          <w:p>
+            <w:pPr>
+              <w:spacing w:before="0" w:after="0"/>
+            </w:pPr>
+            <w:r>
+              <w:rPr>
+                <w:rFonts w:ascii="Courier New" w:hAnsi="Courier New"/>
+                <w:sz w:val="17"/>
+              </w:rPr>
+              <w:t xml:space="preserve">                      minHeight: 2,</w:t>
+            </w:r>
+          </w:p>
+          <w:p>
+            <w:pPr>
+              <w:spacing w:before="0" w:after="0"/>
+            </w:pPr>
+            <w:r>
+              <w:rPr>
+                <w:rFonts w:ascii="Courier New" w:hAnsi="Courier New"/>
+                <w:sz w:val="17"/>
+              </w:rPr>
+              <w:t xml:space="preserve">                      backgroundColor: Colors.white12,</w:t>
+            </w:r>
+          </w:p>
+          <w:p>
+            <w:pPr>
+              <w:spacing w:before="0" w:after="0"/>
+            </w:pPr>
+            <w:r>
+              <w:rPr>
+                <w:rFonts w:ascii="Courier New" w:hAnsi="Courier New"/>
+                <w:sz w:val="17"/>
+              </w:rPr>
+              <w:t xml:space="preserve">                      valueColor: AlwaysStoppedAnimation&lt;Color&gt;(AppColors.amber),</w:t>
+            </w:r>
+          </w:p>
+          <w:p>
+            <w:pPr>
+              <w:spacing w:before="0" w:after="0"/>
+            </w:pPr>
+            <w:r>
+              <w:rPr>
+                <w:rFonts w:ascii="Courier New" w:hAnsi="Courier New"/>
+                <w:sz w:val="17"/>
+              </w:rPr>
+              <w:t xml:space="preserve">                    ),</w:t>
+            </w:r>
+          </w:p>
+          <w:p>
+            <w:pPr>
+              <w:spacing w:before="0" w:after="0"/>
+            </w:pPr>
+            <w:r>
+              <w:rPr>
+                <w:rFonts w:ascii="Courier New" w:hAnsi="Courier New"/>
+                <w:sz w:val="17"/>
+              </w:rPr>
+              <w:t xml:space="preserve">                  ),</w:t>
+            </w:r>
+          </w:p>
+          <w:p>
+            <w:pPr>
+              <w:spacing w:before="0" w:after="0"/>
+            </w:pPr>
+            <w:r>
+              <w:rPr>
+                <w:rFonts w:ascii="Courier New" w:hAnsi="Courier New"/>
+                <w:sz w:val="17"/>
+              </w:rPr>
+              <w:t xml:space="preserve">                ),</w:t>
+            </w:r>
+          </w:p>
+          <w:p>
+            <w:pPr>
+              <w:spacing w:before="0" w:after="0"/>
+            </w:pPr>
+            <w:r>
+              <w:rPr>
+                <w:rFonts w:ascii="Courier New" w:hAnsi="Courier New"/>
+                <w:sz w:val="17"/>
+              </w:rPr>
+              <w:t xml:space="preserve">              ],</w:t>
+            </w:r>
+          </w:p>
+          <w:p>
+            <w:pPr>
+              <w:spacing w:before="0" w:after="0"/>
+            </w:pPr>
+            <w:r>
+              <w:rPr>
+                <w:rFonts w:ascii="Courier New" w:hAnsi="Courier New"/>
+                <w:sz w:val="17"/>
+              </w:rPr>
+              <w:t xml:space="preserve">            ),</w:t>
+            </w:r>
+          </w:p>
+          <w:p>
+            <w:pPr>
+              <w:spacing w:before="0" w:after="0"/>
+            </w:pPr>
+            <w:r>
+              <w:rPr>
+                <w:rFonts w:ascii="Courier New" w:hAnsi="Courier New"/>
+                <w:sz w:val="17"/>
+              </w:rPr>
+              <w:t xml:space="preserve">          ),</w:t>
+            </w:r>
+          </w:p>
+          <w:p>
+            <w:pPr>
+              <w:spacing w:before="0" w:after="0"/>
+            </w:pPr>
+            <w:r>
+              <w:rPr>
+                <w:rFonts w:ascii="Courier New" w:hAnsi="Courier New"/>
+                <w:sz w:val="17"/>
+              </w:rPr>
+              <w:t xml:space="preserve">        ],</w:t>
             </w:r>
           </w:p>
           <w:p>
@@ -6689,7 +7222,7 @@
                 <w:rFonts w:ascii="Courier New" w:hAnsi="Courier New"/>
                 <w:sz w:val="17"/>
               </w:rPr>
-              <w:t xml:space="preserve">                          hintText: 'nom@email.sn',</w:t>
+              <w:t xml:space="preserve">                          hintText: 'nom@téki.sn',</w:t>
             </w:r>
           </w:p>
           <w:p>
@@ -8269,7 +8802,43 @@
           <w:i w:val="0"/>
           <w:sz w:val="21"/>
         </w:rPr>
-        <w:t>Sexe (Homme / Femme / Autre — pills animés)</w:t>
+        <w:t>Sexe (</w:t>
+      </w:r>
+      <w:r>
+        <w:rPr>
+          <w:rFonts w:ascii="Times New Roman" w:hAnsi="Times New Roman"/>
+          <w:b w:val="0"/>
+          <w:i w:val="0"/>
+          <w:sz w:val="21"/>
+        </w:rPr>
+        <w:t>Femme / Homme / Non précisé</w:t>
+      </w:r>
+      <w:r>
+        <w:rPr>
+          <w:rFonts w:ascii="Times New Roman" w:hAnsi="Times New Roman"/>
+          <w:b w:val="0"/>
+          <w:i w:val="0"/>
+          <w:sz w:val="21"/>
+        </w:rPr>
+        <w:t xml:space="preserve"> — 3 pills animés, </w:t>
+      </w:r>
+      <w:r>
+        <w:rPr>
+          <w:rFonts w:ascii="Times New Roman" w:hAnsi="Times New Roman"/>
+          <w:b w:val="0"/>
+          <w:i w:val="0"/>
+          <w:sz w:val="21"/>
+        </w:rPr>
+        <w:t>défaut : Non précisé</w:t>
+      </w:r>
+      <w:r>
+        <w:rPr>
+          <w:rFonts w:ascii="Times New Roman" w:hAnsi="Times New Roman"/>
+          <w:b w:val="0"/>
+          <w:i w:val="0"/>
+          <w:sz w:val="21"/>
+        </w:rPr>
+        <w:t>)</w:t>
       </w:r>
     </w:p>
     <w:p>
@@ -8451,7 +9020,31 @@
                 <w:rFonts w:ascii="Courier New" w:hAnsi="Courier New"/>
                 <w:sz w:val="17"/>
               </w:rPr>
-              <w:t>// DatePicker avec texte d'aide court pour éviter la troncature</w:t>
+              <w:t>// DatePicker avec contrainte d'âge minimum 13 ans</w:t>
+            </w:r>
+          </w:p>
+          <w:p>
+            <w:pPr>
+              <w:spacing w:before="0" w:after="0"/>
+            </w:pPr>
+            <w:r>
+              <w:rPr>
+                <w:rFonts w:ascii="Courier New" w:hAnsi="Courier New"/>
+                <w:sz w:val="17"/>
+              </w:rPr>
+              <w:t>// initialDate : 22 ans en arrière par défaut (ou la date déjà saisie)</w:t>
+            </w:r>
+          </w:p>
+          <w:p>
+            <w:pPr>
+              <w:spacing w:before="0" w:after="0"/>
+            </w:pPr>
+            <w:r>
+              <w:rPr>
+                <w:rFonts w:ascii="Courier New" w:hAnsi="Courier New"/>
+                <w:sz w:val="17"/>
+              </w:rPr>
+              <w:t>// lastDate    : 13 ans en arrière (âge minimum requis)</w:t>
             </w:r>
           </w:p>
           <w:p>
@@ -8487,7 +9080,7 @@
                 <w:rFonts w:ascii="Courier New" w:hAnsi="Courier New"/>
                 <w:sz w:val="17"/>
               </w:rPr>
-              <w:t xml:space="preserve">  initialDate: _birthDate ?? DateTime(2000),</w:t>
+              <w:t xml:space="preserve">  initialDate: _birthDate ?? DateTime(now.year - 22), // mois/jour = 1/1 par défaut</w:t>
             </w:r>
           </w:p>
           <w:p>
@@ -8511,19 +9104,19 @@
                 <w:rFonts w:ascii="Courier New" w:hAnsi="Courier New"/>
                 <w:sz w:val="17"/>
               </w:rPr>
-              <w:t xml:space="preserve">  lastDate: DateTime.now(),</w:t>
-            </w:r>
-          </w:p>
-          <w:p>
-            <w:pPr>
-              <w:spacing w:before="0" w:after="0"/>
-            </w:pPr>
-            <w:r>
-              <w:rPr>
-                <w:rFonts w:ascii="Courier New" w:hAnsi="Courier New"/>
-                <w:sz w:val="17"/>
-              </w:rPr>
-              <w:t xml:space="preserve">  helpText: 'Date de naissance',  // ← 16 chars, pas de troncature</w:t>
+              <w:t xml:space="preserve">  lastDate: DateTime(now.year - 13, 12, 31),</w:t>
+            </w:r>
+          </w:p>
+          <w:p>
+            <w:pPr>
+              <w:spacing w:before="0" w:after="0"/>
+            </w:pPr>
+            <w:r>
+              <w:rPr>
+                <w:rFonts w:ascii="Courier New" w:hAnsi="Courier New"/>
+                <w:sz w:val="17"/>
+              </w:rPr>
+              <w:t xml:space="preserve">  helpText: 'Ta date de naissance',</w:t>
             </w:r>
           </w:p>
           <w:p>
@@ -9131,7 +9724,25 @@
           <w:i w:val="0"/>
           <w:sz w:val="21"/>
         </w:rPr>
-        <w:t>Biographie (textarea, 240 caractères max avec compteur)</w:t>
+        <w:t>Biographie "À propos de moi" (</w:t>
+      </w:r>
+      <w:r>
+        <w:rPr>
+          <w:rFonts w:ascii="Times New Roman" w:hAnsi="Times New Roman"/>
+          <w:b w:val="0"/>
+          <w:i w:val="0"/>
+          <w:sz w:val="21"/>
+        </w:rPr>
+        <w:t>hintText: 'Présente-toi en quelques lignes...'</w:t>
+      </w:r>
+      <w:r>
+        <w:rPr>
+          <w:rFonts w:ascii="Times New Roman" w:hAnsi="Times New Roman"/>
+          <w:b w:val="0"/>
+          <w:i w:val="0"/>
+          <w:sz w:val="21"/>
+        </w:rPr>
+        <w:t>, 240 caractères max, compteur natif)</w:t>
       </w:r>
     </w:p>
     <w:p>
@@ -9456,7 +10067,7 @@
                 <w:rFonts w:ascii="Courier New" w:hAnsi="Courier New"/>
                 <w:sz w:val="17"/>
               </w:rPr>
-              <w:t>// Compteur de caractères temps réel dans la biographie</w:t>
+              <w:t>// Biographie : hintText invite à se présenter, compteur natif Flutter (maxLength)</w:t>
             </w:r>
           </w:p>
           <w:p>
@@ -9516,31 +10127,19 @@
                 <w:rFonts w:ascii="Courier New" w:hAnsi="Courier New"/>
                 <w:sz w:val="17"/>
               </w:rPr>
-              <w:t xml:space="preserve">  decoration: InputDecoration(</w:t>
-            </w:r>
-          </w:p>
-          <w:p>
-            <w:pPr>
-              <w:spacing w:before="0" w:after="0"/>
-            </w:pPr>
-            <w:r>
-              <w:rPr>
-                <w:rFonts w:ascii="Courier New" w:hAnsi="Courier New"/>
-                <w:sz w:val="17"/>
-              </w:rPr>
-              <w:t xml:space="preserve">    labelText: 'Biographie',</w:t>
-            </w:r>
-          </w:p>
-          <w:p>
-            <w:pPr>
-              <w:spacing w:before="0" w:after="0"/>
-            </w:pPr>
-            <w:r>
-              <w:rPr>
-                <w:rFonts w:ascii="Courier New" w:hAnsi="Courier New"/>
-                <w:sz w:val="17"/>
-              </w:rPr>
-              <w:t xml:space="preserve">    counterText: '${_bio.text.length}/240',</w:t>
+              <w:t xml:space="preserve">  decoration: const InputDecoration(</w:t>
+            </w:r>
+          </w:p>
+          <w:p>
+            <w:pPr>
+              <w:spacing w:before="0" w:after="0"/>
+            </w:pPr>
+            <w:r>
+              <w:rPr>
+                <w:rFonts w:ascii="Courier New" w:hAnsi="Courier New"/>
+                <w:sz w:val="17"/>
+              </w:rPr>
+              <w:t xml:space="preserve">    hintText: 'Présente-toi en quelques lignes...',</w:t>
             </w:r>
           </w:p>
           <w:p>
@@ -10316,175 +10915,235 @@
                 <w:rFonts w:ascii="Courier New" w:hAnsi="Courier New"/>
                 <w:sz w:val="17"/>
               </w:rPr>
-              <w:t xml:space="preserve">      firstName:   parts.first,</w:t>
-            </w:r>
-          </w:p>
-          <w:p>
-            <w:pPr>
-              <w:spacing w:before="0" w:after="0"/>
-            </w:pPr>
-            <w:r>
-              <w:rPr>
-                <w:rFonts w:ascii="Courier New" w:hAnsi="Courier New"/>
-                <w:sz w:val="17"/>
-              </w:rPr>
-              <w:t xml:space="preserve">      lastName:    parts.length &gt; 1 ? parts.sublist(1).join(' ') : '',</w:t>
-            </w:r>
-          </w:p>
-          <w:p>
-            <w:pPr>
-              <w:spacing w:before="0" w:after="0"/>
-            </w:pPr>
-            <w:r>
-              <w:rPr>
-                <w:rFonts w:ascii="Courier New" w:hAnsi="Courier New"/>
-                <w:sz w:val="17"/>
-              </w:rPr>
-              <w:t xml:space="preserve">      email:       _email.text.trim(),</w:t>
-            </w:r>
-          </w:p>
-          <w:p>
-            <w:pPr>
-              <w:spacing w:before="0" w:after="0"/>
-            </w:pPr>
-            <w:r>
-              <w:rPr>
-                <w:rFonts w:ascii="Courier New" w:hAnsi="Courier New"/>
-                <w:sz w:val="17"/>
-              </w:rPr>
-              <w:t xml:space="preserve">      phone:       '+221 ${_phone.text.trim()}',</w:t>
-            </w:r>
-          </w:p>
-          <w:p>
-            <w:pPr>
-              <w:spacing w:before="0" w:after="0"/>
-            </w:pPr>
-            <w:r>
-              <w:rPr>
-                <w:rFonts w:ascii="Courier New" w:hAnsi="Courier New"/>
-                <w:sz w:val="17"/>
-              </w:rPr>
-              <w:t xml:space="preserve">      gender:      _gender,</w:t>
-            </w:r>
-          </w:p>
-          <w:p>
-            <w:pPr>
-              <w:spacing w:before="0" w:after="0"/>
-            </w:pPr>
-            <w:r>
-              <w:rPr>
-                <w:rFonts w:ascii="Courier New" w:hAnsi="Courier New"/>
-                <w:sz w:val="17"/>
-              </w:rPr>
-              <w:t xml:space="preserve">      birthDate:   _birthDate,</w:t>
-            </w:r>
-          </w:p>
-          <w:p>
-            <w:pPr>
-              <w:spacing w:before="0" w:after="0"/>
-            </w:pPr>
-            <w:r>
-              <w:rPr>
-                <w:rFonts w:ascii="Courier New" w:hAnsi="Courier New"/>
-                <w:sz w:val="17"/>
-              </w:rPr>
-              <w:t xml:space="preserve">      city:        _city,</w:t>
-            </w:r>
-          </w:p>
-          <w:p>
-            <w:pPr>
-              <w:spacing w:before="0" w:after="0"/>
-            </w:pPr>
-            <w:r>
-              <w:rPr>
-                <w:rFonts w:ascii="Courier New" w:hAnsi="Courier New"/>
-                <w:sz w:val="17"/>
-              </w:rPr>
-              <w:t xml:space="preserve">      country:     _country,</w:t>
-            </w:r>
-          </w:p>
-          <w:p>
-            <w:pPr>
-              <w:spacing w:before="0" w:after="0"/>
-            </w:pPr>
-            <w:r>
-              <w:rPr>
-                <w:rFonts w:ascii="Courier New" w:hAnsi="Courier New"/>
-                <w:sz w:val="17"/>
-              </w:rPr>
-              <w:t xml:space="preserve">      role:        _roleLabel(_role),   // Entrepreneur / Mentor / Investisseur</w:t>
-            </w:r>
-          </w:p>
-          <w:p>
-            <w:pPr>
-              <w:spacing w:before="0" w:after="0"/>
-            </w:pPr>
-            <w:r>
-              <w:rPr>
-                <w:rFonts w:ascii="Courier New" w:hAnsi="Courier New"/>
-                <w:sz w:val="17"/>
-              </w:rPr>
-              <w:t xml:space="preserve">      sector:      _sector,</w:t>
-            </w:r>
-          </w:p>
-          <w:p>
-            <w:pPr>
-              <w:spacing w:before="0" w:after="0"/>
-            </w:pPr>
-            <w:r>
-              <w:rPr>
-                <w:rFonts w:ascii="Courier New" w:hAnsi="Courier New"/>
-                <w:sz w:val="17"/>
-              </w:rPr>
-              <w:t xml:space="preserve">      bio:         _bio.text.trim(),</w:t>
-            </w:r>
-          </w:p>
-          <w:p>
-            <w:pPr>
-              <w:spacing w:before="0" w:after="0"/>
-            </w:pPr>
-            <w:r>
-              <w:rPr>
-                <w:rFonts w:ascii="Courier New" w:hAnsi="Courier New"/>
-                <w:sz w:val="17"/>
-              </w:rPr>
-              <w:t xml:space="preserve">      linkedin:    _linkedin.text.trim(),</w:t>
-            </w:r>
-          </w:p>
-          <w:p>
-            <w:pPr>
-              <w:spacing w:before="0" w:after="0"/>
-            </w:pPr>
-            <w:r>
-              <w:rPr>
-                <w:rFonts w:ascii="Courier New" w:hAnsi="Courier New"/>
-                <w:sz w:val="17"/>
-              </w:rPr>
-              <w:t xml:space="preserve">      photoBase64: _photoBase64,</w:t>
-            </w:r>
-          </w:p>
-          <w:p>
-            <w:pPr>
-              <w:spacing w:before="0" w:after="0"/>
-            </w:pPr>
-            <w:r>
-              <w:rPr>
-                <w:rFonts w:ascii="Courier New" w:hAnsi="Courier New"/>
-                <w:sz w:val="17"/>
-              </w:rPr>
-              <w:t xml:space="preserve">      interests:   _interests.toList()..sort(),</w:t>
-            </w:r>
-          </w:p>
-          <w:p>
-            <w:pPr>
-              <w:spacing w:before="0" w:after="0"/>
-            </w:pPr>
-            <w:r>
-              <w:rPr>
-                <w:rFonts w:ascii="Courier New" w:hAnsi="Courier New"/>
-                <w:sz w:val="17"/>
-              </w:rPr>
-              <w:t xml:space="preserve">      projects:    const [],</w:t>
+              <w:t xml:space="preserve">      firstName:       parts.first,</w:t>
+            </w:r>
+          </w:p>
+          <w:p>
+            <w:pPr>
+              <w:spacing w:before="0" w:after="0"/>
+            </w:pPr>
+            <w:r>
+              <w:rPr>
+                <w:rFonts w:ascii="Courier New" w:hAnsi="Courier New"/>
+                <w:sz w:val="17"/>
+              </w:rPr>
+              <w:t xml:space="preserve">      lastName:        parts.length &gt; 1 ? parts.sublist(1).join(' ') : '',</w:t>
+            </w:r>
+          </w:p>
+          <w:p>
+            <w:pPr>
+              <w:spacing w:before="0" w:after="0"/>
+            </w:pPr>
+            <w:r>
+              <w:rPr>
+                <w:rFonts w:ascii="Courier New" w:hAnsi="Courier New"/>
+                <w:sz w:val="17"/>
+              </w:rPr>
+              <w:t xml:space="preserve">      email:           _email.text.trim(),</w:t>
+            </w:r>
+          </w:p>
+          <w:p>
+            <w:pPr>
+              <w:spacing w:before="0" w:after="0"/>
+            </w:pPr>
+            <w:r>
+              <w:rPr>
+                <w:rFonts w:ascii="Courier New" w:hAnsi="Courier New"/>
+                <w:sz w:val="17"/>
+              </w:rPr>
+              <w:t xml:space="preserve">      phone:           '+221 ${_phone.text.trim()}',</w:t>
+            </w:r>
+          </w:p>
+          <w:p>
+            <w:pPr>
+              <w:spacing w:before="0" w:after="0"/>
+            </w:pPr>
+            <w:r>
+              <w:rPr>
+                <w:rFonts w:ascii="Courier New" w:hAnsi="Courier New"/>
+                <w:sz w:val="17"/>
+              </w:rPr>
+              <w:t xml:space="preserve">      gender:          _gender,</w:t>
+            </w:r>
+          </w:p>
+          <w:p>
+            <w:pPr>
+              <w:spacing w:before="0" w:after="0"/>
+            </w:pPr>
+            <w:r>
+              <w:rPr>
+                <w:rFonts w:ascii="Courier New" w:hAnsi="Courier New"/>
+                <w:sz w:val="17"/>
+              </w:rPr>
+              <w:t xml:space="preserve">      birthDate:       _birthDate,</w:t>
+            </w:r>
+          </w:p>
+          <w:p>
+            <w:pPr>
+              <w:spacing w:before="0" w:after="0"/>
+            </w:pPr>
+            <w:r>
+              <w:rPr>
+                <w:rFonts w:ascii="Courier New" w:hAnsi="Courier New"/>
+                <w:sz w:val="17"/>
+              </w:rPr>
+              <w:t xml:space="preserve">      address:         _address.text.trim(),</w:t>
+            </w:r>
+          </w:p>
+          <w:p>
+            <w:pPr>
+              <w:spacing w:before="0" w:after="0"/>
+            </w:pPr>
+            <w:r>
+              <w:rPr>
+                <w:rFonts w:ascii="Courier New" w:hAnsi="Courier New"/>
+                <w:sz w:val="17"/>
+              </w:rPr>
+              <w:t xml:space="preserve">      city:            _city,</w:t>
+            </w:r>
+          </w:p>
+          <w:p>
+            <w:pPr>
+              <w:spacing w:before="0" w:after="0"/>
+            </w:pPr>
+            <w:r>
+              <w:rPr>
+                <w:rFonts w:ascii="Courier New" w:hAnsi="Courier New"/>
+                <w:sz w:val="17"/>
+              </w:rPr>
+              <w:t xml:space="preserve">      country:         _country,</w:t>
+            </w:r>
+          </w:p>
+          <w:p>
+            <w:pPr>
+              <w:spacing w:before="0" w:after="0"/>
+            </w:pPr>
+            <w:r>
+              <w:rPr>
+                <w:rFonts w:ascii="Courier New" w:hAnsi="Courier New"/>
+                <w:sz w:val="17"/>
+              </w:rPr>
+              <w:t xml:space="preserve">      role:            _roleLabel(_role),   // Entrepreneur / Mentor / Investisseur</w:t>
+            </w:r>
+          </w:p>
+          <w:p>
+            <w:pPr>
+              <w:spacing w:before="0" w:after="0"/>
+            </w:pPr>
+            <w:r>
+              <w:rPr>
+                <w:rFonts w:ascii="Courier New" w:hAnsi="Courier New"/>
+                <w:sz w:val="17"/>
+              </w:rPr>
+              <w:t xml:space="preserve">      sector:          _sector,</w:t>
+            </w:r>
+          </w:p>
+          <w:p>
+            <w:pPr>
+              <w:spacing w:before="0" w:after="0"/>
+            </w:pPr>
+            <w:r>
+              <w:rPr>
+                <w:rFonts w:ascii="Courier New" w:hAnsi="Courier New"/>
+                <w:sz w:val="17"/>
+              </w:rPr>
+              <w:t xml:space="preserve">      yearsExperience: _role == UserRole.mentor</w:t>
+            </w:r>
+          </w:p>
+          <w:p>
+            <w:pPr>
+              <w:spacing w:before="0" w:after="0"/>
+            </w:pPr>
+            <w:r>
+              <w:rPr>
+                <w:rFonts w:ascii="Courier New" w:hAnsi="Courier New"/>
+                <w:sz w:val="17"/>
+              </w:rPr>
+              <w:t xml:space="preserve">                         ? (int.tryParse(_yearsExp.text.trim()) ?? 0) : 0,</w:t>
+            </w:r>
+          </w:p>
+          <w:p>
+            <w:pPr>
+              <w:spacing w:before="0" w:after="0"/>
+            </w:pPr>
+            <w:r>
+              <w:rPr>
+                <w:rFonts w:ascii="Courier New" w:hAnsi="Courier New"/>
+                <w:sz w:val="17"/>
+              </w:rPr>
+              <w:t xml:space="preserve">      investmentRange: _role == UserRole.investor</w:t>
+            </w:r>
+          </w:p>
+          <w:p>
+            <w:pPr>
+              <w:spacing w:before="0" w:after="0"/>
+            </w:pPr>
+            <w:r>
+              <w:rPr>
+                <w:rFonts w:ascii="Courier New" w:hAnsi="Courier New"/>
+                <w:sz w:val="17"/>
+              </w:rPr>
+              <w:t xml:space="preserve">                         ? _investmentRange.text.trim() : '',</w:t>
+            </w:r>
+          </w:p>
+          <w:p>
+            <w:pPr>
+              <w:spacing w:before="0" w:after="0"/>
+            </w:pPr>
+            <w:r>
+              <w:rPr>
+                <w:rFonts w:ascii="Courier New" w:hAnsi="Courier New"/>
+                <w:sz w:val="17"/>
+              </w:rPr>
+              <w:t xml:space="preserve">      bio:             _bio.text.trim(),</w:t>
+            </w:r>
+          </w:p>
+          <w:p>
+            <w:pPr>
+              <w:spacing w:before="0" w:after="0"/>
+            </w:pPr>
+            <w:r>
+              <w:rPr>
+                <w:rFonts w:ascii="Courier New" w:hAnsi="Courier New"/>
+                <w:sz w:val="17"/>
+              </w:rPr>
+              <w:t xml:space="preserve">      linkedin:        _linkedin.text.trim(),</w:t>
+            </w:r>
+          </w:p>
+          <w:p>
+            <w:pPr>
+              <w:spacing w:before="0" w:after="0"/>
+            </w:pPr>
+            <w:r>
+              <w:rPr>
+                <w:rFonts w:ascii="Courier New" w:hAnsi="Courier New"/>
+                <w:sz w:val="17"/>
+              </w:rPr>
+              <w:t xml:space="preserve">      photoBase64:     _photoBase64,</w:t>
+            </w:r>
+          </w:p>
+          <w:p>
+            <w:pPr>
+              <w:spacing w:before="0" w:after="0"/>
+            </w:pPr>
+            <w:r>
+              <w:rPr>
+                <w:rFonts w:ascii="Courier New" w:hAnsi="Courier New"/>
+                <w:sz w:val="17"/>
+              </w:rPr>
+              <w:t xml:space="preserve">      interests:       _interests.toList()..sort(),</w:t>
+            </w:r>
+          </w:p>
+          <w:p>
+            <w:pPr>
+              <w:spacing w:before="0" w:after="0"/>
+            </w:pPr>
+            <w:r>
+              <w:rPr>
+                <w:rFonts w:ascii="Courier New" w:hAnsi="Courier New"/>
+                <w:sz w:val="17"/>
+              </w:rPr>
+              <w:t xml:space="preserve">      projects:        const [],</w:t>
             </w:r>
           </w:p>
           <w:p>
@@ -12248,7 +12907,43 @@
           <w:i w:val="0"/>
           <w:sz w:val="22"/>
         </w:rPr>
-        <w:t xml:space="preserve">La déconnexion est gérée depuis </w:t>
+        <w:t xml:space="preserve">La déconnexion est accessible depuis </w:t>
+      </w:r>
+      <w:r>
+        <w:rPr>
+          <w:rFonts w:ascii="Times New Roman" w:hAnsi="Times New Roman"/>
+          <w:b w:val="0"/>
+          <w:i w:val="0"/>
+          <w:sz w:val="22"/>
+        </w:rPr>
+        <w:t>deux points d'entrée</w:t>
+      </w:r>
+      <w:r>
+        <w:rPr>
+          <w:rFonts w:ascii="Times New Roman" w:hAnsi="Times New Roman"/>
+          <w:b w:val="0"/>
+          <w:i w:val="0"/>
+          <w:sz w:val="22"/>
+        </w:rPr>
+        <w:t xml:space="preserve"> : l'icône rouge dans l'AppBar de </w:t>
+      </w:r>
+      <w:r>
+        <w:rPr>
+          <w:rFonts w:ascii="Times New Roman" w:hAnsi="Times New Roman"/>
+          <w:b w:val="0"/>
+          <w:i w:val="0"/>
+          <w:sz w:val="22"/>
+        </w:rPr>
+        <w:t>page_profil.dart</w:t>
+      </w:r>
+      <w:r>
+        <w:rPr>
+          <w:rFonts w:ascii="Times New Roman" w:hAnsi="Times New Roman"/>
+          <w:b w:val="0"/>
+          <w:i w:val="0"/>
+          <w:sz w:val="22"/>
+        </w:rPr>
+        <w:t xml:space="preserve"> et le bottom sheet profil (</w:t>
       </w:r>
       <w:r>
         <w:rPr>
@@ -12266,7 +12961,7 @@
           <w:i w:val="0"/>
           <w:sz w:val="22"/>
         </w:rPr>
-        <w:t xml:space="preserve"> (bottom sheet du profil) avec un </w:t>
+        <w:t xml:space="preserve">). Les deux déclenchent un </w:t>
       </w:r>
       <w:r>
         <w:rPr>
@@ -12284,7 +12979,7 @@
           <w:i w:val="0"/>
           <w:sz w:val="22"/>
         </w:rPr>
-        <w:t xml:space="preserve"> et un </w:t>
+        <w:t xml:space="preserve"> puis un </w:t>
       </w:r>
       <w:r>
         <w:rPr>
@@ -12302,7 +12997,25 @@
           <w:i w:val="0"/>
           <w:sz w:val="22"/>
         </w:rPr>
-        <w:t xml:space="preserve"> en 6 étapes :</w:t>
+        <w:t xml:space="preserve"> en 6 étapes avant de rediriger vers </w:t>
+      </w:r>
+      <w:r>
+        <w:rPr>
+          <w:rFonts w:ascii="Times New Roman" w:hAnsi="Times New Roman"/>
+          <w:b w:val="0"/>
+          <w:i w:val="0"/>
+          <w:sz w:val="22"/>
+        </w:rPr>
+        <w:t>LoginPage</w:t>
+      </w:r>
+      <w:r>
+        <w:rPr>
+          <w:rFonts w:ascii="Times New Roman" w:hAnsi="Times New Roman"/>
+          <w:b w:val="0"/>
+          <w:i w:val="0"/>
+          <w:sz w:val="22"/>
+        </w:rPr>
+        <w:t xml:space="preserve"> :</w:t>
       </w:r>
     </w:p>
     <w:p>
@@ -12342,7 +13055,7 @@
                 <w:rFonts w:ascii="Courier New" w:hAnsi="Courier New"/>
                 <w:sz w:val="17"/>
               </w:rPr>
-              <w:t>// widgets/feuille_profil.dart — Déconnexion depuis le bottom sheet profil</w:t>
+              <w:t>// Logique partagée — _LogoutButton.confirmAndLogout()</w:t>
             </w:r>
           </w:p>
           <w:p>
@@ -12438,7 +13151,7 @@
                 <w:rFonts w:ascii="Courier New" w:hAnsi="Courier New"/>
                 <w:sz w:val="17"/>
               </w:rPr>
-              <w:t xml:space="preserve">      content: const Text('Tu devras te reconnecter pour accéder à ton compte.'),</w:t>
+              <w:t xml:space="preserve">      content: const Text('Tu devras te reconnecter pour accéder à ton tableau de bord.'),</w:t>
             </w:r>
           </w:p>
           <w:p>
@@ -12729,7 +13442,7 @@
                 <w:rFonts w:ascii="Courier New" w:hAnsi="Courier New"/>
                 <w:sz w:val="17"/>
               </w:rPr>
-              <w:t xml:space="preserve">  // ── Redirection vers la page de connexion (pile vidée)</w:t>
+              <w:t xml:space="preserve">  // ── Redirection vers la page de connexion (pile vidée, FadeTransition)</w:t>
             </w:r>
           </w:p>
           <w:p>
@@ -12765,7 +13478,43 @@
                 <w:rFonts w:ascii="Courier New" w:hAnsi="Courier New"/>
                 <w:sz w:val="17"/>
               </w:rPr>
-              <w:t xml:space="preserve">    MaterialPageRoute(builder: (_) =&gt; const LoginPage()),</w:t>
+              <w:t xml:space="preserve">    PageRouteBuilder(</w:t>
+            </w:r>
+          </w:p>
+          <w:p>
+            <w:pPr>
+              <w:spacing w:before="0" w:after="0"/>
+            </w:pPr>
+            <w:r>
+              <w:rPr>
+                <w:rFonts w:ascii="Courier New" w:hAnsi="Courier New"/>
+                <w:sz w:val="17"/>
+              </w:rPr>
+              <w:t xml:space="preserve">      pageBuilder: (_, a, __) =&gt; FadeTransition(opacity: a, child: const LoginPage()),</w:t>
+            </w:r>
+          </w:p>
+          <w:p>
+            <w:pPr>
+              <w:spacing w:before="0" w:after="0"/>
+            </w:pPr>
+            <w:r>
+              <w:rPr>
+                <w:rFonts w:ascii="Courier New" w:hAnsi="Courier New"/>
+                <w:sz w:val="17"/>
+              </w:rPr>
+              <w:t xml:space="preserve">      transitionDuration: const Duration(milliseconds: 350),</w:t>
+            </w:r>
+          </w:p>
+          <w:p>
+            <w:pPr>
+              <w:spacing w:before="0" w:after="0"/>
+            </w:pPr>
+            <w:r>
+              <w:rPr>
+                <w:rFonts w:ascii="Courier New" w:hAnsi="Courier New"/>
+                <w:sz w:val="17"/>
+              </w:rPr>
+              <w:t xml:space="preserve">    ),</w:t>
             </w:r>
           </w:p>
           <w:p>

--- a/livrables/docx/DIAPALER_AFRICA_Livrable3.docx
+++ b/livrables/docx/DIAPALER_AFRICA_Livrable3.docx
@@ -962,24 +962,46 @@
         <w:t>📸  📸 [Insérer ici le logo de l'ESP et/ou une capture de l'application]</w:t>
       </w:r>
     </w:p>
-    <w:p>
-      <w:pPr>
-        <w:spacing w:before="2835" w:after="240"/>
-        <w:ind w:left="0"/>
-        <w:shd w:val="clear" w:color="auto" w:fill="F9FAFB"/>
-        <w:pBdr>
-          <w:left w:val="single" w:sz="6" w:space="6" w:color="D1D5DB"/>
-        </w:pBdr>
-      </w:pPr>
-      <w:r>
-        <w:rPr>
-          <w:rFonts w:ascii="Calibri" w:hAnsi="Calibri"/>
-          <w:i/>
-          <w:color w:val="ABB5BF"/>
-          <w:sz w:val="18"/>
-        </w:rPr>
-        <w:t>[ Insérer la capture d'écran ici ]</w:t>
-      </w:r>
+    <w:tbl>
+      <w:tblPr>
+        <w:tblStyle w:val="TableGrid"/>
+        <w:tblW w:type="auto" w:w="0"/>
+        <w:tblLook w:firstColumn="1" w:firstRow="1" w:lastColumn="0" w:lastRow="0" w:noHBand="0" w:noVBand="1" w:val="04A0"/>
+      </w:tblPr>
+      <w:tblGrid>
+        <w:gridCol w:w="9406"/>
+      </w:tblGrid>
+      <w:tr>
+        <w:trPr>
+          <w:trHeight w:val="3969" w:hRule="atLeast"/>
+        </w:trPr>
+        <w:tc>
+          <w:tcPr>
+            <w:tcW w:type="dxa" w:w="9406"/>
+            <w:shd w:val="clear" w:color="auto" w:fill="F9FAFB"/>
+          </w:tcPr>
+          <w:p>
+            <w:pPr>
+              <w:spacing w:before="1587"/>
+              <w:jc w:val="center"/>
+            </w:pPr>
+            <w:r>
+              <w:rPr>
+                <w:rFonts w:ascii="Calibri" w:hAnsi="Calibri"/>
+                <w:i/>
+                <w:color w:val="ABB5BF"/>
+                <w:sz w:val="18"/>
+              </w:rPr>
+              <w:t>[ Insérer la capture d'écran ici ]</w:t>
+            </w:r>
+          </w:p>
+        </w:tc>
+      </w:tr>
+    </w:tbl>
+    <w:p>
+      <w:pPr>
+        <w:spacing w:after="240"/>
+      </w:pPr>
     </w:p>
     <w:p>
       <w:pPr>
@@ -1231,6 +1253,15 @@
       </w:pPr>
       <w:r>
         <w:t>Introduction</w:t>
+      </w:r>
+    </w:p>
+    <w:p>
+      <w:r>
+        <w:rPr>
+          <w:rFonts w:ascii="Calibri" w:hAnsi="Calibri"/>
+          <w:sz w:val="22"/>
+        </w:rPr>
+        <w:t>Ce livrable couvre tout le système d'authentification de DIAPALER AFRICA, de la première ouverture de l'application jusqu'à la déconnexion sécurisée. Nous avons cherché à proposer une expérience fluide et rassurante pour l'utilisateur : une inscription guidée étape par étape, une connexion mémorisée par le gestionnaire de mots de passe du téléphone, et un mode hors-ligne qui évite de se retrouver bloqué faute de réseau. Chaque choix technique — Firebase Auth, cache local, messages d'erreur en français — a été pensé pour correspondre aux habitudes et contraintes du contexte sénégalais.</w:t>
       </w:r>
     </w:p>
     <w:p>
@@ -1438,6 +1469,60 @@
       </w:pPr>
       <w:r>
         <w:t>1. Service d'authentification (`service_authentification.dart`)</w:t>
+      </w:r>
+    </w:p>
+    <w:p>
+      <w:r>
+        <w:rPr>
+          <w:rFonts w:ascii="Calibri" w:hAnsi="Calibri"/>
+          <w:sz w:val="22"/>
+        </w:rPr>
+        <w:t xml:space="preserve">Plutôt que d'appeler Firebase Auth directement depuis chaque écran, nous avons centralisé tous les appels dans une classe </w:t>
+      </w:r>
+      <w:r>
+        <w:rPr>
+          <w:rFonts w:ascii="Courier New" w:hAnsi="Courier New"/>
+          <w:color w:val="DC2626"/>
+          <w:sz w:val="20"/>
+        </w:rPr>
+        <w:t>AuthService</w:t>
+      </w:r>
+      <w:r>
+        <w:rPr>
+          <w:rFonts w:ascii="Calibri" w:hAnsi="Calibri"/>
+          <w:sz w:val="22"/>
+        </w:rPr>
+        <w:t xml:space="preserve"> statique. Cela garantit que la logique d'authentification n'est écrite qu'une seule fois, et surtout que la conversion des codes d'erreur Firebase en messages lisibles (en français) est appliquée de façon cohérente partout dans l'application. L'utilisateur ne verra jamais un code cryptique comme </w:t>
+      </w:r>
+      <w:r>
+        <w:rPr>
+          <w:rFonts w:ascii="Courier New" w:hAnsi="Courier New"/>
+          <w:color w:val="DC2626"/>
+          <w:sz w:val="20"/>
+        </w:rPr>
+        <w:t>wrong-password</w:t>
+      </w:r>
+      <w:r>
+        <w:rPr>
+          <w:rFonts w:ascii="Calibri" w:hAnsi="Calibri"/>
+          <w:sz w:val="22"/>
+        </w:rPr>
+        <w:t xml:space="preserve"> ou </w:t>
+      </w:r>
+      <w:r>
+        <w:rPr>
+          <w:rFonts w:ascii="Courier New" w:hAnsi="Courier New"/>
+          <w:color w:val="DC2626"/>
+          <w:sz w:val="20"/>
+        </w:rPr>
+        <w:t>network-request-failed</w:t>
+      </w:r>
+      <w:r>
+        <w:rPr>
+          <w:rFonts w:ascii="Calibri" w:hAnsi="Calibri"/>
+          <w:sz w:val="22"/>
+        </w:rPr>
+        <w:t xml:space="preserve"> — il recevra à la place un message humain et actionnable.</w:t>
       </w:r>
     </w:p>
     <w:p>
@@ -2538,24 +2623,46 @@
         <w:t>📸  📸 CAPTURE D'ÉCRAN — Console Firebase : section Authentication avec les comptes créés</w:t>
       </w:r>
     </w:p>
-    <w:p>
-      <w:pPr>
-        <w:spacing w:before="2835" w:after="240"/>
-        <w:ind w:left="0"/>
-        <w:shd w:val="clear" w:color="auto" w:fill="F9FAFB"/>
-        <w:pBdr>
-          <w:left w:val="single" w:sz="6" w:space="6" w:color="D1D5DB"/>
-        </w:pBdr>
-      </w:pPr>
-      <w:r>
-        <w:rPr>
-          <w:rFonts w:ascii="Calibri" w:hAnsi="Calibri"/>
-          <w:i/>
-          <w:color w:val="ABB5BF"/>
-          <w:sz w:val="18"/>
-        </w:rPr>
-        <w:t>[ Insérer la capture d'écran ici ]</w:t>
-      </w:r>
+    <w:tbl>
+      <w:tblPr>
+        <w:tblStyle w:val="TableGrid"/>
+        <w:tblW w:type="auto" w:w="0"/>
+        <w:tblLook w:firstColumn="1" w:firstRow="1" w:lastColumn="0" w:lastRow="0" w:noHBand="0" w:noVBand="1" w:val="04A0"/>
+      </w:tblPr>
+      <w:tblGrid>
+        <w:gridCol w:w="9406"/>
+      </w:tblGrid>
+      <w:tr>
+        <w:trPr>
+          <w:trHeight w:val="3969" w:hRule="atLeast"/>
+        </w:trPr>
+        <w:tc>
+          <w:tcPr>
+            <w:tcW w:type="dxa" w:w="9406"/>
+            <w:shd w:val="clear" w:color="auto" w:fill="F9FAFB"/>
+          </w:tcPr>
+          <w:p>
+            <w:pPr>
+              <w:spacing w:before="1587"/>
+              <w:jc w:val="center"/>
+            </w:pPr>
+            <w:r>
+              <w:rPr>
+                <w:rFonts w:ascii="Calibri" w:hAnsi="Calibri"/>
+                <w:i/>
+                <w:color w:val="ABB5BF"/>
+                <w:sz w:val="18"/>
+              </w:rPr>
+              <w:t>[ Insérer la capture d'écran ici ]</w:t>
+            </w:r>
+          </w:p>
+        </w:tc>
+      </w:tr>
+    </w:tbl>
+    <w:p>
+      <w:pPr>
+        <w:spacing w:after="240"/>
+      </w:pPr>
     </w:p>
     <w:p>
       <w:pPr>
@@ -5047,6 +5154,15 @@
       </w:pPr>
       <w:r>
         <w:t>2.3 Flux complet au démarrage</w:t>
+      </w:r>
+    </w:p>
+    <w:p>
+      <w:r>
+        <w:rPr>
+          <w:rFonts w:ascii="Calibri" w:hAnsi="Calibri"/>
+          <w:sz w:val="22"/>
+        </w:rPr>
+        <w:t>Le schéma ci-dessous résume l'enchaînement des décisions au moment où l'application s'ouvre. L'idée centrale est de ne jamais laisser l'utilisateur sur un écran vide ou bloqué : si le cache local contient un profil, il est affiché immédiatement, et Firebase confirme ou met à jour les données dans un second temps. Les timeouts empêchent un gel infini en cas de réseau lent.</w:t>
       </w:r>
     </w:p>
     <w:p>
@@ -5388,31 +5504,77 @@
         <w:t>📸  📸 CAPTURE D'ÉCRAN — Splash Screen animé au démarrage</w:t>
       </w:r>
     </w:p>
-    <w:p>
-      <w:pPr>
-        <w:spacing w:before="2835" w:after="240"/>
-        <w:ind w:left="0"/>
-        <w:shd w:val="clear" w:color="auto" w:fill="F9FAFB"/>
-        <w:pBdr>
-          <w:left w:val="single" w:sz="6" w:space="6" w:color="D1D5DB"/>
-        </w:pBdr>
-      </w:pPr>
+    <w:tbl>
+      <w:tblPr>
+        <w:tblStyle w:val="TableGrid"/>
+        <w:tblW w:type="auto" w:w="0"/>
+        <w:tblLook w:firstColumn="1" w:firstRow="1" w:lastColumn="0" w:lastRow="0" w:noHBand="0" w:noVBand="1" w:val="04A0"/>
+      </w:tblPr>
+      <w:tblGrid>
+        <w:gridCol w:w="9406"/>
+      </w:tblGrid>
+      <w:tr>
+        <w:trPr>
+          <w:trHeight w:val="3969" w:hRule="atLeast"/>
+        </w:trPr>
+        <w:tc>
+          <w:tcPr>
+            <w:tcW w:type="dxa" w:w="9406"/>
+            <w:shd w:val="clear" w:color="auto" w:fill="F9FAFB"/>
+          </w:tcPr>
+          <w:p>
+            <w:pPr>
+              <w:spacing w:before="1587"/>
+              <w:jc w:val="center"/>
+            </w:pPr>
+            <w:r>
+              <w:rPr>
+                <w:rFonts w:ascii="Calibri" w:hAnsi="Calibri"/>
+                <w:i/>
+                <w:color w:val="ABB5BF"/>
+                <w:sz w:val="18"/>
+              </w:rPr>
+              <w:t>[ Insérer la capture d'écran ici ]</w:t>
+            </w:r>
+          </w:p>
+        </w:tc>
+      </w:tr>
+    </w:tbl>
+    <w:p>
+      <w:pPr>
+        <w:spacing w:after="240"/>
+      </w:pPr>
+    </w:p>
+    <w:p>
+      <w:pPr>
+        <w:pStyle w:val="Heading2"/>
+      </w:pPr>
+      <w:r>
+        <w:t>3. Page de Connexion (`page_connexion.dart`)</w:t>
+      </w:r>
+    </w:p>
+    <w:p>
       <w:r>
         <w:rPr>
           <w:rFonts w:ascii="Calibri" w:hAnsi="Calibri"/>
-          <w:i/>
-          <w:color w:val="ABB5BF"/>
-          <w:sz w:val="18"/>
-        </w:rPr>
-        <w:t>[ Insérer la capture d'écran ici ]</w:t>
-      </w:r>
-    </w:p>
-    <w:p>
-      <w:pPr>
-        <w:pStyle w:val="Heading2"/>
-      </w:pPr>
-      <w:r>
-        <w:t>3. Page de Connexion (`page_connexion.dart`)</w:t>
+          <w:sz w:val="22"/>
+        </w:rPr>
+        <w:t xml:space="preserve">La page de connexion est le point d'entrée de l'application pour les utilisateurs existants. Nous avons soigné son design — gradient navy, logo DIAPALER, bande aux couleurs du drapeau sénégalais — pour donner dès le premier regard une identité forte à l'application. Les erreurs Firebase (mauvais mot de passe, email inconnu) sont interceptées et traduites en messages compréhensibles par l'utilisateur, sans jargon technique. Un autre point important : la page utilise </w:t>
+      </w:r>
+      <w:r>
+        <w:rPr>
+          <w:rFonts w:ascii="Courier New" w:hAnsi="Courier New"/>
+          <w:color w:val="DC2626"/>
+          <w:sz w:val="20"/>
+        </w:rPr>
+        <w:t>AutofillGroup</w:t>
+      </w:r>
+      <w:r>
+        <w:rPr>
+          <w:rFonts w:ascii="Calibri" w:hAnsi="Calibri"/>
+          <w:sz w:val="22"/>
+        </w:rPr>
+        <w:t xml:space="preserve"> pour que le gestionnaire de mots de passe du téléphone (Google, Samsung, iCloud) propose de sauvegarder et remplir automatiquement les identifiants à la prochaine connexion.</w:t>
       </w:r>
     </w:p>
     <w:p>
@@ -5888,24 +6050,46 @@
         <w:t>📸  📸 CAPTURE D'ÉCRAN — Écran de Connexion (état initial)</w:t>
       </w:r>
     </w:p>
-    <w:p>
-      <w:pPr>
-        <w:spacing w:before="2835" w:after="240"/>
-        <w:ind w:left="0"/>
-        <w:shd w:val="clear" w:color="auto" w:fill="F9FAFB"/>
-        <w:pBdr>
-          <w:left w:val="single" w:sz="6" w:space="6" w:color="D1D5DB"/>
-        </w:pBdr>
-      </w:pPr>
-      <w:r>
-        <w:rPr>
-          <w:rFonts w:ascii="Calibri" w:hAnsi="Calibri"/>
-          <w:i/>
-          <w:color w:val="ABB5BF"/>
-          <w:sz w:val="18"/>
-        </w:rPr>
-        <w:t>[ Insérer la capture d'écran ici ]</w:t>
-      </w:r>
+    <w:tbl>
+      <w:tblPr>
+        <w:tblStyle w:val="TableGrid"/>
+        <w:tblW w:type="auto" w:w="0"/>
+        <w:tblLook w:firstColumn="1" w:firstRow="1" w:lastColumn="0" w:lastRow="0" w:noHBand="0" w:noVBand="1" w:val="04A0"/>
+      </w:tblPr>
+      <w:tblGrid>
+        <w:gridCol w:w="9406"/>
+      </w:tblGrid>
+      <w:tr>
+        <w:trPr>
+          <w:trHeight w:val="3969" w:hRule="atLeast"/>
+        </w:trPr>
+        <w:tc>
+          <w:tcPr>
+            <w:tcW w:type="dxa" w:w="9406"/>
+            <w:shd w:val="clear" w:color="auto" w:fill="F9FAFB"/>
+          </w:tcPr>
+          <w:p>
+            <w:pPr>
+              <w:spacing w:before="1587"/>
+              <w:jc w:val="center"/>
+            </w:pPr>
+            <w:r>
+              <w:rPr>
+                <w:rFonts w:ascii="Calibri" w:hAnsi="Calibri"/>
+                <w:i/>
+                <w:color w:val="ABB5BF"/>
+                <w:sz w:val="18"/>
+              </w:rPr>
+              <w:t>[ Insérer la capture d'écran ici ]</w:t>
+            </w:r>
+          </w:p>
+        </w:tc>
+      </w:tr>
+    </w:tbl>
+    <w:p>
+      <w:pPr>
+        <w:spacing w:after="240"/>
+      </w:pPr>
     </w:p>
     <w:p>
       <w:pPr>
@@ -5926,24 +6110,46 @@
         <w:t>📸  📸 CAPTURE D'ÉCRAN — Écran de Connexion (erreur : mot de passe incorrect)</w:t>
       </w:r>
     </w:p>
-    <w:p>
-      <w:pPr>
-        <w:spacing w:before="2835" w:after="240"/>
-        <w:ind w:left="0"/>
-        <w:shd w:val="clear" w:color="auto" w:fill="F9FAFB"/>
-        <w:pBdr>
-          <w:left w:val="single" w:sz="6" w:space="6" w:color="D1D5DB"/>
-        </w:pBdr>
-      </w:pPr>
-      <w:r>
-        <w:rPr>
-          <w:rFonts w:ascii="Calibri" w:hAnsi="Calibri"/>
-          <w:i/>
-          <w:color w:val="ABB5BF"/>
-          <w:sz w:val="18"/>
-        </w:rPr>
-        <w:t>[ Insérer la capture d'écran ici ]</w:t>
-      </w:r>
+    <w:tbl>
+      <w:tblPr>
+        <w:tblStyle w:val="TableGrid"/>
+        <w:tblW w:type="auto" w:w="0"/>
+        <w:tblLook w:firstColumn="1" w:firstRow="1" w:lastColumn="0" w:lastRow="0" w:noHBand="0" w:noVBand="1" w:val="04A0"/>
+      </w:tblPr>
+      <w:tblGrid>
+        <w:gridCol w:w="9406"/>
+      </w:tblGrid>
+      <w:tr>
+        <w:trPr>
+          <w:trHeight w:val="3969" w:hRule="atLeast"/>
+        </w:trPr>
+        <w:tc>
+          <w:tcPr>
+            <w:tcW w:type="dxa" w:w="9406"/>
+            <w:shd w:val="clear" w:color="auto" w:fill="F9FAFB"/>
+          </w:tcPr>
+          <w:p>
+            <w:pPr>
+              <w:spacing w:before="1587"/>
+              <w:jc w:val="center"/>
+            </w:pPr>
+            <w:r>
+              <w:rPr>
+                <w:rFonts w:ascii="Calibri" w:hAnsi="Calibri"/>
+                <w:i/>
+                <w:color w:val="ABB5BF"/>
+                <w:sz w:val="18"/>
+              </w:rPr>
+              <w:t>[ Insérer la capture d'écran ici ]</w:t>
+            </w:r>
+          </w:p>
+        </w:tc>
+      </w:tr>
+    </w:tbl>
+    <w:p>
+      <w:pPr>
+        <w:spacing w:after="240"/>
+      </w:pPr>
     </w:p>
     <w:p>
       <w:pPr>
@@ -5964,31 +6170,62 @@
         <w:t>📸  📸 CAPTURE D'ÉCRAN — Écran de Connexion (spinner pendant la connexion)</w:t>
       </w:r>
     </w:p>
-    <w:p>
-      <w:pPr>
-        <w:spacing w:before="2835" w:after="240"/>
-        <w:ind w:left="0"/>
-        <w:shd w:val="clear" w:color="auto" w:fill="F9FAFB"/>
-        <w:pBdr>
-          <w:left w:val="single" w:sz="6" w:space="6" w:color="D1D5DB"/>
-        </w:pBdr>
-      </w:pPr>
+    <w:tbl>
+      <w:tblPr>
+        <w:tblStyle w:val="TableGrid"/>
+        <w:tblW w:type="auto" w:w="0"/>
+        <w:tblLook w:firstColumn="1" w:firstRow="1" w:lastColumn="0" w:lastRow="0" w:noHBand="0" w:noVBand="1" w:val="04A0"/>
+      </w:tblPr>
+      <w:tblGrid>
+        <w:gridCol w:w="9406"/>
+      </w:tblGrid>
+      <w:tr>
+        <w:trPr>
+          <w:trHeight w:val="3969" w:hRule="atLeast"/>
+        </w:trPr>
+        <w:tc>
+          <w:tcPr>
+            <w:tcW w:type="dxa" w:w="9406"/>
+            <w:shd w:val="clear" w:color="auto" w:fill="F9FAFB"/>
+          </w:tcPr>
+          <w:p>
+            <w:pPr>
+              <w:spacing w:before="1587"/>
+              <w:jc w:val="center"/>
+            </w:pPr>
+            <w:r>
+              <w:rPr>
+                <w:rFonts w:ascii="Calibri" w:hAnsi="Calibri"/>
+                <w:i/>
+                <w:color w:val="ABB5BF"/>
+                <w:sz w:val="18"/>
+              </w:rPr>
+              <w:t>[ Insérer la capture d'écran ici ]</w:t>
+            </w:r>
+          </w:p>
+        </w:tc>
+      </w:tr>
+    </w:tbl>
+    <w:p>
+      <w:pPr>
+        <w:spacing w:after="240"/>
+      </w:pPr>
+    </w:p>
+    <w:p>
+      <w:pPr>
+        <w:pStyle w:val="Heading3"/>
+      </w:pPr>
+      <w:r>
+        <w:t>3.2 Code complet de la connexion</w:t>
+      </w:r>
+    </w:p>
+    <w:p>
       <w:r>
         <w:rPr>
           <w:rFonts w:ascii="Calibri" w:hAnsi="Calibri"/>
-          <w:i/>
-          <w:color w:val="ABB5BF"/>
-          <w:sz w:val="18"/>
-        </w:rPr>
-        <w:t>[ Insérer la capture d'écran ici ]</w:t>
-      </w:r>
-    </w:p>
-    <w:p>
-      <w:pPr>
-        <w:pStyle w:val="Heading3"/>
-      </w:pPr>
-      <w:r>
-        <w:t>3.2 Code complet de la connexion</w:t>
+          <w:sz w:val="22"/>
+        </w:rPr>
+        <w:t>Le code de la page de connexion suit un flux clair en quatre temps : validation locale, appel Firebase, chargement du profil, puis redirection. Le spinner remplace le bouton pendant l'appel réseau pour éviter les doubles soumissions. En cas d'échec, le bandeau rouge s'affiche avec un message en français ; en cas de succès, toute la pile de navigation est effacée pour éviter que l'utilisateur puisse revenir en arrière avec le bouton « retour ».</w:t>
       </w:r>
     </w:p>
     <w:p>
@@ -8882,6 +9119,15 @@
       </w:pPr>
       <w:r>
         <w:t>4. Page d'Inscription 4 étapes (`page_inscription.dart`)</w:t>
+      </w:r>
+    </w:p>
+    <w:p>
+      <w:r>
+        <w:rPr>
+          <w:rFonts w:ascii="Calibri" w:hAnsi="Calibri"/>
+          <w:sz w:val="22"/>
+        </w:rPr>
+        <w:t>L'inscription a été conçue en 4 étapes progressives pour ne pas décourager l'utilisateur avec un formulaire trop long d'un seul coup. Chaque étape collecte un ensemble cohérent d'informations, et une barre de progression animée indique visuellement où en est l'utilisateur. Les validations se font en temps réel : l'utilisateur voit immédiatement si son email est valide ou si son mot de passe est suffisamment fort. Le bouton « Suivant » ne s'active que lorsque tous les champs obligatoires de l'étape courante sont correctement remplis, ce qui évite de devoir afficher des messages d'erreur massifs en bas de page.</w:t>
       </w:r>
     </w:p>
     <w:p>
@@ -9135,6 +9381,30 @@
       <w:r>
         <w:rPr>
           <w:rFonts w:ascii="Calibri" w:hAnsi="Calibri"/>
+          <w:sz w:val="22"/>
+        </w:rPr>
+        <w:t xml:space="preserve">La première étape réunit les informations de base qui définissent l'identité de l'utilisateur sur la plateforme. Nous avons volontairement regroupé ici le nom, l'email, le sexe et la date de naissance, car ce sont des informations que l'utilisateur connaît par cœur et peut saisir rapidement. Le choix du sexe s'effectue via trois pills animés avec l'option « Non précisé » sélectionnée par défaut, pour ne pas forcer une déclaration. L'âge minimum de 13 ans est imposé par le DatePicker via la contrainte </w:t>
+      </w:r>
+      <w:r>
+        <w:rPr>
+          <w:rFonts w:ascii="Courier New" w:hAnsi="Courier New"/>
+          <w:color w:val="DC2626"/>
+          <w:sz w:val="20"/>
+        </w:rPr>
+        <w:t>lastDate</w:t>
+      </w:r>
+      <w:r>
+        <w:rPr>
+          <w:rFonts w:ascii="Calibri" w:hAnsi="Calibri"/>
+          <w:sz w:val="22"/>
+        </w:rPr>
+        <w:t>, conformément aux règles Firebase et à la réglementation sur la protection des mineurs.</w:t>
+      </w:r>
+    </w:p>
+    <w:p>
+      <w:r>
+        <w:rPr>
+          <w:rFonts w:ascii="Calibri" w:hAnsi="Calibri"/>
           <w:b/>
           <w:sz w:val="22"/>
         </w:rPr>
@@ -9550,24 +9820,46 @@
         <w:t>📸  📸 CAPTURE D'ÉCRAN — Inscription Étape 1 (formulaire identité)</w:t>
       </w:r>
     </w:p>
-    <w:p>
-      <w:pPr>
-        <w:spacing w:before="2835" w:after="240"/>
-        <w:ind w:left="0"/>
-        <w:shd w:val="clear" w:color="auto" w:fill="F9FAFB"/>
-        <w:pBdr>
-          <w:left w:val="single" w:sz="6" w:space="6" w:color="D1D5DB"/>
-        </w:pBdr>
-      </w:pPr>
-      <w:r>
-        <w:rPr>
-          <w:rFonts w:ascii="Calibri" w:hAnsi="Calibri"/>
-          <w:i/>
-          <w:color w:val="ABB5BF"/>
-          <w:sz w:val="18"/>
-        </w:rPr>
-        <w:t>[ Insérer la capture d'écran ici ]</w:t>
-      </w:r>
+    <w:tbl>
+      <w:tblPr>
+        <w:tblStyle w:val="TableGrid"/>
+        <w:tblW w:type="auto" w:w="0"/>
+        <w:tblLook w:firstColumn="1" w:firstRow="1" w:lastColumn="0" w:lastRow="0" w:noHBand="0" w:noVBand="1" w:val="04A0"/>
+      </w:tblPr>
+      <w:tblGrid>
+        <w:gridCol w:w="9406"/>
+      </w:tblGrid>
+      <w:tr>
+        <w:trPr>
+          <w:trHeight w:val="3969" w:hRule="atLeast"/>
+        </w:trPr>
+        <w:tc>
+          <w:tcPr>
+            <w:tcW w:type="dxa" w:w="9406"/>
+            <w:shd w:val="clear" w:color="auto" w:fill="F9FAFB"/>
+          </w:tcPr>
+          <w:p>
+            <w:pPr>
+              <w:spacing w:before="1587"/>
+              <w:jc w:val="center"/>
+            </w:pPr>
+            <w:r>
+              <w:rPr>
+                <w:rFonts w:ascii="Calibri" w:hAnsi="Calibri"/>
+                <w:i/>
+                <w:color w:val="ABB5BF"/>
+                <w:sz w:val="18"/>
+              </w:rPr>
+              <w:t>[ Insérer la capture d'écran ici ]</w:t>
+            </w:r>
+          </w:p>
+        </w:tc>
+      </w:tr>
+    </w:tbl>
+    <w:p>
+      <w:pPr>
+        <w:spacing w:after="240"/>
+      </w:pPr>
     </w:p>
     <w:p>
       <w:pPr>
@@ -9588,31 +9880,62 @@
         <w:t>📸  📸 CAPTURE D'ÉCRAN — Inscription Étape 1 (champs validés en vert)</w:t>
       </w:r>
     </w:p>
-    <w:p>
-      <w:pPr>
-        <w:spacing w:before="2835" w:after="240"/>
-        <w:ind w:left="0"/>
-        <w:shd w:val="clear" w:color="auto" w:fill="F9FAFB"/>
-        <w:pBdr>
-          <w:left w:val="single" w:sz="6" w:space="6" w:color="D1D5DB"/>
-        </w:pBdr>
-      </w:pPr>
+    <w:tbl>
+      <w:tblPr>
+        <w:tblStyle w:val="TableGrid"/>
+        <w:tblW w:type="auto" w:w="0"/>
+        <w:tblLook w:firstColumn="1" w:firstRow="1" w:lastColumn="0" w:lastRow="0" w:noHBand="0" w:noVBand="1" w:val="04A0"/>
+      </w:tblPr>
+      <w:tblGrid>
+        <w:gridCol w:w="9406"/>
+      </w:tblGrid>
+      <w:tr>
+        <w:trPr>
+          <w:trHeight w:val="3969" w:hRule="atLeast"/>
+        </w:trPr>
+        <w:tc>
+          <w:tcPr>
+            <w:tcW w:type="dxa" w:w="9406"/>
+            <w:shd w:val="clear" w:color="auto" w:fill="F9FAFB"/>
+          </w:tcPr>
+          <w:p>
+            <w:pPr>
+              <w:spacing w:before="1587"/>
+              <w:jc w:val="center"/>
+            </w:pPr>
+            <w:r>
+              <w:rPr>
+                <w:rFonts w:ascii="Calibri" w:hAnsi="Calibri"/>
+                <w:i/>
+                <w:color w:val="ABB5BF"/>
+                <w:sz w:val="18"/>
+              </w:rPr>
+              <w:t>[ Insérer la capture d'écran ici ]</w:t>
+            </w:r>
+          </w:p>
+        </w:tc>
+      </w:tr>
+    </w:tbl>
+    <w:p>
+      <w:pPr>
+        <w:spacing w:after="240"/>
+      </w:pPr>
+    </w:p>
+    <w:p>
+      <w:pPr>
+        <w:pStyle w:val="Heading3"/>
+      </w:pPr>
+      <w:r>
+        <w:t>4.3 Étape 2 — Localisation</w:t>
+      </w:r>
+    </w:p>
+    <w:p>
       <w:r>
         <w:rPr>
           <w:rFonts w:ascii="Calibri" w:hAnsi="Calibri"/>
-          <w:i/>
-          <w:color w:val="ABB5BF"/>
-          <w:sz w:val="18"/>
-        </w:rPr>
-        <w:t>[ Insérer la capture d'écran ici ]</w:t>
-      </w:r>
-    </w:p>
-    <w:p>
-      <w:pPr>
-        <w:pStyle w:val="Heading3"/>
-      </w:pPr>
-      <w:r>
-        <w:t>4.3 Étape 2 — Localisation</w:t>
+          <w:sz w:val="22"/>
+        </w:rPr>
+        <w:t>La deuxième étape recueille la localisation de l'utilisateur. Nous avons limité la liste des pays aux marchés cibles de la plateforme — principalement l'Afrique de l'Ouest et la France — pour simplifier l'interface et ne pas noyer l'utilisateur dans un dropdown de 200 pays. La sélection du pays déclenche automatiquement la mise à jour de la liste des villes disponibles : l'utilisateur ne peut choisir une ville que parmi celles qui correspondent au pays sélectionné, ce qui garantit la cohérence des données. L'adresse précise est optionnelle.</w:t>
       </w:r>
     </w:p>
     <w:p>
@@ -9925,31 +10248,62 @@
         <w:t>📸  📸 CAPTURE D'ÉCRAN — Inscription Étape 2 (localisation — pays/ville)</w:t>
       </w:r>
     </w:p>
-    <w:p>
-      <w:pPr>
-        <w:spacing w:before="2835" w:after="240"/>
-        <w:ind w:left="0"/>
-        <w:shd w:val="clear" w:color="auto" w:fill="F9FAFB"/>
-        <w:pBdr>
-          <w:left w:val="single" w:sz="6" w:space="6" w:color="D1D5DB"/>
-        </w:pBdr>
-      </w:pPr>
+    <w:tbl>
+      <w:tblPr>
+        <w:tblStyle w:val="TableGrid"/>
+        <w:tblW w:type="auto" w:w="0"/>
+        <w:tblLook w:firstColumn="1" w:firstRow="1" w:lastColumn="0" w:lastRow="0" w:noHBand="0" w:noVBand="1" w:val="04A0"/>
+      </w:tblPr>
+      <w:tblGrid>
+        <w:gridCol w:w="9406"/>
+      </w:tblGrid>
+      <w:tr>
+        <w:trPr>
+          <w:trHeight w:val="3969" w:hRule="atLeast"/>
+        </w:trPr>
+        <w:tc>
+          <w:tcPr>
+            <w:tcW w:type="dxa" w:w="9406"/>
+            <w:shd w:val="clear" w:color="auto" w:fill="F9FAFB"/>
+          </w:tcPr>
+          <w:p>
+            <w:pPr>
+              <w:spacing w:before="1587"/>
+              <w:jc w:val="center"/>
+            </w:pPr>
+            <w:r>
+              <w:rPr>
+                <w:rFonts w:ascii="Calibri" w:hAnsi="Calibri"/>
+                <w:i/>
+                <w:color w:val="ABB5BF"/>
+                <w:sz w:val="18"/>
+              </w:rPr>
+              <w:t>[ Insérer la capture d'écran ici ]</w:t>
+            </w:r>
+          </w:p>
+        </w:tc>
+      </w:tr>
+    </w:tbl>
+    <w:p>
+      <w:pPr>
+        <w:spacing w:after="240"/>
+      </w:pPr>
+    </w:p>
+    <w:p>
+      <w:pPr>
+        <w:pStyle w:val="Heading3"/>
+      </w:pPr>
+      <w:r>
+        <w:t>4.4 Étape 3 — Profil professionnel</w:t>
+      </w:r>
+    </w:p>
+    <w:p>
       <w:r>
         <w:rPr>
           <w:rFonts w:ascii="Calibri" w:hAnsi="Calibri"/>
-          <w:i/>
-          <w:color w:val="ABB5BF"/>
-          <w:sz w:val="18"/>
-        </w:rPr>
-        <w:t>[ Insérer la capture d'écran ici ]</w:t>
-      </w:r>
-    </w:p>
-    <w:p>
-      <w:pPr>
-        <w:pStyle w:val="Heading3"/>
-      </w:pPr>
-      <w:r>
-        <w:t>4.4 Étape 3 — Profil professionnel</w:t>
+          <w:sz w:val="22"/>
+        </w:rPr>
+        <w:t>La troisième étape est sans doute la plus riche, car elle construit le profil public de l'utilisateur sur la plateforme. C'est ici qu'il choisit son secteur d'activité, télécharge sa photo de profil, rédige sa biographie et sélectionne ses centres d'intérêt. Nous avons adapté les libellés et les champs selon le rôle : un entrepreneur n'a pas les mêmes besoins qu'un mentor ou un investisseur. La photo est redimensionnée à 512×512 pixels côté client avant envoi, pour limiter la consommation de données — un détail important dans un contexte où la connexion peut être limitée. Les chips de centres d'intérêt permettent une sélection multiple avec un retour visuel immédiat.</w:t>
       </w:r>
     </w:p>
     <w:p>
@@ -10516,31 +10870,77 @@
         <w:t>📸  📸 CAPTURE D'ÉCRAN — Inscription Étape 3 (photo + sélection des intérêts)</w:t>
       </w:r>
     </w:p>
-    <w:p>
-      <w:pPr>
-        <w:spacing w:before="2835" w:after="240"/>
-        <w:ind w:left="0"/>
-        <w:shd w:val="clear" w:color="auto" w:fill="F9FAFB"/>
-        <w:pBdr>
-          <w:left w:val="single" w:sz="6" w:space="6" w:color="D1D5DB"/>
-        </w:pBdr>
-      </w:pPr>
+    <w:tbl>
+      <w:tblPr>
+        <w:tblStyle w:val="TableGrid"/>
+        <w:tblW w:type="auto" w:w="0"/>
+        <w:tblLook w:firstColumn="1" w:firstRow="1" w:lastColumn="0" w:lastRow="0" w:noHBand="0" w:noVBand="1" w:val="04A0"/>
+      </w:tblPr>
+      <w:tblGrid>
+        <w:gridCol w:w="9406"/>
+      </w:tblGrid>
+      <w:tr>
+        <w:trPr>
+          <w:trHeight w:val="3969" w:hRule="atLeast"/>
+        </w:trPr>
+        <w:tc>
+          <w:tcPr>
+            <w:tcW w:type="dxa" w:w="9406"/>
+            <w:shd w:val="clear" w:color="auto" w:fill="F9FAFB"/>
+          </w:tcPr>
+          <w:p>
+            <w:pPr>
+              <w:spacing w:before="1587"/>
+              <w:jc w:val="center"/>
+            </w:pPr>
+            <w:r>
+              <w:rPr>
+                <w:rFonts w:ascii="Calibri" w:hAnsi="Calibri"/>
+                <w:i/>
+                <w:color w:val="ABB5BF"/>
+                <w:sz w:val="18"/>
+              </w:rPr>
+              <w:t>[ Insérer la capture d'écran ici ]</w:t>
+            </w:r>
+          </w:p>
+        </w:tc>
+      </w:tr>
+    </w:tbl>
+    <w:p>
+      <w:pPr>
+        <w:spacing w:after="240"/>
+      </w:pPr>
+    </w:p>
+    <w:p>
+      <w:pPr>
+        <w:pStyle w:val="Heading3"/>
+      </w:pPr>
+      <w:r>
+        <w:t>4.5 Étape 4 — Sécurité du compte</w:t>
+      </w:r>
+    </w:p>
+    <w:p>
       <w:r>
         <w:rPr>
           <w:rFonts w:ascii="Calibri" w:hAnsi="Calibri"/>
-          <w:i/>
-          <w:color w:val="ABB5BF"/>
-          <w:sz w:val="18"/>
-        </w:rPr>
-        <w:t>[ Insérer la capture d'écran ici ]</w:t>
-      </w:r>
-    </w:p>
-    <w:p>
-      <w:pPr>
-        <w:pStyle w:val="Heading3"/>
-      </w:pPr>
-      <w:r>
-        <w:t>4.5 Étape 4 — Sécurité du compte</w:t>
+          <w:sz w:val="22"/>
+        </w:rPr>
+        <w:t xml:space="preserve">La quatrième et dernière étape de l'inscription rassemble les informations de sécurité. Le préfixe téléphonique s'adapte automatiquement au pays choisi à l'étape 2 — si l'utilisateur a sélectionné le Sénégal, le préfixe </w:t>
+      </w:r>
+      <w:r>
+        <w:rPr>
+          <w:rFonts w:ascii="Courier New" w:hAnsi="Courier New"/>
+          <w:color w:val="DC2626"/>
+          <w:sz w:val="20"/>
+        </w:rPr>
+        <w:t>+221</w:t>
+      </w:r>
+      <w:r>
+        <w:rPr>
+          <w:rFonts w:ascii="Calibri" w:hAnsi="Calibri"/>
+          <w:sz w:val="22"/>
+        </w:rPr>
+        <w:t xml:space="preserve"> et la longueur de 9 chiffres sont appliqués sans aucune manipulation de sa part. La jauge de force du mot de passe est animée en temps réel sur 5 niveaux pour aider l'utilisateur à choisir un mot de passe solide sans lui imposer des règles frustrantes. L'acceptation des CGU est obligatoire et visualisée par une case à cocher qui débloque le bouton de validation : l'utilisateur ne peut pas finaliser son inscription sans les avoir acceptées explicitement.</w:t>
       </w:r>
     </w:p>
     <w:p>
@@ -11017,24 +11417,46 @@
         <w:t>📸  📸 CAPTURE D'ÉCRAN — Inscription Étape 4 (téléphone + jauge mot de passe)</w:t>
       </w:r>
     </w:p>
-    <w:p>
-      <w:pPr>
-        <w:spacing w:before="2835" w:after="240"/>
-        <w:ind w:left="0"/>
-        <w:shd w:val="clear" w:color="auto" w:fill="F9FAFB"/>
-        <w:pBdr>
-          <w:left w:val="single" w:sz="6" w:space="6" w:color="D1D5DB"/>
-        </w:pBdr>
-      </w:pPr>
-      <w:r>
-        <w:rPr>
-          <w:rFonts w:ascii="Calibri" w:hAnsi="Calibri"/>
-          <w:i/>
-          <w:color w:val="ABB5BF"/>
-          <w:sz w:val="18"/>
-        </w:rPr>
-        <w:t>[ Insérer la capture d'écran ici ]</w:t>
-      </w:r>
+    <w:tbl>
+      <w:tblPr>
+        <w:tblStyle w:val="TableGrid"/>
+        <w:tblW w:type="auto" w:w="0"/>
+        <w:tblLook w:firstColumn="1" w:firstRow="1" w:lastColumn="0" w:lastRow="0" w:noHBand="0" w:noVBand="1" w:val="04A0"/>
+      </w:tblPr>
+      <w:tblGrid>
+        <w:gridCol w:w="9406"/>
+      </w:tblGrid>
+      <w:tr>
+        <w:trPr>
+          <w:trHeight w:val="3969" w:hRule="atLeast"/>
+        </w:trPr>
+        <w:tc>
+          <w:tcPr>
+            <w:tcW w:type="dxa" w:w="9406"/>
+            <w:shd w:val="clear" w:color="auto" w:fill="F9FAFB"/>
+          </w:tcPr>
+          <w:p>
+            <w:pPr>
+              <w:spacing w:before="1587"/>
+              <w:jc w:val="center"/>
+            </w:pPr>
+            <w:r>
+              <w:rPr>
+                <w:rFonts w:ascii="Calibri" w:hAnsi="Calibri"/>
+                <w:i/>
+                <w:color w:val="ABB5BF"/>
+                <w:sz w:val="18"/>
+              </w:rPr>
+              <w:t>[ Insérer la capture d'écran ici ]</w:t>
+            </w:r>
+          </w:p>
+        </w:tc>
+      </w:tr>
+    </w:tbl>
+    <w:p>
+      <w:pPr>
+        <w:spacing w:after="240"/>
+      </w:pPr>
     </w:p>
     <w:p>
       <w:pPr>
@@ -11055,31 +11477,62 @@
         <w:t>📸  📸 CAPTURE D'ÉCRAN — Inscription Étape 4 (jauge de force "Excellent")</w:t>
       </w:r>
     </w:p>
-    <w:p>
-      <w:pPr>
-        <w:spacing w:before="2835" w:after="240"/>
-        <w:ind w:left="0"/>
-        <w:shd w:val="clear" w:color="auto" w:fill="F9FAFB"/>
-        <w:pBdr>
-          <w:left w:val="single" w:sz="6" w:space="6" w:color="D1D5DB"/>
-        </w:pBdr>
-      </w:pPr>
+    <w:tbl>
+      <w:tblPr>
+        <w:tblStyle w:val="TableGrid"/>
+        <w:tblW w:type="auto" w:w="0"/>
+        <w:tblLook w:firstColumn="1" w:firstRow="1" w:lastColumn="0" w:lastRow="0" w:noHBand="0" w:noVBand="1" w:val="04A0"/>
+      </w:tblPr>
+      <w:tblGrid>
+        <w:gridCol w:w="9406"/>
+      </w:tblGrid>
+      <w:tr>
+        <w:trPr>
+          <w:trHeight w:val="3969" w:hRule="atLeast"/>
+        </w:trPr>
+        <w:tc>
+          <w:tcPr>
+            <w:tcW w:type="dxa" w:w="9406"/>
+            <w:shd w:val="clear" w:color="auto" w:fill="F9FAFB"/>
+          </w:tcPr>
+          <w:p>
+            <w:pPr>
+              <w:spacing w:before="1587"/>
+              <w:jc w:val="center"/>
+            </w:pPr>
+            <w:r>
+              <w:rPr>
+                <w:rFonts w:ascii="Calibri" w:hAnsi="Calibri"/>
+                <w:i/>
+                <w:color w:val="ABB5BF"/>
+                <w:sz w:val="18"/>
+              </w:rPr>
+              <w:t>[ Insérer la capture d'écran ici ]</w:t>
+            </w:r>
+          </w:p>
+        </w:tc>
+      </w:tr>
+    </w:tbl>
+    <w:p>
+      <w:pPr>
+        <w:spacing w:after="240"/>
+      </w:pPr>
+    </w:p>
+    <w:p>
+      <w:pPr>
+        <w:pStyle w:val="Heading3"/>
+      </w:pPr>
+      <w:r>
+        <w:t>4.6 Soumission et création du compte</w:t>
+      </w:r>
+    </w:p>
+    <w:p>
       <w:r>
         <w:rPr>
           <w:rFonts w:ascii="Calibri" w:hAnsi="Calibri"/>
-          <w:i/>
-          <w:color w:val="ABB5BF"/>
-          <w:sz w:val="18"/>
-        </w:rPr>
-        <w:t>[ Insérer la capture d'écran ici ]</w:t>
-      </w:r>
-    </w:p>
-    <w:p>
-      <w:pPr>
-        <w:pStyle w:val="Heading3"/>
-      </w:pPr>
-      <w:r>
-        <w:t>4.6 Soumission et création du compte</w:t>
+          <w:sz w:val="22"/>
+        </w:rPr>
+        <w:t>Une fois les 4 étapes validées, le bouton « S'INSCRIRE » déclenche une séquence de 5 opérations enchaînées. D'abord la création du compte Firebase Auth, ensuite l'upload de la photo vers Cloudinary (avec un fallback en base64 si la connexion échoue), puis la construction du profil complet, sa sauvegarde dans Firebase Database, et enfin la mise en cache local. Si une erreur survient à n'importe quelle étape, le message correspondant est affiché en français. En cas de succès, l'utilisateur est redirigé vers l'onboarding — un écran de bienvenue qui lui présente les grandes fonctionnalités de l'application avant sa première utilisation.</w:t>
       </w:r>
     </w:p>
     <w:p>
@@ -12186,24 +12639,46 @@
         <w:t>📸  📸 CAPTURE D'ÉCRAN — Bouton S'INSCRIRE actif (toutes étapes valides)</w:t>
       </w:r>
     </w:p>
-    <w:p>
-      <w:pPr>
-        <w:spacing w:before="2835" w:after="240"/>
-        <w:ind w:left="0"/>
-        <w:shd w:val="clear" w:color="auto" w:fill="F9FAFB"/>
-        <w:pBdr>
-          <w:left w:val="single" w:sz="6" w:space="6" w:color="D1D5DB"/>
-        </w:pBdr>
-      </w:pPr>
-      <w:r>
-        <w:rPr>
-          <w:rFonts w:ascii="Calibri" w:hAnsi="Calibri"/>
-          <w:i/>
-          <w:color w:val="ABB5BF"/>
-          <w:sz w:val="18"/>
-        </w:rPr>
-        <w:t>[ Insérer la capture d'écran ici ]</w:t>
-      </w:r>
+    <w:tbl>
+      <w:tblPr>
+        <w:tblStyle w:val="TableGrid"/>
+        <w:tblW w:type="auto" w:w="0"/>
+        <w:tblLook w:firstColumn="1" w:firstRow="1" w:lastColumn="0" w:lastRow="0" w:noHBand="0" w:noVBand="1" w:val="04A0"/>
+      </w:tblPr>
+      <w:tblGrid>
+        <w:gridCol w:w="9406"/>
+      </w:tblGrid>
+      <w:tr>
+        <w:trPr>
+          <w:trHeight w:val="3969" w:hRule="atLeast"/>
+        </w:trPr>
+        <w:tc>
+          <w:tcPr>
+            <w:tcW w:type="dxa" w:w="9406"/>
+            <w:shd w:val="clear" w:color="auto" w:fill="F9FAFB"/>
+          </w:tcPr>
+          <w:p>
+            <w:pPr>
+              <w:spacing w:before="1587"/>
+              <w:jc w:val="center"/>
+            </w:pPr>
+            <w:r>
+              <w:rPr>
+                <w:rFonts w:ascii="Calibri" w:hAnsi="Calibri"/>
+                <w:i/>
+                <w:color w:val="ABB5BF"/>
+                <w:sz w:val="18"/>
+              </w:rPr>
+              <w:t>[ Insérer la capture d'écran ici ]</w:t>
+            </w:r>
+          </w:p>
+        </w:tc>
+      </w:tr>
+    </w:tbl>
+    <w:p>
+      <w:pPr>
+        <w:spacing w:after="240"/>
+      </w:pPr>
     </w:p>
     <w:p>
       <w:pPr>
@@ -12224,31 +12699,62 @@
         <w:t>📸  📸 CAPTURE D'ÉCRAN — Onboarding après inscription réussie</w:t>
       </w:r>
     </w:p>
-    <w:p>
-      <w:pPr>
-        <w:spacing w:before="2835" w:after="240"/>
-        <w:ind w:left="0"/>
-        <w:shd w:val="clear" w:color="auto" w:fill="F9FAFB"/>
-        <w:pBdr>
-          <w:left w:val="single" w:sz="6" w:space="6" w:color="D1D5DB"/>
-        </w:pBdr>
-      </w:pPr>
+    <w:tbl>
+      <w:tblPr>
+        <w:tblStyle w:val="TableGrid"/>
+        <w:tblW w:type="auto" w:w="0"/>
+        <w:tblLook w:firstColumn="1" w:firstRow="1" w:lastColumn="0" w:lastRow="0" w:noHBand="0" w:noVBand="1" w:val="04A0"/>
+      </w:tblPr>
+      <w:tblGrid>
+        <w:gridCol w:w="9406"/>
+      </w:tblGrid>
+      <w:tr>
+        <w:trPr>
+          <w:trHeight w:val="3969" w:hRule="atLeast"/>
+        </w:trPr>
+        <w:tc>
+          <w:tcPr>
+            <w:tcW w:type="dxa" w:w="9406"/>
+            <w:shd w:val="clear" w:color="auto" w:fill="F9FAFB"/>
+          </w:tcPr>
+          <w:p>
+            <w:pPr>
+              <w:spacing w:before="1587"/>
+              <w:jc w:val="center"/>
+            </w:pPr>
+            <w:r>
+              <w:rPr>
+                <w:rFonts w:ascii="Calibri" w:hAnsi="Calibri"/>
+                <w:i/>
+                <w:color w:val="ABB5BF"/>
+                <w:sz w:val="18"/>
+              </w:rPr>
+              <w:t>[ Insérer la capture d'écran ici ]</w:t>
+            </w:r>
+          </w:p>
+        </w:tc>
+      </w:tr>
+    </w:tbl>
+    <w:p>
+      <w:pPr>
+        <w:spacing w:after="240"/>
+      </w:pPr>
+    </w:p>
+    <w:p>
+      <w:pPr>
+        <w:pStyle w:val="Heading2"/>
+      </w:pPr>
+      <w:r>
+        <w:t>5. Page Mot de passe oublié (`page_mot_de_passe_oublie.dart`)</w:t>
+      </w:r>
+    </w:p>
+    <w:p>
       <w:r>
         <w:rPr>
           <w:rFonts w:ascii="Calibri" w:hAnsi="Calibri"/>
-          <w:i/>
-          <w:color w:val="ABB5BF"/>
-          <w:sz w:val="18"/>
-        </w:rPr>
-        <w:t>[ Insérer la capture d'écran ici ]</w:t>
-      </w:r>
-    </w:p>
-    <w:p>
-      <w:pPr>
-        <w:pStyle w:val="Heading2"/>
-      </w:pPr>
-      <w:r>
-        <w:t>5. Page Mot de passe oublié (`page_mot_de_passe_oublie.dart`)</w:t>
+          <w:sz w:val="22"/>
+        </w:rPr>
+        <w:t>La page de réinitialisation du mot de passe est volontairement simple : un champ email, un bouton, et deux états possibles — le formulaire ou la confirmation. Lorsque l'utilisateur soumet son email, Firebase envoie automatiquement un lien de réinitialisation à l'adresse indiquée. Côté application, on bascule sur un écran de confirmation avec une icône verte et un message rassurant qui indique l'adresse à laquelle le lien a été envoyé. On a fait le choix de ne pas distinguer le cas « email inconnu » du cas « email valide », pour éviter d'exposer la liste des comptes existants — c'est une bonne pratique de sécurité courante.</w:t>
       </w:r>
     </w:p>
     <w:p>
@@ -13775,24 +14281,46 @@
         <w:t>📸  📸 CAPTURE D'ÉCRAN — Écran Mot de Passe Oublié (formulaire)</w:t>
       </w:r>
     </w:p>
-    <w:p>
-      <w:pPr>
-        <w:spacing w:before="2835" w:after="240"/>
-        <w:ind w:left="0"/>
-        <w:shd w:val="clear" w:color="auto" w:fill="F9FAFB"/>
-        <w:pBdr>
-          <w:left w:val="single" w:sz="6" w:space="6" w:color="D1D5DB"/>
-        </w:pBdr>
-      </w:pPr>
-      <w:r>
-        <w:rPr>
-          <w:rFonts w:ascii="Calibri" w:hAnsi="Calibri"/>
-          <w:i/>
-          <w:color w:val="ABB5BF"/>
-          <w:sz w:val="18"/>
-        </w:rPr>
-        <w:t>[ Insérer la capture d'écran ici ]</w:t>
-      </w:r>
+    <w:tbl>
+      <w:tblPr>
+        <w:tblStyle w:val="TableGrid"/>
+        <w:tblW w:type="auto" w:w="0"/>
+        <w:tblLook w:firstColumn="1" w:firstRow="1" w:lastColumn="0" w:lastRow="0" w:noHBand="0" w:noVBand="1" w:val="04A0"/>
+      </w:tblPr>
+      <w:tblGrid>
+        <w:gridCol w:w="9406"/>
+      </w:tblGrid>
+      <w:tr>
+        <w:trPr>
+          <w:trHeight w:val="3969" w:hRule="atLeast"/>
+        </w:trPr>
+        <w:tc>
+          <w:tcPr>
+            <w:tcW w:type="dxa" w:w="9406"/>
+            <w:shd w:val="clear" w:color="auto" w:fill="F9FAFB"/>
+          </w:tcPr>
+          <w:p>
+            <w:pPr>
+              <w:spacing w:before="1587"/>
+              <w:jc w:val="center"/>
+            </w:pPr>
+            <w:r>
+              <w:rPr>
+                <w:rFonts w:ascii="Calibri" w:hAnsi="Calibri"/>
+                <w:i/>
+                <w:color w:val="ABB5BF"/>
+                <w:sz w:val="18"/>
+              </w:rPr>
+              <w:t>[ Insérer la capture d'écran ici ]</w:t>
+            </w:r>
+          </w:p>
+        </w:tc>
+      </w:tr>
+    </w:tbl>
+    <w:p>
+      <w:pPr>
+        <w:spacing w:after="240"/>
+      </w:pPr>
     </w:p>
     <w:p>
       <w:pPr>
@@ -13813,24 +14341,46 @@
         <w:t>📸  📸 CAPTURE D'ÉCRAN — Écran Mot de Passe Oublié (confirmation : email envoyé)</w:t>
       </w:r>
     </w:p>
-    <w:p>
-      <w:pPr>
-        <w:spacing w:before="2835" w:after="240"/>
-        <w:ind w:left="0"/>
-        <w:shd w:val="clear" w:color="auto" w:fill="F9FAFB"/>
-        <w:pBdr>
-          <w:left w:val="single" w:sz="6" w:space="6" w:color="D1D5DB"/>
-        </w:pBdr>
-      </w:pPr>
-      <w:r>
-        <w:rPr>
-          <w:rFonts w:ascii="Calibri" w:hAnsi="Calibri"/>
-          <w:i/>
-          <w:color w:val="ABB5BF"/>
-          <w:sz w:val="18"/>
-        </w:rPr>
-        <w:t>[ Insérer la capture d'écran ici ]</w:t>
-      </w:r>
+    <w:tbl>
+      <w:tblPr>
+        <w:tblStyle w:val="TableGrid"/>
+        <w:tblW w:type="auto" w:w="0"/>
+        <w:tblLook w:firstColumn="1" w:firstRow="1" w:lastColumn="0" w:lastRow="0" w:noHBand="0" w:noVBand="1" w:val="04A0"/>
+      </w:tblPr>
+      <w:tblGrid>
+        <w:gridCol w:w="9406"/>
+      </w:tblGrid>
+      <w:tr>
+        <w:trPr>
+          <w:trHeight w:val="3969" w:hRule="atLeast"/>
+        </w:trPr>
+        <w:tc>
+          <w:tcPr>
+            <w:tcW w:type="dxa" w:w="9406"/>
+            <w:shd w:val="clear" w:color="auto" w:fill="F9FAFB"/>
+          </w:tcPr>
+          <w:p>
+            <w:pPr>
+              <w:spacing w:before="1587"/>
+              <w:jc w:val="center"/>
+            </w:pPr>
+            <w:r>
+              <w:rPr>
+                <w:rFonts w:ascii="Calibri" w:hAnsi="Calibri"/>
+                <w:i/>
+                <w:color w:val="ABB5BF"/>
+                <w:sz w:val="18"/>
+              </w:rPr>
+              <w:t>[ Insérer la capture d'écran ici ]</w:t>
+            </w:r>
+          </w:p>
+        </w:tc>
+      </w:tr>
+    </w:tbl>
+    <w:p>
+      <w:pPr>
+        <w:spacing w:after="240"/>
+      </w:pPr>
     </w:p>
     <w:p>
       <w:pPr>
@@ -14773,24 +15323,46 @@
         <w:t>📸  📸 CAPTURE D'ÉCRAN — Dialog de confirmation de déconnexion</w:t>
       </w:r>
     </w:p>
-    <w:p>
-      <w:pPr>
-        <w:spacing w:before="2835" w:after="240"/>
-        <w:ind w:left="0"/>
-        <w:shd w:val="clear" w:color="auto" w:fill="F9FAFB"/>
-        <w:pBdr>
-          <w:left w:val="single" w:sz="6" w:space="6" w:color="D1D5DB"/>
-        </w:pBdr>
-      </w:pPr>
-      <w:r>
-        <w:rPr>
-          <w:rFonts w:ascii="Calibri" w:hAnsi="Calibri"/>
-          <w:i/>
-          <w:color w:val="ABB5BF"/>
-          <w:sz w:val="18"/>
-        </w:rPr>
-        <w:t>[ Insérer la capture d'écran ici ]</w:t>
-      </w:r>
+    <w:tbl>
+      <w:tblPr>
+        <w:tblStyle w:val="TableGrid"/>
+        <w:tblW w:type="auto" w:w="0"/>
+        <w:tblLook w:firstColumn="1" w:firstRow="1" w:lastColumn="0" w:lastRow="0" w:noHBand="0" w:noVBand="1" w:val="04A0"/>
+      </w:tblPr>
+      <w:tblGrid>
+        <w:gridCol w:w="9406"/>
+      </w:tblGrid>
+      <w:tr>
+        <w:trPr>
+          <w:trHeight w:val="3969" w:hRule="atLeast"/>
+        </w:trPr>
+        <w:tc>
+          <w:tcPr>
+            <w:tcW w:type="dxa" w:w="9406"/>
+            <w:shd w:val="clear" w:color="auto" w:fill="F9FAFB"/>
+          </w:tcPr>
+          <w:p>
+            <w:pPr>
+              <w:spacing w:before="1587"/>
+              <w:jc w:val="center"/>
+            </w:pPr>
+            <w:r>
+              <w:rPr>
+                <w:rFonts w:ascii="Calibri" w:hAnsi="Calibri"/>
+                <w:i/>
+                <w:color w:val="ABB5BF"/>
+                <w:sz w:val="18"/>
+              </w:rPr>
+              <w:t>[ Insérer la capture d'écran ici ]</w:t>
+            </w:r>
+          </w:p>
+        </w:tc>
+      </w:tr>
+    </w:tbl>
+    <w:p>
+      <w:pPr>
+        <w:spacing w:after="240"/>
+      </w:pPr>
     </w:p>
     <w:p>
       <w:pPr>
@@ -14811,24 +15383,46 @@
         <w:t>📸  📸 CAPTURE D'ÉCRAN — Retour à l'écran de connexion après déconnexion</w:t>
       </w:r>
     </w:p>
-    <w:p>
-      <w:pPr>
-        <w:spacing w:before="2835" w:after="240"/>
-        <w:ind w:left="0"/>
-        <w:shd w:val="clear" w:color="auto" w:fill="F9FAFB"/>
-        <w:pBdr>
-          <w:left w:val="single" w:sz="6" w:space="6" w:color="D1D5DB"/>
-        </w:pBdr>
-      </w:pPr>
-      <w:r>
-        <w:rPr>
-          <w:rFonts w:ascii="Calibri" w:hAnsi="Calibri"/>
-          <w:i/>
-          <w:color w:val="ABB5BF"/>
-          <w:sz w:val="18"/>
-        </w:rPr>
-        <w:t>[ Insérer la capture d'écran ici ]</w:t>
-      </w:r>
+    <w:tbl>
+      <w:tblPr>
+        <w:tblStyle w:val="TableGrid"/>
+        <w:tblW w:type="auto" w:w="0"/>
+        <w:tblLook w:firstColumn="1" w:firstRow="1" w:lastColumn="0" w:lastRow="0" w:noHBand="0" w:noVBand="1" w:val="04A0"/>
+      </w:tblPr>
+      <w:tblGrid>
+        <w:gridCol w:w="9406"/>
+      </w:tblGrid>
+      <w:tr>
+        <w:trPr>
+          <w:trHeight w:val="3969" w:hRule="atLeast"/>
+        </w:trPr>
+        <w:tc>
+          <w:tcPr>
+            <w:tcW w:type="dxa" w:w="9406"/>
+            <w:shd w:val="clear" w:color="auto" w:fill="F9FAFB"/>
+          </w:tcPr>
+          <w:p>
+            <w:pPr>
+              <w:spacing w:before="1587"/>
+              <w:jc w:val="center"/>
+            </w:pPr>
+            <w:r>
+              <w:rPr>
+                <w:rFonts w:ascii="Calibri" w:hAnsi="Calibri"/>
+                <w:i/>
+                <w:color w:val="ABB5BF"/>
+                <w:sz w:val="18"/>
+              </w:rPr>
+              <w:t>[ Insérer la capture d'écran ici ]</w:t>
+            </w:r>
+          </w:p>
+        </w:tc>
+      </w:tr>
+    </w:tbl>
+    <w:p>
+      <w:pPr>
+        <w:spacing w:after="240"/>
+      </w:pPr>
     </w:p>
     <w:p>
       <w:pPr>
